--- a/Appendices_A_to_D.docx
+++ b/Appendices_A_to_D.docx
@@ -1794,8 +1794,48 @@
     </w:p>
     <w:p>
       <w:pPr>
-        <w:spacing w:before="80" w:after="160" w:line="276" w:lineRule="auto"/>
-        <w:jc w:val="left"/>
+        <w:spacing w:before="120" w:after="40"/>
+        <w:jc w:val="center"/>
+      </w:pPr>
+      <w:r>
+        <w:drawing>
+          <wp:inline xmlns:a="http://schemas.openxmlformats.org/drawingml/2006/main" xmlns:pic="http://schemas.openxmlformats.org/drawingml/2006/picture">
+            <wp:extent cx="5669280" cy="3454718"/>
+            <wp:docPr id="1" name="Picture 1"/>
+            <wp:cNvGraphicFramePr>
+              <a:graphicFrameLocks noChangeAspect="1"/>
+            </wp:cNvGraphicFramePr>
+            <a:graphic>
+              <a:graphicData uri="http://schemas.openxmlformats.org/drawingml/2006/picture">
+                <pic:pic>
+                  <pic:nvPicPr>
+                    <pic:cNvPr id="0" name="fig_a1_landing.png"/>
+                    <pic:cNvPicPr/>
+                  </pic:nvPicPr>
+                  <pic:blipFill>
+                    <a:blip r:embed="rId10"/>
+                    <a:stretch>
+                      <a:fillRect/>
+                    </a:stretch>
+                  </pic:blipFill>
+                  <pic:spPr>
+                    <a:xfrm>
+                      <a:off x="0" y="0"/>
+                      <a:ext cx="5669280" cy="3454718"/>
+                    </a:xfrm>
+                    <a:prstGeom prst="rect"/>
+                  </pic:spPr>
+                </pic:pic>
+              </a:graphicData>
+            </a:graphic>
+          </wp:inline>
+        </w:drawing>
+      </w:r>
+    </w:p>
+    <w:p>
+      <w:pPr>
+        <w:spacing w:before="40" w:after="200" w:line="276" w:lineRule="auto"/>
+        <w:jc w:val="center"/>
       </w:pPr>
       <w:r>
         <w:rPr>
@@ -1805,7 +1845,7 @@
           <w:color w:val="555555"/>
           <w:sz w:val="17"/>
         </w:rPr>
-        <w:t>[Insert Figure A.1: Screenshot of the actual Public Landing Page and Attorney Directory search interface.]</w:t>
+        <w:t>Figure A.1. Public Landing Page and Attorney Directory Search Interface (index.html).</w:t>
       </w:r>
     </w:p>
     <w:p>
@@ -1957,8 +1997,48 @@
     </w:p>
     <w:p>
       <w:pPr>
-        <w:spacing w:before="80" w:after="160" w:line="276" w:lineRule="auto"/>
-        <w:jc w:val="left"/>
+        <w:spacing w:before="120" w:after="40"/>
+        <w:jc w:val="center"/>
+      </w:pPr>
+      <w:r>
+        <w:drawing>
+          <wp:inline xmlns:a="http://schemas.openxmlformats.org/drawingml/2006/main" xmlns:pic="http://schemas.openxmlformats.org/drawingml/2006/picture">
+            <wp:extent cx="5669280" cy="3188970"/>
+            <wp:docPr id="2" name="Picture 2"/>
+            <wp:cNvGraphicFramePr>
+              <a:graphicFrameLocks noChangeAspect="1"/>
+            </wp:cNvGraphicFramePr>
+            <a:graphic>
+              <a:graphicData uri="http://schemas.openxmlformats.org/drawingml/2006/picture">
+                <pic:pic>
+                  <pic:nvPicPr>
+                    <pic:cNvPr id="0" name="fig_a2_profile.png"/>
+                    <pic:cNvPicPr/>
+                  </pic:nvPicPr>
+                  <pic:blipFill>
+                    <a:blip r:embed="rId11"/>
+                    <a:stretch>
+                      <a:fillRect/>
+                    </a:stretch>
+                  </pic:blipFill>
+                  <pic:spPr>
+                    <a:xfrm>
+                      <a:off x="0" y="0"/>
+                      <a:ext cx="5669280" cy="3188970"/>
+                    </a:xfrm>
+                    <a:prstGeom prst="rect"/>
+                  </pic:spPr>
+                </pic:pic>
+              </a:graphicData>
+            </a:graphic>
+          </wp:inline>
+        </w:drawing>
+      </w:r>
+    </w:p>
+    <w:p>
+      <w:pPr>
+        <w:spacing w:before="40" w:after="200" w:line="276" w:lineRule="auto"/>
+        <w:jc w:val="center"/>
       </w:pPr>
       <w:r>
         <w:rPr>
@@ -1968,7 +2048,7 @@
           <w:color w:val="555555"/>
           <w:sz w:val="17"/>
         </w:rPr>
-        <w:t>[Insert Figure A.2: Screenshot of the actual Attorney Profile and Public Case History page.]</w:t>
+        <w:t>Figure A.2. Attorney Profile and Public Case History Page (attorney-profile.html).</w:t>
       </w:r>
     </w:p>
     <w:p>
@@ -2058,8 +2138,48 @@
     </w:p>
     <w:p>
       <w:pPr>
-        <w:spacing w:before="80" w:after="160" w:line="276" w:lineRule="auto"/>
-        <w:jc w:val="left"/>
+        <w:spacing w:before="120" w:after="40"/>
+        <w:jc w:val="center"/>
+      </w:pPr>
+      <w:r>
+        <w:drawing>
+          <wp:inline xmlns:a="http://schemas.openxmlformats.org/drawingml/2006/main" xmlns:pic="http://schemas.openxmlformats.org/drawingml/2006/picture">
+            <wp:extent cx="5669280" cy="3011805"/>
+            <wp:docPr id="3" name="Picture 3"/>
+            <wp:cNvGraphicFramePr>
+              <a:graphicFrameLocks noChangeAspect="1"/>
+            </wp:cNvGraphicFramePr>
+            <a:graphic>
+              <a:graphicData uri="http://schemas.openxmlformats.org/drawingml/2006/picture">
+                <pic:pic>
+                  <pic:nvPicPr>
+                    <pic:cNvPr id="0" name="fig_a3_public_cases.png"/>
+                    <pic:cNvPicPr/>
+                  </pic:nvPicPr>
+                  <pic:blipFill>
+                    <a:blip r:embed="rId12"/>
+                    <a:stretch>
+                      <a:fillRect/>
+                    </a:stretch>
+                  </pic:blipFill>
+                  <pic:spPr>
+                    <a:xfrm>
+                      <a:off x="0" y="0"/>
+                      <a:ext cx="5669280" cy="3011805"/>
+                    </a:xfrm>
+                    <a:prstGeom prst="rect"/>
+                  </pic:spPr>
+                </pic:pic>
+              </a:graphicData>
+            </a:graphic>
+          </wp:inline>
+        </w:drawing>
+      </w:r>
+    </w:p>
+    <w:p>
+      <w:pPr>
+        <w:spacing w:before="40" w:after="200" w:line="276" w:lineRule="auto"/>
+        <w:jc w:val="center"/>
       </w:pPr>
       <w:r>
         <w:rPr>
@@ -2069,7 +2189,7 @@
           <w:color w:val="555555"/>
           <w:sz w:val="17"/>
         </w:rPr>
-        <w:t>[Insert Figure A.3: Screenshot of the actual Public Case Lookup page.]</w:t>
+        <w:t>Figure A.3. Public Case Lookup Interface for Non-Confidential Records (public-cases.html).</w:t>
       </w:r>
     </w:p>
     <w:p>
@@ -2239,13 +2359,53 @@
           <w:color w:val="555555"/>
           <w:sz w:val="17"/>
         </w:rPr>
-        <w:t>Tip — Switching Between Light and Dark Mode: On any page of the system, click the theme button in the top-right navigation bar (☀️ Light / 🌙 Dark) to switch between light and dark display modes.</w:t>
+        <w:t>Tip — Switching Between Light and Dark Mode: On any page of the system, click the theme button in the top-right navigation bar (☀ Light / ☾ Dark) to switch between light and dark display modes.</w:t>
       </w:r>
     </w:p>
     <w:p>
       <w:pPr>
-        <w:spacing w:before="80" w:after="160" w:line="276" w:lineRule="auto"/>
-        <w:jc w:val="left"/>
+        <w:spacing w:before="120" w:after="40"/>
+        <w:jc w:val="center"/>
+      </w:pPr>
+      <w:r>
+        <w:drawing>
+          <wp:inline xmlns:a="http://schemas.openxmlformats.org/drawingml/2006/main" xmlns:pic="http://schemas.openxmlformats.org/drawingml/2006/picture">
+            <wp:extent cx="5669280" cy="3188970"/>
+            <wp:docPr id="4" name="Picture 4"/>
+            <wp:cNvGraphicFramePr>
+              <a:graphicFrameLocks noChangeAspect="1"/>
+            </wp:cNvGraphicFramePr>
+            <a:graphic>
+              <a:graphicData uri="http://schemas.openxmlformats.org/drawingml/2006/picture">
+                <pic:pic>
+                  <pic:nvPicPr>
+                    <pic:cNvPr id="0" name="fig_a4_login_modal.png"/>
+                    <pic:cNvPicPr/>
+                  </pic:nvPicPr>
+                  <pic:blipFill>
+                    <a:blip r:embed="rId13"/>
+                    <a:stretch>
+                      <a:fillRect/>
+                    </a:stretch>
+                  </pic:blipFill>
+                  <pic:spPr>
+                    <a:xfrm>
+                      <a:off x="0" y="0"/>
+                      <a:ext cx="5669280" cy="3188970"/>
+                    </a:xfrm>
+                    <a:prstGeom prst="rect"/>
+                  </pic:spPr>
+                </pic:pic>
+              </a:graphicData>
+            </a:graphic>
+          </wp:inline>
+        </w:drawing>
+      </w:r>
+    </w:p>
+    <w:p>
+      <w:pPr>
+        <w:spacing w:before="40" w:after="200" w:line="276" w:lineRule="auto"/>
+        <w:jc w:val="center"/>
       </w:pPr>
       <w:r>
         <w:rPr>
@@ -2255,7 +2415,7 @@
           <w:color w:val="555555"/>
           <w:sz w:val="17"/>
         </w:rPr>
-        <w:t>[Insert Figure A.4: Screenshot of the actual Staff Portal Sign In modal.]</w:t>
+        <w:t>Figure A.4. Staff Portal Sign In Authentication Modal.</w:t>
       </w:r>
     </w:p>
     <w:p>
@@ -2513,8 +2673,48 @@
     </w:p>
     <w:p>
       <w:pPr>
-        <w:spacing w:before="80" w:after="160" w:line="276" w:lineRule="auto"/>
-        <w:jc w:val="left"/>
+        <w:spacing w:before="120" w:after="40"/>
+        <w:jc w:val="center"/>
+      </w:pPr>
+      <w:r>
+        <w:drawing>
+          <wp:inline xmlns:a="http://schemas.openxmlformats.org/drawingml/2006/main" xmlns:pic="http://schemas.openxmlformats.org/drawingml/2006/picture">
+            <wp:extent cx="5669280" cy="3366135"/>
+            <wp:docPr id="5" name="Picture 5"/>
+            <wp:cNvGraphicFramePr>
+              <a:graphicFrameLocks noChangeAspect="1"/>
+            </wp:cNvGraphicFramePr>
+            <a:graphic>
+              <a:graphicData uri="http://schemas.openxmlformats.org/drawingml/2006/picture">
+                <pic:pic>
+                  <pic:nvPicPr>
+                    <pic:cNvPr id="0" name="fig_a5_dashboard.png"/>
+                    <pic:cNvPicPr/>
+                  </pic:nvPicPr>
+                  <pic:blipFill>
+                    <a:blip r:embed="rId14"/>
+                    <a:stretch>
+                      <a:fillRect/>
+                    </a:stretch>
+                  </pic:blipFill>
+                  <pic:spPr>
+                    <a:xfrm>
+                      <a:off x="0" y="0"/>
+                      <a:ext cx="5669280" cy="3366135"/>
+                    </a:xfrm>
+                    <a:prstGeom prst="rect"/>
+                  </pic:spPr>
+                </pic:pic>
+              </a:graphicData>
+            </a:graphic>
+          </wp:inline>
+        </w:drawing>
+      </w:r>
+    </w:p>
+    <w:p>
+      <w:pPr>
+        <w:spacing w:before="40" w:after="200" w:line="276" w:lineRule="auto"/>
+        <w:jc w:val="center"/>
       </w:pPr>
       <w:r>
         <w:rPr>
@@ -2524,7 +2724,7 @@
           <w:color w:val="555555"/>
           <w:sz w:val="17"/>
         </w:rPr>
-        <w:t>[Insert Figure A.5: Screenshot of the actual Attorney Workspace Dashboard and Managed Case Files table.]</w:t>
+        <w:t>Figure A.5. Attorney Workspace Dashboard, Quick Statistics, and Managed Case Files Table (dashboard.html).</w:t>
       </w:r>
     </w:p>
     <w:p>
@@ -3980,8 +4180,48 @@
     </w:p>
     <w:p>
       <w:pPr>
-        <w:spacing w:before="80" w:after="160" w:line="276" w:lineRule="auto"/>
-        <w:jc w:val="left"/>
+        <w:spacing w:before="120" w:after="40"/>
+        <w:jc w:val="center"/>
+      </w:pPr>
+      <w:r>
+        <w:drawing>
+          <wp:inline xmlns:a="http://schemas.openxmlformats.org/drawingml/2006/main" xmlns:pic="http://schemas.openxmlformats.org/drawingml/2006/picture">
+            <wp:extent cx="5669280" cy="3366135"/>
+            <wp:docPr id="6" name="Picture 6"/>
+            <wp:cNvGraphicFramePr>
+              <a:graphicFrameLocks noChangeAspect="1"/>
+            </wp:cNvGraphicFramePr>
+            <a:graphic>
+              <a:graphicData uri="http://schemas.openxmlformats.org/drawingml/2006/picture">
+                <pic:pic>
+                  <pic:nvPicPr>
+                    <pic:cNvPr id="0" name="fig_a6_create_case_drawer.png"/>
+                    <pic:cNvPicPr/>
+                  </pic:nvPicPr>
+                  <pic:blipFill>
+                    <a:blip r:embed="rId15"/>
+                    <a:stretch>
+                      <a:fillRect/>
+                    </a:stretch>
+                  </pic:blipFill>
+                  <pic:spPr>
+                    <a:xfrm>
+                      <a:off x="0" y="0"/>
+                      <a:ext cx="5669280" cy="3366135"/>
+                    </a:xfrm>
+                    <a:prstGeom prst="rect"/>
+                  </pic:spPr>
+                </pic:pic>
+              </a:graphicData>
+            </a:graphic>
+          </wp:inline>
+        </w:drawing>
+      </w:r>
+    </w:p>
+    <w:p>
+      <w:pPr>
+        <w:spacing w:before="40" w:after="200" w:line="276" w:lineRule="auto"/>
+        <w:jc w:val="center"/>
       </w:pPr>
       <w:r>
         <w:rPr>
@@ -3991,7 +4231,7 @@
           <w:color w:val="555555"/>
           <w:sz w:val="17"/>
         </w:rPr>
-        <w:t>[Insert Figure A.6: Screenshot of the actual Create New Legal Case slide-over drawer.]</w:t>
+        <w:t>Figure A.6. Create New Legal Case Slide-Over Drawer with Auto-Generated Case Number Preview.</w:t>
       </w:r>
     </w:p>
     <w:p>
@@ -4337,8 +4577,48 @@
     </w:p>
     <w:p>
       <w:pPr>
-        <w:spacing w:before="80" w:after="160" w:line="276" w:lineRule="auto"/>
-        <w:jc w:val="left"/>
+        <w:spacing w:before="120" w:after="40"/>
+        <w:jc w:val="center"/>
+      </w:pPr>
+      <w:r>
+        <w:drawing>
+          <wp:inline xmlns:a="http://schemas.openxmlformats.org/drawingml/2006/main" xmlns:pic="http://schemas.openxmlformats.org/drawingml/2006/picture">
+            <wp:extent cx="5669280" cy="3366135"/>
+            <wp:docPr id="7" name="Picture 7"/>
+            <wp:cNvGraphicFramePr>
+              <a:graphicFrameLocks noChangeAspect="1"/>
+            </wp:cNvGraphicFramePr>
+            <a:graphic>
+              <a:graphicData uri="http://schemas.openxmlformats.org/drawingml/2006/picture">
+                <pic:pic>
+                  <pic:nvPicPr>
+                    <pic:cNvPr id="0" name="fig_a7_documents_ocr.png"/>
+                    <pic:cNvPicPr/>
+                  </pic:nvPicPr>
+                  <pic:blipFill>
+                    <a:blip r:embed="rId16"/>
+                    <a:stretch>
+                      <a:fillRect/>
+                    </a:stretch>
+                  </pic:blipFill>
+                  <pic:spPr>
+                    <a:xfrm>
+                      <a:off x="0" y="0"/>
+                      <a:ext cx="5669280" cy="3366135"/>
+                    </a:xfrm>
+                    <a:prstGeom prst="rect"/>
+                  </pic:spPr>
+                </pic:pic>
+              </a:graphicData>
+            </a:graphic>
+          </wp:inline>
+        </w:drawing>
+      </w:r>
+    </w:p>
+    <w:p>
+      <w:pPr>
+        <w:spacing w:before="40" w:after="200" w:line="276" w:lineRule="auto"/>
+        <w:jc w:val="center"/>
       </w:pPr>
       <w:r>
         <w:rPr>
@@ -4348,7 +4628,7 @@
           <w:color w:val="555555"/>
           <w:sz w:val="17"/>
         </w:rPr>
-        <w:t>[Insert Figure A.7: Screenshot of the actual Case File Details page and Upload Case Document modal.]</w:t>
+        <w:t>Figure A.7. Case File Details, Document Archive with Extracted OCR Text, and Upload Document Modal (case-details.html).</w:t>
       </w:r>
     </w:p>
     <w:p>
@@ -4585,8 +4865,48 @@
     </w:p>
     <w:p>
       <w:pPr>
-        <w:spacing w:before="80" w:after="160" w:line="276" w:lineRule="auto"/>
-        <w:jc w:val="left"/>
+        <w:spacing w:before="120" w:after="40"/>
+        <w:jc w:val="center"/>
+      </w:pPr>
+      <w:r>
+        <w:drawing>
+          <wp:inline xmlns:a="http://schemas.openxmlformats.org/drawingml/2006/main" xmlns:pic="http://schemas.openxmlformats.org/drawingml/2006/picture">
+            <wp:extent cx="5669280" cy="3277552"/>
+            <wp:docPr id="8" name="Picture 8"/>
+            <wp:cNvGraphicFramePr>
+              <a:graphicFrameLocks noChangeAspect="1"/>
+            </wp:cNvGraphicFramePr>
+            <a:graphic>
+              <a:graphicData uri="http://schemas.openxmlformats.org/drawingml/2006/picture">
+                <pic:pic>
+                  <pic:nvPicPr>
+                    <pic:cNvPr id="0" name="fig_a8_clients.png"/>
+                    <pic:cNvPicPr/>
+                  </pic:nvPicPr>
+                  <pic:blipFill>
+                    <a:blip r:embed="rId17"/>
+                    <a:stretch>
+                      <a:fillRect/>
+                    </a:stretch>
+                  </pic:blipFill>
+                  <pic:spPr>
+                    <a:xfrm>
+                      <a:off x="0" y="0"/>
+                      <a:ext cx="5669280" cy="3277552"/>
+                    </a:xfrm>
+                    <a:prstGeom prst="rect"/>
+                  </pic:spPr>
+                </pic:pic>
+              </a:graphicData>
+            </a:graphic>
+          </wp:inline>
+        </w:drawing>
+      </w:r>
+    </w:p>
+    <w:p>
+      <w:pPr>
+        <w:spacing w:before="40" w:after="200" w:line="276" w:lineRule="auto"/>
+        <w:jc w:val="center"/>
       </w:pPr>
       <w:r>
         <w:rPr>
@@ -4596,7 +4916,7 @@
           <w:color w:val="555555"/>
           <w:sz w:val="17"/>
         </w:rPr>
-        <w:t>[Insert Figure A.8: Screenshot of the actual Client Profiles page and Linked Clients panel.]</w:t>
+        <w:t>Figure A.8. Client Profiles List and Create New Client Registration Form (clients.html).</w:t>
       </w:r>
     </w:p>
     <w:p>
@@ -4879,8 +5199,48 @@
     </w:p>
     <w:p>
       <w:pPr>
-        <w:spacing w:before="80" w:after="160" w:line="276" w:lineRule="auto"/>
-        <w:jc w:val="left"/>
+        <w:spacing w:before="120" w:after="40"/>
+        <w:jc w:val="center"/>
+      </w:pPr>
+      <w:r>
+        <w:drawing>
+          <wp:inline xmlns:a="http://schemas.openxmlformats.org/drawingml/2006/main" xmlns:pic="http://schemas.openxmlformats.org/drawingml/2006/picture">
+            <wp:extent cx="5669280" cy="3277552"/>
+            <wp:docPr id="9" name="Picture 9"/>
+            <wp:cNvGraphicFramePr>
+              <a:graphicFrameLocks noChangeAspect="1"/>
+            </wp:cNvGraphicFramePr>
+            <a:graphic>
+              <a:graphicData uri="http://schemas.openxmlformats.org/drawingml/2006/picture">
+                <pic:pic>
+                  <pic:nvPicPr>
+                    <pic:cNvPr id="0" name="fig_a9_counsel_hearings.png"/>
+                    <pic:cNvPicPr/>
+                  </pic:nvPicPr>
+                  <pic:blipFill>
+                    <a:blip r:embed="rId18"/>
+                    <a:stretch>
+                      <a:fillRect/>
+                    </a:stretch>
+                  </pic:blipFill>
+                  <pic:spPr>
+                    <a:xfrm>
+                      <a:off x="0" y="0"/>
+                      <a:ext cx="5669280" cy="3277552"/>
+                    </a:xfrm>
+                    <a:prstGeom prst="rect"/>
+                  </pic:spPr>
+                </pic:pic>
+              </a:graphicData>
+            </a:graphic>
+          </wp:inline>
+        </w:drawing>
+      </w:r>
+    </w:p>
+    <w:p>
+      <w:pPr>
+        <w:spacing w:before="40" w:after="200" w:line="276" w:lineRule="auto"/>
+        <w:jc w:val="center"/>
       </w:pPr>
       <w:r>
         <w:rPr>
@@ -4890,7 +5250,7 @@
           <w:color w:val="555555"/>
           <w:sz w:val="17"/>
         </w:rPr>
-        <w:t>[Insert Figure A.9: Screenshot of the actual Assigned Counsel and Scheduled Hearings sections.]</w:t>
+        <w:t>Figure A.9. Assigned Counsel, Linked Clients, and Scheduled Hearings with 1-Hour Conflict Guard.</w:t>
       </w:r>
     </w:p>
     <w:p>
@@ -5151,8 +5511,48 @@
     </w:p>
     <w:p>
       <w:pPr>
-        <w:spacing w:before="80" w:after="160" w:line="276" w:lineRule="auto"/>
-        <w:jc w:val="left"/>
+        <w:spacing w:before="120" w:after="40"/>
+        <w:jc w:val="center"/>
+      </w:pPr>
+      <w:r>
+        <w:drawing>
+          <wp:inline xmlns:a="http://schemas.openxmlformats.org/drawingml/2006/main" xmlns:pic="http://schemas.openxmlformats.org/drawingml/2006/picture">
+            <wp:extent cx="5669280" cy="3277552"/>
+            <wp:docPr id="10" name="Picture 10"/>
+            <wp:cNvGraphicFramePr>
+              <a:graphicFrameLocks noChangeAspect="1"/>
+            </wp:cNvGraphicFramePr>
+            <a:graphic>
+              <a:graphicData uri="http://schemas.openxmlformats.org/drawingml/2006/picture">
+                <pic:pic>
+                  <pic:nvPicPr>
+                    <pic:cNvPr id="0" name="fig_a10_admin.png"/>
+                    <pic:cNvPicPr/>
+                  </pic:nvPicPr>
+                  <pic:blipFill>
+                    <a:blip r:embed="rId19"/>
+                    <a:stretch>
+                      <a:fillRect/>
+                    </a:stretch>
+                  </pic:blipFill>
+                  <pic:spPr>
+                    <a:xfrm>
+                      <a:off x="0" y="0"/>
+                      <a:ext cx="5669280" cy="3277552"/>
+                    </a:xfrm>
+                    <a:prstGeom prst="rect"/>
+                  </pic:spPr>
+                </pic:pic>
+              </a:graphicData>
+            </a:graphic>
+          </wp:inline>
+        </w:drawing>
+      </w:r>
+    </w:p>
+    <w:p>
+      <w:pPr>
+        <w:spacing w:before="40" w:after="200" w:line="276" w:lineRule="auto"/>
+        <w:jc w:val="center"/>
       </w:pPr>
       <w:r>
         <w:rPr>
@@ -5162,7 +5562,7 @@
           <w:color w:val="555555"/>
           <w:sz w:val="17"/>
         </w:rPr>
-        <w:t>[Insert Figure A.10: Screenshot of the actual Administrator Attorney Management page.]</w:t>
+        <w:t>Figure A.10. Administrator Attorney Management and Directory Overview (admin.html).</w:t>
       </w:r>
     </w:p>
     <w:p>

--- a/Appendices_A_to_D.docx
+++ b/Appendices_A_to_D.docx
@@ -15,7 +15,7 @@
       </w:pPr>
       <w:r>
         <w:rPr>
-          <w:rFonts w:ascii="Arial" w:hAnsi="Arial"/>
+          <w:rFonts w:ascii="Century Gothic" w:hAnsi="Century Gothic" w:cs="Century Gothic" w:eastAsia="Century Gothic"/>
           <w:b/>
           <w:i w:val="0"/>
           <w:color w:val="26345B"/>
@@ -31,7 +31,7 @@
       </w:pPr>
       <w:r>
         <w:rPr>
-          <w:rFonts w:ascii="Arial" w:hAnsi="Arial"/>
+          <w:rFonts w:ascii="Century Gothic" w:hAnsi="Century Gothic" w:cs="Century Gothic" w:eastAsia="Century Gothic"/>
           <w:b/>
           <w:i w:val="0"/>
           <w:color w:val="26345B"/>
@@ -47,7 +47,7 @@
       </w:pPr>
       <w:r>
         <w:rPr>
-          <w:rFonts w:ascii="Arial" w:hAnsi="Arial"/>
+          <w:rFonts w:ascii="Century Gothic" w:hAnsi="Century Gothic" w:cs="Century Gothic" w:eastAsia="Century Gothic"/>
           <w:b w:val="0"/>
           <w:i w:val="0"/>
           <w:color w:val="000000"/>
@@ -63,7 +63,7 @@
       </w:pPr>
       <w:r>
         <w:rPr>
-          <w:rFonts w:ascii="Arial" w:hAnsi="Arial"/>
+          <w:rFonts w:ascii="Century Gothic" w:hAnsi="Century Gothic" w:cs="Century Gothic" w:eastAsia="Century Gothic"/>
           <w:b/>
           <w:i w:val="0"/>
           <w:color w:val="26345B"/>
@@ -79,13 +79,13 @@
       </w:pPr>
       <w:r>
         <w:rPr>
-          <w:rFonts w:ascii="Arial" w:hAnsi="Arial"/>
+          <w:rFonts w:ascii="Century Gothic" w:hAnsi="Century Gothic" w:cs="Century Gothic" w:eastAsia="Century Gothic"/>
           <w:b/>
           <w:i w:val="0"/>
           <w:color w:val="26345B"/>
           <w:sz w:val="21"/>
         </w:rPr>
-        <w:t>Appendix B: Curriculum Vitae — Harvard-Style Template</w:t>
+        <w:t>Appendix B: Curriculum Vitae</w:t>
       </w:r>
     </w:p>
     <w:p>
@@ -95,7 +95,7 @@
       </w:pPr>
       <w:r>
         <w:rPr>
-          <w:rFonts w:ascii="Arial" w:hAnsi="Arial"/>
+          <w:rFonts w:ascii="Century Gothic" w:hAnsi="Century Gothic" w:cs="Century Gothic" w:eastAsia="Century Gothic"/>
           <w:b/>
           <w:i w:val="0"/>
           <w:color w:val="26345B"/>
@@ -111,7 +111,7 @@
       </w:pPr>
       <w:r>
         <w:rPr>
-          <w:rFonts w:ascii="Arial" w:hAnsi="Arial"/>
+          <w:rFonts w:ascii="Century Gothic" w:hAnsi="Century Gothic" w:cs="Century Gothic" w:eastAsia="Century Gothic"/>
           <w:b/>
           <w:i w:val="0"/>
           <w:color w:val="26345B"/>
@@ -132,7 +132,7 @@
       </w:pPr>
       <w:r>
         <w:rPr>
-          <w:rFonts w:ascii="Arial" w:hAnsi="Arial"/>
+          <w:rFonts w:ascii="Century Gothic" w:hAnsi="Century Gothic" w:cs="Century Gothic" w:eastAsia="Century Gothic"/>
           <w:b/>
           <w:i w:val="0"/>
           <w:color w:val="26345B"/>
@@ -148,7 +148,7 @@
       </w:pPr>
       <w:r>
         <w:rPr>
-          <w:rFonts w:ascii="Arial" w:hAnsi="Arial"/>
+          <w:rFonts w:ascii="Century Gothic" w:hAnsi="Century Gothic" w:cs="Century Gothic" w:eastAsia="Century Gothic"/>
           <w:b/>
           <w:i w:val="0"/>
           <w:color w:val="26345B"/>
@@ -164,7 +164,7 @@
       </w:pPr>
       <w:r>
         <w:rPr>
-          <w:rFonts w:ascii="Arial" w:hAnsi="Arial"/>
+          <w:rFonts w:ascii="Century Gothic" w:hAnsi="Century Gothic" w:cs="Century Gothic" w:eastAsia="Century Gothic"/>
           <w:b/>
           <w:i w:val="0"/>
           <w:color w:val="26345B"/>
@@ -180,7 +180,7 @@
       </w:pPr>
       <w:r>
         <w:rPr>
-          <w:rFonts w:ascii="Arial" w:hAnsi="Arial"/>
+          <w:rFonts w:ascii="Century Gothic" w:hAnsi="Century Gothic" w:cs="Century Gothic" w:eastAsia="Century Gothic"/>
           <w:b w:val="0"/>
           <w:i w:val="0"/>
           <w:color w:val="000000"/>
@@ -196,7 +196,7 @@
       </w:pPr>
       <w:r>
         <w:rPr>
-          <w:rFonts w:ascii="Arial" w:hAnsi="Arial"/>
+          <w:rFonts w:ascii="Century Gothic" w:hAnsi="Century Gothic" w:cs="Century Gothic" w:eastAsia="Century Gothic"/>
           <w:b w:val="0"/>
           <w:i w:val="0"/>
           <w:color w:val="000000"/>
@@ -212,7 +212,9 @@
       </w:pPr>
       <w:r>
         <w:rPr>
-          <w:rFonts w:ascii="Arial" w:hAnsi="Arial"/>
+          <w:rFonts w:ascii="Century Gothic" w:hAnsi="Century Gothic" w:cs="Century Gothic" w:eastAsia="Century Gothic"/>
+          <w:b w:val="0"/>
+          <w:i w:val="0"/>
           <w:color w:val="000000"/>
           <w:sz w:val="18"/>
         </w:rPr>
@@ -220,8 +222,9 @@
       </w:r>
       <w:r>
         <w:rPr>
-          <w:rFonts w:ascii="Arial" w:hAnsi="Arial"/>
+          <w:rFonts w:ascii="Century Gothic" w:hAnsi="Century Gothic" w:cs="Century Gothic" w:eastAsia="Century Gothic"/>
           <w:b/>
+          <w:i w:val="0"/>
           <w:color w:val="000000"/>
           <w:sz w:val="18"/>
         </w:rPr>
@@ -229,7 +232,9 @@
       </w:r>
       <w:r>
         <w:rPr>
-          <w:rFonts w:ascii="Arial" w:hAnsi="Arial"/>
+          <w:rFonts w:ascii="Century Gothic" w:hAnsi="Century Gothic" w:cs="Century Gothic" w:eastAsia="Century Gothic"/>
+          <w:b w:val="0"/>
+          <w:i w:val="0"/>
           <w:color w:val="000000"/>
           <w:sz w:val="18"/>
         </w:rPr>
@@ -243,7 +248,9 @@
       </w:pPr>
       <w:r>
         <w:rPr>
-          <w:rFonts w:ascii="Arial" w:hAnsi="Arial"/>
+          <w:rFonts w:ascii="Century Gothic" w:hAnsi="Century Gothic" w:cs="Century Gothic" w:eastAsia="Century Gothic"/>
+          <w:b w:val="0"/>
+          <w:i w:val="0"/>
           <w:color w:val="000000"/>
           <w:sz w:val="18"/>
         </w:rPr>
@@ -251,8 +258,9 @@
       </w:r>
       <w:r>
         <w:rPr>
-          <w:rFonts w:ascii="Arial" w:hAnsi="Arial"/>
+          <w:rFonts w:ascii="Century Gothic" w:hAnsi="Century Gothic" w:cs="Century Gothic" w:eastAsia="Century Gothic"/>
           <w:b/>
+          <w:i w:val="0"/>
           <w:color w:val="000000"/>
           <w:sz w:val="18"/>
         </w:rPr>
@@ -260,7 +268,9 @@
       </w:r>
       <w:r>
         <w:rPr>
-          <w:rFonts w:ascii="Arial" w:hAnsi="Arial"/>
+          <w:rFonts w:ascii="Century Gothic" w:hAnsi="Century Gothic" w:cs="Century Gothic" w:eastAsia="Century Gothic"/>
+          <w:b w:val="0"/>
+          <w:i w:val="0"/>
           <w:color w:val="000000"/>
           <w:sz w:val="18"/>
         </w:rPr>
@@ -274,7 +284,7 @@
       </w:pPr>
       <w:r>
         <w:rPr>
-          <w:rFonts w:ascii="Arial" w:hAnsi="Arial"/>
+          <w:rFonts w:ascii="Century Gothic" w:hAnsi="Century Gothic" w:cs="Century Gothic" w:eastAsia="Century Gothic"/>
           <w:b/>
           <w:i w:val="0"/>
           <w:color w:val="000000"/>
@@ -290,7 +300,7 @@
       </w:pPr>
       <w:r>
         <w:rPr>
-          <w:rFonts w:ascii="Arial" w:hAnsi="Arial"/>
+          <w:rFonts w:ascii="Century Gothic" w:hAnsi="Century Gothic" w:cs="Century Gothic" w:eastAsia="Century Gothic"/>
           <w:b w:val="0"/>
           <w:i w:val="0"/>
           <w:color w:val="000000"/>
@@ -337,8 +347,9 @@
             </w:pPr>
             <w:r>
               <w:rPr>
-                <w:rFonts w:ascii="Arial" w:hAnsi="Arial"/>
+                <w:rFonts w:ascii="Century Gothic" w:hAnsi="Century Gothic" w:cs="Century Gothic" w:eastAsia="Century Gothic"/>
                 <w:b/>
+                <w:i w:val="0"/>
                 <w:color w:val="000000"/>
                 <w:sz w:val="16"/>
               </w:rPr>
@@ -364,8 +375,9 @@
             </w:pPr>
             <w:r>
               <w:rPr>
-                <w:rFonts w:ascii="Arial" w:hAnsi="Arial"/>
+                <w:rFonts w:ascii="Century Gothic" w:hAnsi="Century Gothic" w:cs="Century Gothic" w:eastAsia="Century Gothic"/>
                 <w:b/>
+                <w:i w:val="0"/>
                 <w:color w:val="000000"/>
                 <w:sz w:val="16"/>
               </w:rPr>
@@ -391,8 +403,9 @@
             </w:pPr>
             <w:r>
               <w:rPr>
-                <w:rFonts w:ascii="Arial" w:hAnsi="Arial"/>
+                <w:rFonts w:ascii="Century Gothic" w:hAnsi="Century Gothic" w:cs="Century Gothic" w:eastAsia="Century Gothic"/>
                 <w:b/>
+                <w:i w:val="0"/>
                 <w:color w:val="000000"/>
                 <w:sz w:val="16"/>
               </w:rPr>
@@ -419,7 +432,9 @@
             </w:pPr>
             <w:r>
               <w:rPr>
-                <w:rFonts w:ascii="Arial" w:hAnsi="Arial"/>
+                <w:rFonts w:ascii="Century Gothic" w:hAnsi="Century Gothic" w:cs="Century Gothic" w:eastAsia="Century Gothic"/>
+                <w:b w:val="0"/>
+                <w:i w:val="0"/>
                 <w:color w:val="000000"/>
                 <w:sz w:val="16"/>
               </w:rPr>
@@ -444,7 +459,9 @@
             </w:pPr>
             <w:r>
               <w:rPr>
-                <w:rFonts w:ascii="Arial" w:hAnsi="Arial"/>
+                <w:rFonts w:ascii="Century Gothic" w:hAnsi="Century Gothic" w:cs="Century Gothic" w:eastAsia="Century Gothic"/>
+                <w:b w:val="0"/>
+                <w:i w:val="0"/>
                 <w:color w:val="000000"/>
                 <w:sz w:val="16"/>
               </w:rPr>
@@ -469,7 +486,9 @@
             </w:pPr>
             <w:r>
               <w:rPr>
-                <w:rFonts w:ascii="Arial" w:hAnsi="Arial"/>
+                <w:rFonts w:ascii="Century Gothic" w:hAnsi="Century Gothic" w:cs="Century Gothic" w:eastAsia="Century Gothic"/>
+                <w:b w:val="0"/>
+                <w:i w:val="0"/>
                 <w:color w:val="000000"/>
                 <w:sz w:val="16"/>
               </w:rPr>
@@ -496,7 +515,9 @@
             </w:pPr>
             <w:r>
               <w:rPr>
-                <w:rFonts w:ascii="Arial" w:hAnsi="Arial"/>
+                <w:rFonts w:ascii="Century Gothic" w:hAnsi="Century Gothic" w:cs="Century Gothic" w:eastAsia="Century Gothic"/>
+                <w:b w:val="0"/>
+                <w:i w:val="0"/>
                 <w:color w:val="000000"/>
                 <w:sz w:val="16"/>
               </w:rPr>
@@ -521,7 +542,9 @@
             </w:pPr>
             <w:r>
               <w:rPr>
-                <w:rFonts w:ascii="Arial" w:hAnsi="Arial"/>
+                <w:rFonts w:ascii="Century Gothic" w:hAnsi="Century Gothic" w:cs="Century Gothic" w:eastAsia="Century Gothic"/>
+                <w:b w:val="0"/>
+                <w:i w:val="0"/>
                 <w:color w:val="000000"/>
                 <w:sz w:val="16"/>
               </w:rPr>
@@ -546,7 +569,9 @@
             </w:pPr>
             <w:r>
               <w:rPr>
-                <w:rFonts w:ascii="Arial" w:hAnsi="Arial"/>
+                <w:rFonts w:ascii="Century Gothic" w:hAnsi="Century Gothic" w:cs="Century Gothic" w:eastAsia="Century Gothic"/>
+                <w:b w:val="0"/>
+                <w:i w:val="0"/>
                 <w:color w:val="000000"/>
                 <w:sz w:val="16"/>
               </w:rPr>
@@ -573,7 +598,9 @@
             </w:pPr>
             <w:r>
               <w:rPr>
-                <w:rFonts w:ascii="Arial" w:hAnsi="Arial"/>
+                <w:rFonts w:ascii="Century Gothic" w:hAnsi="Century Gothic" w:cs="Century Gothic" w:eastAsia="Century Gothic"/>
+                <w:b w:val="0"/>
+                <w:i w:val="0"/>
                 <w:color w:val="000000"/>
                 <w:sz w:val="16"/>
               </w:rPr>
@@ -598,7 +625,9 @@
             </w:pPr>
             <w:r>
               <w:rPr>
-                <w:rFonts w:ascii="Arial" w:hAnsi="Arial"/>
+                <w:rFonts w:ascii="Century Gothic" w:hAnsi="Century Gothic" w:cs="Century Gothic" w:eastAsia="Century Gothic"/>
+                <w:b w:val="0"/>
+                <w:i w:val="0"/>
                 <w:color w:val="000000"/>
                 <w:sz w:val="16"/>
               </w:rPr>
@@ -623,7 +652,9 @@
             </w:pPr>
             <w:r>
               <w:rPr>
-                <w:rFonts w:ascii="Arial" w:hAnsi="Arial"/>
+                <w:rFonts w:ascii="Century Gothic" w:hAnsi="Century Gothic" w:cs="Century Gothic" w:eastAsia="Century Gothic"/>
+                <w:b w:val="0"/>
+                <w:i w:val="0"/>
                 <w:color w:val="000000"/>
                 <w:sz w:val="16"/>
               </w:rPr>
@@ -650,7 +681,9 @@
             </w:pPr>
             <w:r>
               <w:rPr>
-                <w:rFonts w:ascii="Arial" w:hAnsi="Arial"/>
+                <w:rFonts w:ascii="Century Gothic" w:hAnsi="Century Gothic" w:cs="Century Gothic" w:eastAsia="Century Gothic"/>
+                <w:b w:val="0"/>
+                <w:i w:val="0"/>
                 <w:color w:val="000000"/>
                 <w:sz w:val="16"/>
               </w:rPr>
@@ -675,7 +708,9 @@
             </w:pPr>
             <w:r>
               <w:rPr>
-                <w:rFonts w:ascii="Arial" w:hAnsi="Arial"/>
+                <w:rFonts w:ascii="Century Gothic" w:hAnsi="Century Gothic" w:cs="Century Gothic" w:eastAsia="Century Gothic"/>
+                <w:b w:val="0"/>
+                <w:i w:val="0"/>
                 <w:color w:val="000000"/>
                 <w:sz w:val="16"/>
               </w:rPr>
@@ -700,7 +735,9 @@
             </w:pPr>
             <w:r>
               <w:rPr>
-                <w:rFonts w:ascii="Arial" w:hAnsi="Arial"/>
+                <w:rFonts w:ascii="Century Gothic" w:hAnsi="Century Gothic" w:cs="Century Gothic" w:eastAsia="Century Gothic"/>
+                <w:b w:val="0"/>
+                <w:i w:val="0"/>
                 <w:color w:val="000000"/>
                 <w:sz w:val="16"/>
               </w:rPr>
@@ -727,7 +764,9 @@
             </w:pPr>
             <w:r>
               <w:rPr>
-                <w:rFonts w:ascii="Arial" w:hAnsi="Arial"/>
+                <w:rFonts w:ascii="Century Gothic" w:hAnsi="Century Gothic" w:cs="Century Gothic" w:eastAsia="Century Gothic"/>
+                <w:b w:val="0"/>
+                <w:i w:val="0"/>
                 <w:color w:val="000000"/>
                 <w:sz w:val="16"/>
               </w:rPr>
@@ -752,7 +791,9 @@
             </w:pPr>
             <w:r>
               <w:rPr>
-                <w:rFonts w:ascii="Arial" w:hAnsi="Arial"/>
+                <w:rFonts w:ascii="Century Gothic" w:hAnsi="Century Gothic" w:cs="Century Gothic" w:eastAsia="Century Gothic"/>
+                <w:b w:val="0"/>
+                <w:i w:val="0"/>
                 <w:color w:val="000000"/>
                 <w:sz w:val="16"/>
               </w:rPr>
@@ -777,7 +818,9 @@
             </w:pPr>
             <w:r>
               <w:rPr>
-                <w:rFonts w:ascii="Arial" w:hAnsi="Arial"/>
+                <w:rFonts w:ascii="Century Gothic" w:hAnsi="Century Gothic" w:cs="Century Gothic" w:eastAsia="Century Gothic"/>
+                <w:b w:val="0"/>
+                <w:i w:val="0"/>
                 <w:color w:val="000000"/>
                 <w:sz w:val="16"/>
               </w:rPr>
@@ -804,7 +847,9 @@
             </w:pPr>
             <w:r>
               <w:rPr>
-                <w:rFonts w:ascii="Arial" w:hAnsi="Arial"/>
+                <w:rFonts w:ascii="Century Gothic" w:hAnsi="Century Gothic" w:cs="Century Gothic" w:eastAsia="Century Gothic"/>
+                <w:b w:val="0"/>
+                <w:i w:val="0"/>
                 <w:color w:val="000000"/>
                 <w:sz w:val="16"/>
               </w:rPr>
@@ -829,7 +874,9 @@
             </w:pPr>
             <w:r>
               <w:rPr>
-                <w:rFonts w:ascii="Arial" w:hAnsi="Arial"/>
+                <w:rFonts w:ascii="Century Gothic" w:hAnsi="Century Gothic" w:cs="Century Gothic" w:eastAsia="Century Gothic"/>
+                <w:b w:val="0"/>
+                <w:i w:val="0"/>
                 <w:color w:val="000000"/>
                 <w:sz w:val="16"/>
               </w:rPr>
@@ -854,7 +901,9 @@
             </w:pPr>
             <w:r>
               <w:rPr>
-                <w:rFonts w:ascii="Arial" w:hAnsi="Arial"/>
+                <w:rFonts w:ascii="Century Gothic" w:hAnsi="Century Gothic" w:cs="Century Gothic" w:eastAsia="Century Gothic"/>
+                <w:b w:val="0"/>
+                <w:i w:val="0"/>
                 <w:color w:val="000000"/>
                 <w:sz w:val="16"/>
               </w:rPr>
@@ -876,7 +925,7 @@
       </w:pPr>
       <w:r>
         <w:rPr>
-          <w:rFonts w:ascii="Arial" w:hAnsi="Arial"/>
+          <w:rFonts w:ascii="Century Gothic" w:hAnsi="Century Gothic" w:cs="Century Gothic" w:eastAsia="Century Gothic"/>
           <w:b/>
           <w:i w:val="0"/>
           <w:color w:val="26345B"/>
@@ -892,7 +941,7 @@
       </w:pPr>
       <w:r>
         <w:rPr>
-          <w:rFonts w:ascii="Arial" w:hAnsi="Arial"/>
+          <w:rFonts w:ascii="Century Gothic" w:hAnsi="Century Gothic" w:cs="Century Gothic" w:eastAsia="Century Gothic"/>
           <w:b/>
           <w:i w:val="0"/>
           <w:color w:val="000000"/>
@@ -908,7 +957,9 @@
       </w:pPr>
       <w:r>
         <w:rPr>
-          <w:rFonts w:ascii="Arial" w:hAnsi="Arial"/>
+          <w:rFonts w:ascii="Century Gothic" w:hAnsi="Century Gothic" w:cs="Century Gothic" w:eastAsia="Century Gothic"/>
+          <w:b w:val="0"/>
+          <w:i w:val="0"/>
           <w:color w:val="000000"/>
           <w:sz w:val="18"/>
         </w:rPr>
@@ -916,7 +967,9 @@
       </w:r>
       <w:r>
         <w:rPr>
-          <w:rFonts w:ascii="Arial" w:hAnsi="Arial"/>
+          <w:rFonts w:ascii="Century Gothic" w:hAnsi="Century Gothic" w:cs="Century Gothic" w:eastAsia="Century Gothic"/>
+          <w:b w:val="0"/>
+          <w:i w:val="0"/>
           <w:color w:val="000000"/>
           <w:sz w:val="18"/>
         </w:rPr>
@@ -930,7 +983,9 @@
       </w:pPr>
       <w:r>
         <w:rPr>
-          <w:rFonts w:ascii="Arial" w:hAnsi="Arial"/>
+          <w:rFonts w:ascii="Century Gothic" w:hAnsi="Century Gothic" w:cs="Century Gothic" w:eastAsia="Century Gothic"/>
+          <w:b w:val="0"/>
+          <w:i w:val="0"/>
           <w:color w:val="000000"/>
           <w:sz w:val="18"/>
         </w:rPr>
@@ -938,7 +993,9 @@
       </w:r>
       <w:r>
         <w:rPr>
-          <w:rFonts w:ascii="Arial" w:hAnsi="Arial"/>
+          <w:rFonts w:ascii="Century Gothic" w:hAnsi="Century Gothic" w:cs="Century Gothic" w:eastAsia="Century Gothic"/>
+          <w:b w:val="0"/>
+          <w:i w:val="0"/>
           <w:color w:val="000000"/>
           <w:sz w:val="18"/>
         </w:rPr>
@@ -952,7 +1009,9 @@
       </w:pPr>
       <w:r>
         <w:rPr>
-          <w:rFonts w:ascii="Arial" w:hAnsi="Arial"/>
+          <w:rFonts w:ascii="Century Gothic" w:hAnsi="Century Gothic" w:cs="Century Gothic" w:eastAsia="Century Gothic"/>
+          <w:b w:val="0"/>
+          <w:i w:val="0"/>
           <w:color w:val="000000"/>
           <w:sz w:val="18"/>
         </w:rPr>
@@ -960,7 +1019,9 @@
       </w:r>
       <w:r>
         <w:rPr>
-          <w:rFonts w:ascii="Arial" w:hAnsi="Arial"/>
+          <w:rFonts w:ascii="Century Gothic" w:hAnsi="Century Gothic" w:cs="Century Gothic" w:eastAsia="Century Gothic"/>
+          <w:b w:val="0"/>
+          <w:i w:val="0"/>
           <w:color w:val="000000"/>
           <w:sz w:val="18"/>
         </w:rPr>
@@ -974,7 +1035,9 @@
       </w:pPr>
       <w:r>
         <w:rPr>
-          <w:rFonts w:ascii="Arial" w:hAnsi="Arial"/>
+          <w:rFonts w:ascii="Century Gothic" w:hAnsi="Century Gothic" w:cs="Century Gothic" w:eastAsia="Century Gothic"/>
+          <w:b w:val="0"/>
+          <w:i w:val="0"/>
           <w:color w:val="000000"/>
           <w:sz w:val="18"/>
         </w:rPr>
@@ -982,7 +1045,9 @@
       </w:r>
       <w:r>
         <w:rPr>
-          <w:rFonts w:ascii="Arial" w:hAnsi="Arial"/>
+          <w:rFonts w:ascii="Century Gothic" w:hAnsi="Century Gothic" w:cs="Century Gothic" w:eastAsia="Century Gothic"/>
+          <w:b w:val="0"/>
+          <w:i w:val="0"/>
           <w:color w:val="000000"/>
           <w:sz w:val="18"/>
         </w:rPr>
@@ -996,7 +1061,7 @@
       </w:pPr>
       <w:r>
         <w:rPr>
-          <w:rFonts w:ascii="Arial" w:hAnsi="Arial"/>
+          <w:rFonts w:ascii="Century Gothic" w:hAnsi="Century Gothic" w:cs="Century Gothic" w:eastAsia="Century Gothic"/>
           <w:b/>
           <w:i w:val="0"/>
           <w:color w:val="000000"/>
@@ -1043,8 +1108,9 @@
             </w:pPr>
             <w:r>
               <w:rPr>
-                <w:rFonts w:ascii="Arial" w:hAnsi="Arial"/>
+                <w:rFonts w:ascii="Century Gothic" w:hAnsi="Century Gothic" w:cs="Century Gothic" w:eastAsia="Century Gothic"/>
                 <w:b/>
+                <w:i w:val="0"/>
                 <w:color w:val="000000"/>
                 <w:sz w:val="16"/>
               </w:rPr>
@@ -1070,8 +1136,9 @@
             </w:pPr>
             <w:r>
               <w:rPr>
-                <w:rFonts w:ascii="Arial" w:hAnsi="Arial"/>
+                <w:rFonts w:ascii="Century Gothic" w:hAnsi="Century Gothic" w:cs="Century Gothic" w:eastAsia="Century Gothic"/>
                 <w:b/>
+                <w:i w:val="0"/>
                 <w:color w:val="000000"/>
                 <w:sz w:val="16"/>
               </w:rPr>
@@ -1097,8 +1164,9 @@
             </w:pPr>
             <w:r>
               <w:rPr>
-                <w:rFonts w:ascii="Arial" w:hAnsi="Arial"/>
+                <w:rFonts w:ascii="Century Gothic" w:hAnsi="Century Gothic" w:cs="Century Gothic" w:eastAsia="Century Gothic"/>
                 <w:b/>
+                <w:i w:val="0"/>
                 <w:color w:val="000000"/>
                 <w:sz w:val="16"/>
               </w:rPr>
@@ -1125,7 +1193,9 @@
             </w:pPr>
             <w:r>
               <w:rPr>
-                <w:rFonts w:ascii="Arial" w:hAnsi="Arial"/>
+                <w:rFonts w:ascii="Century Gothic" w:hAnsi="Century Gothic" w:cs="Century Gothic" w:eastAsia="Century Gothic"/>
+                <w:b w:val="0"/>
+                <w:i w:val="0"/>
                 <w:color w:val="000000"/>
                 <w:sz w:val="16"/>
               </w:rPr>
@@ -1150,7 +1220,9 @@
             </w:pPr>
             <w:r>
               <w:rPr>
-                <w:rFonts w:ascii="Arial" w:hAnsi="Arial"/>
+                <w:rFonts w:ascii="Century Gothic" w:hAnsi="Century Gothic" w:cs="Century Gothic" w:eastAsia="Century Gothic"/>
+                <w:b w:val="0"/>
+                <w:i w:val="0"/>
                 <w:color w:val="000000"/>
                 <w:sz w:val="16"/>
               </w:rPr>
@@ -1175,7 +1247,9 @@
             </w:pPr>
             <w:r>
               <w:rPr>
-                <w:rFonts w:ascii="Arial" w:hAnsi="Arial"/>
+                <w:rFonts w:ascii="Century Gothic" w:hAnsi="Century Gothic" w:cs="Century Gothic" w:eastAsia="Century Gothic"/>
+                <w:b w:val="0"/>
+                <w:i w:val="0"/>
                 <w:color w:val="000000"/>
                 <w:sz w:val="16"/>
               </w:rPr>
@@ -1202,7 +1276,9 @@
             </w:pPr>
             <w:r>
               <w:rPr>
-                <w:rFonts w:ascii="Arial" w:hAnsi="Arial"/>
+                <w:rFonts w:ascii="Century Gothic" w:hAnsi="Century Gothic" w:cs="Century Gothic" w:eastAsia="Century Gothic"/>
+                <w:b w:val="0"/>
+                <w:i w:val="0"/>
                 <w:color w:val="000000"/>
                 <w:sz w:val="16"/>
               </w:rPr>
@@ -1227,7 +1303,9 @@
             </w:pPr>
             <w:r>
               <w:rPr>
-                <w:rFonts w:ascii="Arial" w:hAnsi="Arial"/>
+                <w:rFonts w:ascii="Century Gothic" w:hAnsi="Century Gothic" w:cs="Century Gothic" w:eastAsia="Century Gothic"/>
+                <w:b w:val="0"/>
+                <w:i w:val="0"/>
                 <w:color w:val="000000"/>
                 <w:sz w:val="16"/>
               </w:rPr>
@@ -1252,7 +1330,9 @@
             </w:pPr>
             <w:r>
               <w:rPr>
-                <w:rFonts w:ascii="Arial" w:hAnsi="Arial"/>
+                <w:rFonts w:ascii="Century Gothic" w:hAnsi="Century Gothic" w:cs="Century Gothic" w:eastAsia="Century Gothic"/>
+                <w:b w:val="0"/>
+                <w:i w:val="0"/>
                 <w:color w:val="000000"/>
                 <w:sz w:val="16"/>
               </w:rPr>
@@ -1279,7 +1359,9 @@
             </w:pPr>
             <w:r>
               <w:rPr>
-                <w:rFonts w:ascii="Arial" w:hAnsi="Arial"/>
+                <w:rFonts w:ascii="Century Gothic" w:hAnsi="Century Gothic" w:cs="Century Gothic" w:eastAsia="Century Gothic"/>
+                <w:b w:val="0"/>
+                <w:i w:val="0"/>
                 <w:color w:val="000000"/>
                 <w:sz w:val="16"/>
               </w:rPr>
@@ -1304,7 +1386,9 @@
             </w:pPr>
             <w:r>
               <w:rPr>
-                <w:rFonts w:ascii="Arial" w:hAnsi="Arial"/>
+                <w:rFonts w:ascii="Century Gothic" w:hAnsi="Century Gothic" w:cs="Century Gothic" w:eastAsia="Century Gothic"/>
+                <w:b w:val="0"/>
+                <w:i w:val="0"/>
                 <w:color w:val="000000"/>
                 <w:sz w:val="16"/>
               </w:rPr>
@@ -1329,7 +1413,9 @@
             </w:pPr>
             <w:r>
               <w:rPr>
-                <w:rFonts w:ascii="Arial" w:hAnsi="Arial"/>
+                <w:rFonts w:ascii="Century Gothic" w:hAnsi="Century Gothic" w:cs="Century Gothic" w:eastAsia="Century Gothic"/>
+                <w:b w:val="0"/>
+                <w:i w:val="0"/>
                 <w:color w:val="000000"/>
                 <w:sz w:val="16"/>
               </w:rPr>
@@ -1356,7 +1442,9 @@
             </w:pPr>
             <w:r>
               <w:rPr>
-                <w:rFonts w:ascii="Arial" w:hAnsi="Arial"/>
+                <w:rFonts w:ascii="Century Gothic" w:hAnsi="Century Gothic" w:cs="Century Gothic" w:eastAsia="Century Gothic"/>
+                <w:b w:val="0"/>
+                <w:i w:val="0"/>
                 <w:color w:val="000000"/>
                 <w:sz w:val="16"/>
               </w:rPr>
@@ -1381,7 +1469,9 @@
             </w:pPr>
             <w:r>
               <w:rPr>
-                <w:rFonts w:ascii="Arial" w:hAnsi="Arial"/>
+                <w:rFonts w:ascii="Century Gothic" w:hAnsi="Century Gothic" w:cs="Century Gothic" w:eastAsia="Century Gothic"/>
+                <w:b w:val="0"/>
+                <w:i w:val="0"/>
                 <w:color w:val="000000"/>
                 <w:sz w:val="16"/>
               </w:rPr>
@@ -1406,7 +1496,9 @@
             </w:pPr>
             <w:r>
               <w:rPr>
-                <w:rFonts w:ascii="Arial" w:hAnsi="Arial"/>
+                <w:rFonts w:ascii="Century Gothic" w:hAnsi="Century Gothic" w:cs="Century Gothic" w:eastAsia="Century Gothic"/>
+                <w:b w:val="0"/>
+                <w:i w:val="0"/>
                 <w:color w:val="000000"/>
                 <w:sz w:val="16"/>
               </w:rPr>
@@ -1428,7 +1520,7 @@
       </w:pPr>
       <w:r>
         <w:rPr>
-          <w:rFonts w:ascii="Arial" w:hAnsi="Arial"/>
+          <w:rFonts w:ascii="Century Gothic" w:hAnsi="Century Gothic" w:cs="Century Gothic" w:eastAsia="Century Gothic"/>
           <w:b/>
           <w:i w:val="0"/>
           <w:color w:val="000000"/>
@@ -1444,8 +1536,9 @@
       </w:pPr>
       <w:r>
         <w:rPr>
-          <w:rFonts w:ascii="Arial" w:hAnsi="Arial"/>
+          <w:rFonts w:ascii="Century Gothic" w:hAnsi="Century Gothic" w:cs="Century Gothic" w:eastAsia="Century Gothic"/>
           <w:b/>
+          <w:i w:val="0"/>
           <w:color w:val="26345B"/>
           <w:sz w:val="18"/>
         </w:rPr>
@@ -1453,8 +1546,9 @@
       </w:r>
       <w:r>
         <w:rPr>
-          <w:rFonts w:ascii="Arial" w:hAnsi="Arial"/>
+          <w:rFonts w:ascii="Century Gothic" w:hAnsi="Century Gothic" w:cs="Century Gothic" w:eastAsia="Century Gothic"/>
           <w:b/>
+          <w:i w:val="0"/>
           <w:color w:val="000000"/>
           <w:sz w:val="18"/>
         </w:rPr>
@@ -1462,7 +1556,9 @@
       </w:r>
       <w:r>
         <w:rPr>
-          <w:rFonts w:ascii="Arial" w:hAnsi="Arial"/>
+          <w:rFonts w:ascii="Century Gothic" w:hAnsi="Century Gothic" w:cs="Century Gothic" w:eastAsia="Century Gothic"/>
+          <w:b w:val="0"/>
+          <w:i w:val="0"/>
           <w:color w:val="000000"/>
           <w:sz w:val="18"/>
         </w:rPr>
@@ -1476,8 +1572,9 @@
       </w:pPr>
       <w:r>
         <w:rPr>
-          <w:rFonts w:ascii="Arial" w:hAnsi="Arial"/>
+          <w:rFonts w:ascii="Century Gothic" w:hAnsi="Century Gothic" w:cs="Century Gothic" w:eastAsia="Century Gothic"/>
           <w:b/>
+          <w:i w:val="0"/>
           <w:color w:val="26345B"/>
           <w:sz w:val="18"/>
         </w:rPr>
@@ -1485,8 +1582,9 @@
       </w:r>
       <w:r>
         <w:rPr>
-          <w:rFonts w:ascii="Arial" w:hAnsi="Arial"/>
+          <w:rFonts w:ascii="Century Gothic" w:hAnsi="Century Gothic" w:cs="Century Gothic" w:eastAsia="Century Gothic"/>
           <w:b/>
+          <w:i w:val="0"/>
           <w:color w:val="000000"/>
           <w:sz w:val="18"/>
         </w:rPr>
@@ -1494,7 +1592,9 @@
       </w:r>
       <w:r>
         <w:rPr>
-          <w:rFonts w:ascii="Arial" w:hAnsi="Arial"/>
+          <w:rFonts w:ascii="Century Gothic" w:hAnsi="Century Gothic" w:cs="Century Gothic" w:eastAsia="Century Gothic"/>
+          <w:b w:val="0"/>
+          <w:i w:val="0"/>
           <w:color w:val="000000"/>
           <w:sz w:val="18"/>
         </w:rPr>
@@ -1508,8 +1608,9 @@
       </w:pPr>
       <w:r>
         <w:rPr>
-          <w:rFonts w:ascii="Arial" w:hAnsi="Arial"/>
+          <w:rFonts w:ascii="Century Gothic" w:hAnsi="Century Gothic" w:cs="Century Gothic" w:eastAsia="Century Gothic"/>
           <w:b/>
+          <w:i w:val="0"/>
           <w:color w:val="26345B"/>
           <w:sz w:val="18"/>
         </w:rPr>
@@ -1517,8 +1618,9 @@
       </w:r>
       <w:r>
         <w:rPr>
-          <w:rFonts w:ascii="Arial" w:hAnsi="Arial"/>
+          <w:rFonts w:ascii="Century Gothic" w:hAnsi="Century Gothic" w:cs="Century Gothic" w:eastAsia="Century Gothic"/>
           <w:b/>
+          <w:i w:val="0"/>
           <w:color w:val="000000"/>
           <w:sz w:val="18"/>
         </w:rPr>
@@ -1526,7 +1628,9 @@
       </w:r>
       <w:r>
         <w:rPr>
-          <w:rFonts w:ascii="Arial" w:hAnsi="Arial"/>
+          <w:rFonts w:ascii="Century Gothic" w:hAnsi="Century Gothic" w:cs="Century Gothic" w:eastAsia="Century Gothic"/>
+          <w:b w:val="0"/>
+          <w:i w:val="0"/>
           <w:color w:val="000000"/>
           <w:sz w:val="18"/>
         </w:rPr>
@@ -1540,8 +1644,9 @@
       </w:pPr>
       <w:r>
         <w:rPr>
-          <w:rFonts w:ascii="Arial" w:hAnsi="Arial"/>
+          <w:rFonts w:ascii="Century Gothic" w:hAnsi="Century Gothic" w:cs="Century Gothic" w:eastAsia="Century Gothic"/>
           <w:b/>
+          <w:i w:val="0"/>
           <w:color w:val="26345B"/>
           <w:sz w:val="18"/>
         </w:rPr>
@@ -1549,8 +1654,9 @@
       </w:r>
       <w:r>
         <w:rPr>
-          <w:rFonts w:ascii="Arial" w:hAnsi="Arial"/>
+          <w:rFonts w:ascii="Century Gothic" w:hAnsi="Century Gothic" w:cs="Century Gothic" w:eastAsia="Century Gothic"/>
           <w:b/>
+          <w:i w:val="0"/>
           <w:color w:val="000000"/>
           <w:sz w:val="18"/>
         </w:rPr>
@@ -1558,7 +1664,9 @@
       </w:r>
       <w:r>
         <w:rPr>
-          <w:rFonts w:ascii="Arial" w:hAnsi="Arial"/>
+          <w:rFonts w:ascii="Century Gothic" w:hAnsi="Century Gothic" w:cs="Century Gothic" w:eastAsia="Century Gothic"/>
+          <w:b w:val="0"/>
+          <w:i w:val="0"/>
           <w:color w:val="000000"/>
           <w:sz w:val="18"/>
         </w:rPr>
@@ -1572,8 +1680,9 @@
       </w:pPr>
       <w:r>
         <w:rPr>
-          <w:rFonts w:ascii="Arial" w:hAnsi="Arial"/>
+          <w:rFonts w:ascii="Century Gothic" w:hAnsi="Century Gothic" w:cs="Century Gothic" w:eastAsia="Century Gothic"/>
           <w:b/>
+          <w:i w:val="0"/>
           <w:color w:val="26345B"/>
           <w:sz w:val="18"/>
         </w:rPr>
@@ -1581,8 +1690,9 @@
       </w:r>
       <w:r>
         <w:rPr>
-          <w:rFonts w:ascii="Arial" w:hAnsi="Arial"/>
+          <w:rFonts w:ascii="Century Gothic" w:hAnsi="Century Gothic" w:cs="Century Gothic" w:eastAsia="Century Gothic"/>
           <w:b/>
+          <w:i w:val="0"/>
           <w:color w:val="000000"/>
           <w:sz w:val="18"/>
         </w:rPr>
@@ -1590,7 +1700,9 @@
       </w:r>
       <w:r>
         <w:rPr>
-          <w:rFonts w:ascii="Arial" w:hAnsi="Arial"/>
+          <w:rFonts w:ascii="Century Gothic" w:hAnsi="Century Gothic" w:cs="Century Gothic" w:eastAsia="Century Gothic"/>
+          <w:b w:val="0"/>
+          <w:i w:val="0"/>
           <w:color w:val="000000"/>
           <w:sz w:val="18"/>
         </w:rPr>
@@ -1604,8 +1716,9 @@
       </w:pPr>
       <w:r>
         <w:rPr>
-          <w:rFonts w:ascii="Arial" w:hAnsi="Arial"/>
+          <w:rFonts w:ascii="Century Gothic" w:hAnsi="Century Gothic" w:cs="Century Gothic" w:eastAsia="Century Gothic"/>
           <w:b/>
+          <w:i w:val="0"/>
           <w:color w:val="26345B"/>
           <w:sz w:val="18"/>
         </w:rPr>
@@ -1613,8 +1726,9 @@
       </w:r>
       <w:r>
         <w:rPr>
-          <w:rFonts w:ascii="Arial" w:hAnsi="Arial"/>
+          <w:rFonts w:ascii="Century Gothic" w:hAnsi="Century Gothic" w:cs="Century Gothic" w:eastAsia="Century Gothic"/>
           <w:b/>
+          <w:i w:val="0"/>
           <w:color w:val="000000"/>
           <w:sz w:val="18"/>
         </w:rPr>
@@ -1622,7 +1736,9 @@
       </w:r>
       <w:r>
         <w:rPr>
-          <w:rFonts w:ascii="Arial" w:hAnsi="Arial"/>
+          <w:rFonts w:ascii="Century Gothic" w:hAnsi="Century Gothic" w:cs="Century Gothic" w:eastAsia="Century Gothic"/>
+          <w:b w:val="0"/>
+          <w:i w:val="0"/>
           <w:color w:val="000000"/>
           <w:sz w:val="18"/>
         </w:rPr>
@@ -1636,7 +1752,7 @@
       </w:pPr>
       <w:r>
         <w:rPr>
-          <w:rFonts w:ascii="Arial" w:hAnsi="Arial"/>
+          <w:rFonts w:ascii="Century Gothic" w:hAnsi="Century Gothic" w:cs="Century Gothic" w:eastAsia="Century Gothic"/>
           <w:b/>
           <w:i w:val="0"/>
           <w:color w:val="26345B"/>
@@ -1652,7 +1768,7 @@
       </w:pPr>
       <w:r>
         <w:rPr>
-          <w:rFonts w:ascii="Arial" w:hAnsi="Arial"/>
+          <w:rFonts w:ascii="Century Gothic" w:hAnsi="Century Gothic" w:cs="Century Gothic" w:eastAsia="Century Gothic"/>
           <w:b w:val="0"/>
           <w:i w:val="0"/>
           <w:color w:val="000000"/>
@@ -1668,7 +1784,7 @@
       </w:pPr>
       <w:r>
         <w:rPr>
-          <w:rFonts w:ascii="Arial" w:hAnsi="Arial"/>
+          <w:rFonts w:ascii="Century Gothic" w:hAnsi="Century Gothic" w:cs="Century Gothic" w:eastAsia="Century Gothic"/>
           <w:b/>
           <w:i w:val="0"/>
           <w:color w:val="000000"/>
@@ -1684,8 +1800,9 @@
       </w:pPr>
       <w:r>
         <w:rPr>
-          <w:rFonts w:ascii="Arial" w:hAnsi="Arial"/>
+          <w:rFonts w:ascii="Century Gothic" w:hAnsi="Century Gothic" w:cs="Century Gothic" w:eastAsia="Century Gothic"/>
           <w:b/>
+          <w:i w:val="0"/>
           <w:color w:val="26345B"/>
           <w:sz w:val="18"/>
         </w:rPr>
@@ -1693,7 +1810,9 @@
       </w:r>
       <w:r>
         <w:rPr>
-          <w:rFonts w:ascii="Arial" w:hAnsi="Arial"/>
+          <w:rFonts w:ascii="Century Gothic" w:hAnsi="Century Gothic" w:cs="Century Gothic" w:eastAsia="Century Gothic"/>
+          <w:b w:val="0"/>
+          <w:i w:val="0"/>
           <w:color w:val="000000"/>
           <w:sz w:val="18"/>
         </w:rPr>
@@ -1707,8 +1826,9 @@
       </w:pPr>
       <w:r>
         <w:rPr>
-          <w:rFonts w:ascii="Arial" w:hAnsi="Arial"/>
+          <w:rFonts w:ascii="Century Gothic" w:hAnsi="Century Gothic" w:cs="Century Gothic" w:eastAsia="Century Gothic"/>
           <w:b/>
+          <w:i w:val="0"/>
           <w:color w:val="26345B"/>
           <w:sz w:val="18"/>
         </w:rPr>
@@ -1716,7 +1836,9 @@
       </w:r>
       <w:r>
         <w:rPr>
-          <w:rFonts w:ascii="Arial" w:hAnsi="Arial"/>
+          <w:rFonts w:ascii="Century Gothic" w:hAnsi="Century Gothic" w:cs="Century Gothic" w:eastAsia="Century Gothic"/>
+          <w:b w:val="0"/>
+          <w:i w:val="0"/>
           <w:color w:val="000000"/>
           <w:sz w:val="18"/>
         </w:rPr>
@@ -1730,8 +1852,9 @@
       </w:pPr>
       <w:r>
         <w:rPr>
-          <w:rFonts w:ascii="Arial" w:hAnsi="Arial"/>
+          <w:rFonts w:ascii="Century Gothic" w:hAnsi="Century Gothic" w:cs="Century Gothic" w:eastAsia="Century Gothic"/>
           <w:b/>
+          <w:i w:val="0"/>
           <w:color w:val="26345B"/>
           <w:sz w:val="18"/>
         </w:rPr>
@@ -1739,7 +1862,9 @@
       </w:r>
       <w:r>
         <w:rPr>
-          <w:rFonts w:ascii="Arial" w:hAnsi="Arial"/>
+          <w:rFonts w:ascii="Century Gothic" w:hAnsi="Century Gothic" w:cs="Century Gothic" w:eastAsia="Century Gothic"/>
+          <w:b w:val="0"/>
+          <w:i w:val="0"/>
           <w:color w:val="000000"/>
           <w:sz w:val="18"/>
         </w:rPr>
@@ -1753,8 +1878,9 @@
       </w:pPr>
       <w:r>
         <w:rPr>
-          <w:rFonts w:ascii="Arial" w:hAnsi="Arial"/>
+          <w:rFonts w:ascii="Century Gothic" w:hAnsi="Century Gothic" w:cs="Century Gothic" w:eastAsia="Century Gothic"/>
           <w:b/>
+          <w:i w:val="0"/>
           <w:color w:val="26345B"/>
           <w:sz w:val="18"/>
         </w:rPr>
@@ -1762,7 +1888,9 @@
       </w:r>
       <w:r>
         <w:rPr>
-          <w:rFonts w:ascii="Arial" w:hAnsi="Arial"/>
+          <w:rFonts w:ascii="Century Gothic" w:hAnsi="Century Gothic" w:cs="Century Gothic" w:eastAsia="Century Gothic"/>
+          <w:b w:val="0"/>
+          <w:i w:val="0"/>
           <w:color w:val="000000"/>
           <w:sz w:val="18"/>
         </w:rPr>
@@ -1776,8 +1904,9 @@
       </w:pPr>
       <w:r>
         <w:rPr>
-          <w:rFonts w:ascii="Arial" w:hAnsi="Arial"/>
+          <w:rFonts w:ascii="Century Gothic" w:hAnsi="Century Gothic" w:cs="Century Gothic" w:eastAsia="Century Gothic"/>
           <w:b/>
+          <w:i w:val="0"/>
           <w:color w:val="26345B"/>
           <w:sz w:val="18"/>
         </w:rPr>
@@ -1785,7 +1914,9 @@
       </w:r>
       <w:r>
         <w:rPr>
-          <w:rFonts w:ascii="Arial" w:hAnsi="Arial"/>
+          <w:rFonts w:ascii="Century Gothic" w:hAnsi="Century Gothic" w:cs="Century Gothic" w:eastAsia="Century Gothic"/>
+          <w:b w:val="0"/>
+          <w:i w:val="0"/>
           <w:color w:val="000000"/>
           <w:sz w:val="18"/>
         </w:rPr>
@@ -1809,7 +1940,7 @@
               <a:graphicData uri="http://schemas.openxmlformats.org/drawingml/2006/picture">
                 <pic:pic>
                   <pic:nvPicPr>
-                    <pic:cNvPr id="0" name="fig_a1_landing.png"/>
+                    <pic:cNvPr id="0" name="image1.png"/>
                     <pic:cNvPicPr/>
                   </pic:nvPicPr>
                   <pic:blipFill>
@@ -1839,7 +1970,7 @@
       </w:pPr>
       <w:r>
         <w:rPr>
-          <w:rFonts w:ascii="Arial" w:hAnsi="Arial"/>
+          <w:rFonts w:ascii="Century Gothic" w:hAnsi="Century Gothic" w:cs="Century Gothic" w:eastAsia="Century Gothic"/>
           <w:b w:val="0"/>
           <w:i/>
           <w:color w:val="555555"/>
@@ -1855,7 +1986,7 @@
       </w:pPr>
       <w:r>
         <w:rPr>
-          <w:rFonts w:ascii="Arial" w:hAnsi="Arial"/>
+          <w:rFonts w:ascii="Century Gothic" w:hAnsi="Century Gothic" w:cs="Century Gothic" w:eastAsia="Century Gothic"/>
           <w:b/>
           <w:i w:val="0"/>
           <w:color w:val="000000"/>
@@ -1871,8 +2002,9 @@
       </w:pPr>
       <w:r>
         <w:rPr>
-          <w:rFonts w:ascii="Arial" w:hAnsi="Arial"/>
+          <w:rFonts w:ascii="Century Gothic" w:hAnsi="Century Gothic" w:cs="Century Gothic" w:eastAsia="Century Gothic"/>
           <w:b/>
+          <w:i w:val="0"/>
           <w:color w:val="26345B"/>
           <w:sz w:val="18"/>
         </w:rPr>
@@ -1880,7 +2012,9 @@
       </w:r>
       <w:r>
         <w:rPr>
-          <w:rFonts w:ascii="Arial" w:hAnsi="Arial"/>
+          <w:rFonts w:ascii="Century Gothic" w:hAnsi="Century Gothic" w:cs="Century Gothic" w:eastAsia="Century Gothic"/>
+          <w:b w:val="0"/>
+          <w:i w:val="0"/>
           <w:color w:val="000000"/>
           <w:sz w:val="18"/>
         </w:rPr>
@@ -1894,8 +2028,9 @@
       </w:pPr>
       <w:r>
         <w:rPr>
-          <w:rFonts w:ascii="Arial" w:hAnsi="Arial"/>
+          <w:rFonts w:ascii="Century Gothic" w:hAnsi="Century Gothic" w:cs="Century Gothic" w:eastAsia="Century Gothic"/>
           <w:b/>
+          <w:i w:val="0"/>
           <w:color w:val="26345B"/>
           <w:sz w:val="18"/>
         </w:rPr>
@@ -1903,7 +2038,9 @@
       </w:r>
       <w:r>
         <w:rPr>
-          <w:rFonts w:ascii="Arial" w:hAnsi="Arial"/>
+          <w:rFonts w:ascii="Century Gothic" w:hAnsi="Century Gothic" w:cs="Century Gothic" w:eastAsia="Century Gothic"/>
+          <w:b w:val="0"/>
+          <w:i w:val="0"/>
           <w:color w:val="000000"/>
           <w:sz w:val="18"/>
         </w:rPr>
@@ -1917,7 +2054,9 @@
       </w:pPr>
       <w:r>
         <w:rPr>
-          <w:rFonts w:ascii="Arial" w:hAnsi="Arial"/>
+          <w:rFonts w:ascii="Century Gothic" w:hAnsi="Century Gothic" w:cs="Century Gothic" w:eastAsia="Century Gothic"/>
+          <w:b w:val="0"/>
+          <w:i w:val="0"/>
           <w:color w:val="000000"/>
           <w:sz w:val="18"/>
         </w:rPr>
@@ -1925,8 +2064,9 @@
       </w:r>
       <w:r>
         <w:rPr>
-          <w:rFonts w:ascii="Arial" w:hAnsi="Arial"/>
+          <w:rFonts w:ascii="Century Gothic" w:hAnsi="Century Gothic" w:cs="Century Gothic" w:eastAsia="Century Gothic"/>
           <w:b/>
+          <w:i w:val="0"/>
           <w:color w:val="000000"/>
           <w:sz w:val="18"/>
         </w:rPr>
@@ -1934,7 +2074,9 @@
       </w:r>
       <w:r>
         <w:rPr>
-          <w:rFonts w:ascii="Arial" w:hAnsi="Arial"/>
+          <w:rFonts w:ascii="Century Gothic" w:hAnsi="Century Gothic" w:cs="Century Gothic" w:eastAsia="Century Gothic"/>
+          <w:b w:val="0"/>
+          <w:i w:val="0"/>
           <w:color w:val="000000"/>
           <w:sz w:val="18"/>
         </w:rPr>
@@ -1948,7 +2090,9 @@
       </w:pPr>
       <w:r>
         <w:rPr>
-          <w:rFonts w:ascii="Arial" w:hAnsi="Arial"/>
+          <w:rFonts w:ascii="Century Gothic" w:hAnsi="Century Gothic" w:cs="Century Gothic" w:eastAsia="Century Gothic"/>
+          <w:b w:val="0"/>
+          <w:i w:val="0"/>
           <w:color w:val="000000"/>
           <w:sz w:val="18"/>
         </w:rPr>
@@ -1956,8 +2100,9 @@
       </w:r>
       <w:r>
         <w:rPr>
-          <w:rFonts w:ascii="Arial" w:hAnsi="Arial"/>
+          <w:rFonts w:ascii="Century Gothic" w:hAnsi="Century Gothic" w:cs="Century Gothic" w:eastAsia="Century Gothic"/>
           <w:b/>
+          <w:i w:val="0"/>
           <w:color w:val="000000"/>
           <w:sz w:val="18"/>
         </w:rPr>
@@ -1965,7 +2110,9 @@
       </w:r>
       <w:r>
         <w:rPr>
-          <w:rFonts w:ascii="Arial" w:hAnsi="Arial"/>
+          <w:rFonts w:ascii="Century Gothic" w:hAnsi="Century Gothic" w:cs="Century Gothic" w:eastAsia="Century Gothic"/>
+          <w:b w:val="0"/>
+          <w:i w:val="0"/>
           <w:color w:val="000000"/>
           <w:sz w:val="18"/>
         </w:rPr>
@@ -1979,8 +2126,9 @@
       </w:pPr>
       <w:r>
         <w:rPr>
-          <w:rFonts w:ascii="Arial" w:hAnsi="Arial"/>
+          <w:rFonts w:ascii="Century Gothic" w:hAnsi="Century Gothic" w:cs="Century Gothic" w:eastAsia="Century Gothic"/>
           <w:b/>
+          <w:i w:val="0"/>
           <w:color w:val="26345B"/>
           <w:sz w:val="18"/>
         </w:rPr>
@@ -1988,7 +2136,9 @@
       </w:r>
       <w:r>
         <w:rPr>
-          <w:rFonts w:ascii="Arial" w:hAnsi="Arial"/>
+          <w:rFonts w:ascii="Century Gothic" w:hAnsi="Century Gothic" w:cs="Century Gothic" w:eastAsia="Century Gothic"/>
+          <w:b w:val="0"/>
+          <w:i w:val="0"/>
           <w:color w:val="000000"/>
           <w:sz w:val="18"/>
         </w:rPr>
@@ -2012,7 +2162,7 @@
               <a:graphicData uri="http://schemas.openxmlformats.org/drawingml/2006/picture">
                 <pic:pic>
                   <pic:nvPicPr>
-                    <pic:cNvPr id="0" name="fig_a2_profile.png"/>
+                    <pic:cNvPr id="0" name="image2.png"/>
                     <pic:cNvPicPr/>
                   </pic:nvPicPr>
                   <pic:blipFill>
@@ -2042,7 +2192,7 @@
       </w:pPr>
       <w:r>
         <w:rPr>
-          <w:rFonts w:ascii="Arial" w:hAnsi="Arial"/>
+          <w:rFonts w:ascii="Century Gothic" w:hAnsi="Century Gothic" w:cs="Century Gothic" w:eastAsia="Century Gothic"/>
           <w:b w:val="0"/>
           <w:i/>
           <w:color w:val="555555"/>
@@ -2058,7 +2208,7 @@
       </w:pPr>
       <w:r>
         <w:rPr>
-          <w:rFonts w:ascii="Arial" w:hAnsi="Arial"/>
+          <w:rFonts w:ascii="Century Gothic" w:hAnsi="Century Gothic" w:cs="Century Gothic" w:eastAsia="Century Gothic"/>
           <w:b/>
           <w:i w:val="0"/>
           <w:color w:val="000000"/>
@@ -2074,8 +2224,9 @@
       </w:pPr>
       <w:r>
         <w:rPr>
-          <w:rFonts w:ascii="Arial" w:hAnsi="Arial"/>
+          <w:rFonts w:ascii="Century Gothic" w:hAnsi="Century Gothic" w:cs="Century Gothic" w:eastAsia="Century Gothic"/>
           <w:b/>
+          <w:i w:val="0"/>
           <w:color w:val="26345B"/>
           <w:sz w:val="18"/>
         </w:rPr>
@@ -2083,7 +2234,9 @@
       </w:r>
       <w:r>
         <w:rPr>
-          <w:rFonts w:ascii="Arial" w:hAnsi="Arial"/>
+          <w:rFonts w:ascii="Century Gothic" w:hAnsi="Century Gothic" w:cs="Century Gothic" w:eastAsia="Century Gothic"/>
+          <w:b w:val="0"/>
+          <w:i w:val="0"/>
           <w:color w:val="000000"/>
           <w:sz w:val="18"/>
         </w:rPr>
@@ -2097,8 +2250,9 @@
       </w:pPr>
       <w:r>
         <w:rPr>
-          <w:rFonts w:ascii="Arial" w:hAnsi="Arial"/>
+          <w:rFonts w:ascii="Century Gothic" w:hAnsi="Century Gothic" w:cs="Century Gothic" w:eastAsia="Century Gothic"/>
           <w:b/>
+          <w:i w:val="0"/>
           <w:color w:val="26345B"/>
           <w:sz w:val="18"/>
         </w:rPr>
@@ -2106,7 +2260,9 @@
       </w:r>
       <w:r>
         <w:rPr>
-          <w:rFonts w:ascii="Arial" w:hAnsi="Arial"/>
+          <w:rFonts w:ascii="Century Gothic" w:hAnsi="Century Gothic" w:cs="Century Gothic" w:eastAsia="Century Gothic"/>
+          <w:b w:val="0"/>
+          <w:i w:val="0"/>
           <w:color w:val="000000"/>
           <w:sz w:val="18"/>
         </w:rPr>
@@ -2120,8 +2276,9 @@
       </w:pPr>
       <w:r>
         <w:rPr>
-          <w:rFonts w:ascii="Arial" w:hAnsi="Arial"/>
+          <w:rFonts w:ascii="Century Gothic" w:hAnsi="Century Gothic" w:cs="Century Gothic" w:eastAsia="Century Gothic"/>
           <w:b/>
+          <w:i w:val="0"/>
           <w:color w:val="26345B"/>
           <w:sz w:val="18"/>
         </w:rPr>
@@ -2129,7 +2286,9 @@
       </w:r>
       <w:r>
         <w:rPr>
-          <w:rFonts w:ascii="Arial" w:hAnsi="Arial"/>
+          <w:rFonts w:ascii="Century Gothic" w:hAnsi="Century Gothic" w:cs="Century Gothic" w:eastAsia="Century Gothic"/>
+          <w:b w:val="0"/>
+          <w:i w:val="0"/>
           <w:color w:val="000000"/>
           <w:sz w:val="18"/>
         </w:rPr>
@@ -2153,7 +2312,7 @@
               <a:graphicData uri="http://schemas.openxmlformats.org/drawingml/2006/picture">
                 <pic:pic>
                   <pic:nvPicPr>
-                    <pic:cNvPr id="0" name="fig_a3_public_cases.png"/>
+                    <pic:cNvPr id="0" name="image3.png"/>
                     <pic:cNvPicPr/>
                   </pic:nvPicPr>
                   <pic:blipFill>
@@ -2183,7 +2342,7 @@
       </w:pPr>
       <w:r>
         <w:rPr>
-          <w:rFonts w:ascii="Arial" w:hAnsi="Arial"/>
+          <w:rFonts w:ascii="Century Gothic" w:hAnsi="Century Gothic" w:cs="Century Gothic" w:eastAsia="Century Gothic"/>
           <w:b w:val="0"/>
           <w:i/>
           <w:color w:val="555555"/>
@@ -2199,7 +2358,7 @@
       </w:pPr>
       <w:r>
         <w:rPr>
-          <w:rFonts w:ascii="Arial" w:hAnsi="Arial"/>
+          <w:rFonts w:ascii="Century Gothic" w:hAnsi="Century Gothic" w:cs="Century Gothic" w:eastAsia="Century Gothic"/>
           <w:b/>
           <w:i w:val="0"/>
           <w:color w:val="26345B"/>
@@ -2215,8 +2374,9 @@
       </w:pPr>
       <w:r>
         <w:rPr>
-          <w:rFonts w:ascii="Arial" w:hAnsi="Arial"/>
+          <w:rFonts w:ascii="Century Gothic" w:hAnsi="Century Gothic" w:cs="Century Gothic" w:eastAsia="Century Gothic"/>
           <w:b/>
+          <w:i w:val="0"/>
           <w:color w:val="26345B"/>
           <w:sz w:val="18"/>
         </w:rPr>
@@ -2224,7 +2384,9 @@
       </w:r>
       <w:r>
         <w:rPr>
-          <w:rFonts w:ascii="Arial" w:hAnsi="Arial"/>
+          <w:rFonts w:ascii="Century Gothic" w:hAnsi="Century Gothic" w:cs="Century Gothic" w:eastAsia="Century Gothic"/>
+          <w:b w:val="0"/>
+          <w:i w:val="0"/>
           <w:color w:val="000000"/>
           <w:sz w:val="18"/>
         </w:rPr>
@@ -2238,8 +2400,9 @@
       </w:pPr>
       <w:r>
         <w:rPr>
-          <w:rFonts w:ascii="Arial" w:hAnsi="Arial"/>
+          <w:rFonts w:ascii="Century Gothic" w:hAnsi="Century Gothic" w:cs="Century Gothic" w:eastAsia="Century Gothic"/>
           <w:b/>
+          <w:i w:val="0"/>
           <w:color w:val="26345B"/>
           <w:sz w:val="18"/>
         </w:rPr>
@@ -2247,7 +2410,9 @@
       </w:r>
       <w:r>
         <w:rPr>
-          <w:rFonts w:ascii="Arial" w:hAnsi="Arial"/>
+          <w:rFonts w:ascii="Century Gothic" w:hAnsi="Century Gothic" w:cs="Century Gothic" w:eastAsia="Century Gothic"/>
+          <w:b w:val="0"/>
+          <w:i w:val="0"/>
           <w:color w:val="000000"/>
           <w:sz w:val="18"/>
         </w:rPr>
@@ -2261,8 +2426,9 @@
       </w:pPr>
       <w:r>
         <w:rPr>
-          <w:rFonts w:ascii="Arial" w:hAnsi="Arial"/>
+          <w:rFonts w:ascii="Century Gothic" w:hAnsi="Century Gothic" w:cs="Century Gothic" w:eastAsia="Century Gothic"/>
           <w:b/>
+          <w:i w:val="0"/>
           <w:color w:val="26345B"/>
           <w:sz w:val="18"/>
         </w:rPr>
@@ -2270,7 +2436,9 @@
       </w:r>
       <w:r>
         <w:rPr>
-          <w:rFonts w:ascii="Arial" w:hAnsi="Arial"/>
+          <w:rFonts w:ascii="Century Gothic" w:hAnsi="Century Gothic" w:cs="Century Gothic" w:eastAsia="Century Gothic"/>
+          <w:b w:val="0"/>
+          <w:i w:val="0"/>
           <w:color w:val="000000"/>
           <w:sz w:val="18"/>
         </w:rPr>
@@ -2284,8 +2452,9 @@
       </w:pPr>
       <w:r>
         <w:rPr>
-          <w:rFonts w:ascii="Arial" w:hAnsi="Arial"/>
+          <w:rFonts w:ascii="Century Gothic" w:hAnsi="Century Gothic" w:cs="Century Gothic" w:eastAsia="Century Gothic"/>
           <w:b/>
+          <w:i w:val="0"/>
           <w:color w:val="26345B"/>
           <w:sz w:val="18"/>
         </w:rPr>
@@ -2293,7 +2462,9 @@
       </w:r>
       <w:r>
         <w:rPr>
-          <w:rFonts w:ascii="Arial" w:hAnsi="Arial"/>
+          <w:rFonts w:ascii="Century Gothic" w:hAnsi="Century Gothic" w:cs="Century Gothic" w:eastAsia="Century Gothic"/>
+          <w:b w:val="0"/>
+          <w:i w:val="0"/>
           <w:color w:val="000000"/>
           <w:sz w:val="18"/>
         </w:rPr>
@@ -2307,8 +2478,9 @@
       </w:pPr>
       <w:r>
         <w:rPr>
-          <w:rFonts w:ascii="Arial" w:hAnsi="Arial"/>
+          <w:rFonts w:ascii="Century Gothic" w:hAnsi="Century Gothic" w:cs="Century Gothic" w:eastAsia="Century Gothic"/>
           <w:b/>
+          <w:i w:val="0"/>
           <w:color w:val="26345B"/>
           <w:sz w:val="18"/>
         </w:rPr>
@@ -2316,7 +2488,9 @@
       </w:r>
       <w:r>
         <w:rPr>
-          <w:rFonts w:ascii="Arial" w:hAnsi="Arial"/>
+          <w:rFonts w:ascii="Century Gothic" w:hAnsi="Century Gothic" w:cs="Century Gothic" w:eastAsia="Century Gothic"/>
+          <w:b w:val="0"/>
+          <w:i w:val="0"/>
           <w:color w:val="000000"/>
           <w:sz w:val="18"/>
         </w:rPr>
@@ -2330,8 +2504,9 @@
       </w:pPr>
       <w:r>
         <w:rPr>
-          <w:rFonts w:ascii="Arial" w:hAnsi="Arial"/>
+          <w:rFonts w:ascii="Century Gothic" w:hAnsi="Century Gothic" w:cs="Century Gothic" w:eastAsia="Century Gothic"/>
           <w:b/>
+          <w:i w:val="0"/>
           <w:color w:val="26345B"/>
           <w:sz w:val="18"/>
         </w:rPr>
@@ -2339,7 +2514,9 @@
       </w:r>
       <w:r>
         <w:rPr>
-          <w:rFonts w:ascii="Arial" w:hAnsi="Arial"/>
+          <w:rFonts w:ascii="Century Gothic" w:hAnsi="Century Gothic" w:cs="Century Gothic" w:eastAsia="Century Gothic"/>
+          <w:b w:val="0"/>
+          <w:i w:val="0"/>
           <w:color w:val="000000"/>
           <w:sz w:val="18"/>
         </w:rPr>
@@ -2353,7 +2530,7 @@
       </w:pPr>
       <w:r>
         <w:rPr>
-          <w:rFonts w:ascii="Arial" w:hAnsi="Arial"/>
+          <w:rFonts w:ascii="Century Gothic" w:hAnsi="Century Gothic" w:cs="Century Gothic" w:eastAsia="Century Gothic"/>
           <w:b w:val="0"/>
           <w:i/>
           <w:color w:val="555555"/>
@@ -2379,7 +2556,7 @@
               <a:graphicData uri="http://schemas.openxmlformats.org/drawingml/2006/picture">
                 <pic:pic>
                   <pic:nvPicPr>
-                    <pic:cNvPr id="0" name="fig_a4_login_modal.png"/>
+                    <pic:cNvPr id="0" name="image4.png"/>
                     <pic:cNvPicPr/>
                   </pic:nvPicPr>
                   <pic:blipFill>
@@ -2409,7 +2586,7 @@
       </w:pPr>
       <w:r>
         <w:rPr>
-          <w:rFonts w:ascii="Arial" w:hAnsi="Arial"/>
+          <w:rFonts w:ascii="Century Gothic" w:hAnsi="Century Gothic" w:cs="Century Gothic" w:eastAsia="Century Gothic"/>
           <w:b w:val="0"/>
           <w:i/>
           <w:color w:val="555555"/>
@@ -2425,7 +2602,7 @@
       </w:pPr>
       <w:r>
         <w:rPr>
-          <w:rFonts w:ascii="Arial" w:hAnsi="Arial"/>
+          <w:rFonts w:ascii="Century Gothic" w:hAnsi="Century Gothic" w:cs="Century Gothic" w:eastAsia="Century Gothic"/>
           <w:b/>
           <w:i w:val="0"/>
           <w:color w:val="26345B"/>
@@ -2441,7 +2618,7 @@
       </w:pPr>
       <w:r>
         <w:rPr>
-          <w:rFonts w:ascii="Arial" w:hAnsi="Arial"/>
+          <w:rFonts w:ascii="Century Gothic" w:hAnsi="Century Gothic" w:cs="Century Gothic" w:eastAsia="Century Gothic"/>
           <w:b w:val="0"/>
           <w:i w:val="0"/>
           <w:color w:val="000000"/>
@@ -2457,8 +2634,9 @@
       </w:pPr>
       <w:r>
         <w:rPr>
-          <w:rFonts w:ascii="Arial" w:hAnsi="Arial"/>
+          <w:rFonts w:ascii="Century Gothic" w:hAnsi="Century Gothic" w:cs="Century Gothic" w:eastAsia="Century Gothic"/>
           <w:b/>
+          <w:i w:val="0"/>
           <w:color w:val="26345B"/>
           <w:sz w:val="18"/>
         </w:rPr>
@@ -2466,8 +2644,9 @@
       </w:r>
       <w:r>
         <w:rPr>
-          <w:rFonts w:ascii="Arial" w:hAnsi="Arial"/>
+          <w:rFonts w:ascii="Century Gothic" w:hAnsi="Century Gothic" w:cs="Century Gothic" w:eastAsia="Century Gothic"/>
           <w:b/>
+          <w:i w:val="0"/>
           <w:color w:val="000000"/>
           <w:sz w:val="18"/>
         </w:rPr>
@@ -2475,7 +2654,9 @@
       </w:r>
       <w:r>
         <w:rPr>
-          <w:rFonts w:ascii="Arial" w:hAnsi="Arial"/>
+          <w:rFonts w:ascii="Century Gothic" w:hAnsi="Century Gothic" w:cs="Century Gothic" w:eastAsia="Century Gothic"/>
+          <w:b w:val="0"/>
+          <w:i w:val="0"/>
           <w:color w:val="000000"/>
           <w:sz w:val="18"/>
         </w:rPr>
@@ -2489,8 +2670,9 @@
       </w:pPr>
       <w:r>
         <w:rPr>
-          <w:rFonts w:ascii="Arial" w:hAnsi="Arial"/>
+          <w:rFonts w:ascii="Century Gothic" w:hAnsi="Century Gothic" w:cs="Century Gothic" w:eastAsia="Century Gothic"/>
           <w:b/>
+          <w:i w:val="0"/>
           <w:color w:val="26345B"/>
           <w:sz w:val="18"/>
         </w:rPr>
@@ -2498,8 +2680,9 @@
       </w:r>
       <w:r>
         <w:rPr>
-          <w:rFonts w:ascii="Arial" w:hAnsi="Arial"/>
+          <w:rFonts w:ascii="Century Gothic" w:hAnsi="Century Gothic" w:cs="Century Gothic" w:eastAsia="Century Gothic"/>
           <w:b/>
+          <w:i w:val="0"/>
           <w:color w:val="000000"/>
           <w:sz w:val="18"/>
         </w:rPr>
@@ -2507,7 +2690,9 @@
       </w:r>
       <w:r>
         <w:rPr>
-          <w:rFonts w:ascii="Arial" w:hAnsi="Arial"/>
+          <w:rFonts w:ascii="Century Gothic" w:hAnsi="Century Gothic" w:cs="Century Gothic" w:eastAsia="Century Gothic"/>
+          <w:b w:val="0"/>
+          <w:i w:val="0"/>
           <w:color w:val="000000"/>
           <w:sz w:val="18"/>
         </w:rPr>
@@ -2521,8 +2706,9 @@
       </w:pPr>
       <w:r>
         <w:rPr>
-          <w:rFonts w:ascii="Arial" w:hAnsi="Arial"/>
+          <w:rFonts w:ascii="Century Gothic" w:hAnsi="Century Gothic" w:cs="Century Gothic" w:eastAsia="Century Gothic"/>
           <w:b/>
+          <w:i w:val="0"/>
           <w:color w:val="26345B"/>
           <w:sz w:val="18"/>
         </w:rPr>
@@ -2530,8 +2716,9 @@
       </w:r>
       <w:r>
         <w:rPr>
-          <w:rFonts w:ascii="Arial" w:hAnsi="Arial"/>
+          <w:rFonts w:ascii="Century Gothic" w:hAnsi="Century Gothic" w:cs="Century Gothic" w:eastAsia="Century Gothic"/>
           <w:b/>
+          <w:i w:val="0"/>
           <w:color w:val="000000"/>
           <w:sz w:val="18"/>
         </w:rPr>
@@ -2539,7 +2726,9 @@
       </w:r>
       <w:r>
         <w:rPr>
-          <w:rFonts w:ascii="Arial" w:hAnsi="Arial"/>
+          <w:rFonts w:ascii="Century Gothic" w:hAnsi="Century Gothic" w:cs="Century Gothic" w:eastAsia="Century Gothic"/>
+          <w:b w:val="0"/>
+          <w:i w:val="0"/>
           <w:color w:val="000000"/>
           <w:sz w:val="18"/>
         </w:rPr>
@@ -2553,7 +2742,9 @@
       </w:pPr>
       <w:r>
         <w:rPr>
-          <w:rFonts w:ascii="Arial" w:hAnsi="Arial"/>
+          <w:rFonts w:ascii="Century Gothic" w:hAnsi="Century Gothic" w:cs="Century Gothic" w:eastAsia="Century Gothic"/>
+          <w:b w:val="0"/>
+          <w:i w:val="0"/>
           <w:color w:val="000000"/>
           <w:sz w:val="18"/>
         </w:rPr>
@@ -2561,8 +2752,9 @@
       </w:r>
       <w:r>
         <w:rPr>
-          <w:rFonts w:ascii="Arial" w:hAnsi="Arial"/>
+          <w:rFonts w:ascii="Century Gothic" w:hAnsi="Century Gothic" w:cs="Century Gothic" w:eastAsia="Century Gothic"/>
           <w:b/>
+          <w:i w:val="0"/>
           <w:color w:val="000000"/>
           <w:sz w:val="18"/>
         </w:rPr>
@@ -2570,7 +2762,9 @@
       </w:r>
       <w:r>
         <w:rPr>
-          <w:rFonts w:ascii="Arial" w:hAnsi="Arial"/>
+          <w:rFonts w:ascii="Century Gothic" w:hAnsi="Century Gothic" w:cs="Century Gothic" w:eastAsia="Century Gothic"/>
+          <w:b w:val="0"/>
+          <w:i w:val="0"/>
           <w:color w:val="000000"/>
           <w:sz w:val="18"/>
         </w:rPr>
@@ -2584,7 +2778,9 @@
       </w:pPr>
       <w:r>
         <w:rPr>
-          <w:rFonts w:ascii="Arial" w:hAnsi="Arial"/>
+          <w:rFonts w:ascii="Century Gothic" w:hAnsi="Century Gothic" w:cs="Century Gothic" w:eastAsia="Century Gothic"/>
+          <w:b w:val="0"/>
+          <w:i w:val="0"/>
           <w:color w:val="000000"/>
           <w:sz w:val="18"/>
         </w:rPr>
@@ -2592,8 +2788,9 @@
       </w:r>
       <w:r>
         <w:rPr>
-          <w:rFonts w:ascii="Arial" w:hAnsi="Arial"/>
+          <w:rFonts w:ascii="Century Gothic" w:hAnsi="Century Gothic" w:cs="Century Gothic" w:eastAsia="Century Gothic"/>
           <w:b/>
+          <w:i w:val="0"/>
           <w:color w:val="000000"/>
           <w:sz w:val="18"/>
         </w:rPr>
@@ -2601,7 +2798,9 @@
       </w:r>
       <w:r>
         <w:rPr>
-          <w:rFonts w:ascii="Arial" w:hAnsi="Arial"/>
+          <w:rFonts w:ascii="Century Gothic" w:hAnsi="Century Gothic" w:cs="Century Gothic" w:eastAsia="Century Gothic"/>
+          <w:b w:val="0"/>
+          <w:i w:val="0"/>
           <w:color w:val="000000"/>
           <w:sz w:val="18"/>
         </w:rPr>
@@ -2615,7 +2814,9 @@
       </w:pPr>
       <w:r>
         <w:rPr>
-          <w:rFonts w:ascii="Arial" w:hAnsi="Arial"/>
+          <w:rFonts w:ascii="Century Gothic" w:hAnsi="Century Gothic" w:cs="Century Gothic" w:eastAsia="Century Gothic"/>
+          <w:b w:val="0"/>
+          <w:i w:val="0"/>
           <w:color w:val="000000"/>
           <w:sz w:val="18"/>
         </w:rPr>
@@ -2623,8 +2824,9 @@
       </w:r>
       <w:r>
         <w:rPr>
-          <w:rFonts w:ascii="Arial" w:hAnsi="Arial"/>
+          <w:rFonts w:ascii="Century Gothic" w:hAnsi="Century Gothic" w:cs="Century Gothic" w:eastAsia="Century Gothic"/>
           <w:b/>
+          <w:i w:val="0"/>
           <w:color w:val="000000"/>
           <w:sz w:val="18"/>
         </w:rPr>
@@ -2632,7 +2834,9 @@
       </w:r>
       <w:r>
         <w:rPr>
-          <w:rFonts w:ascii="Arial" w:hAnsi="Arial"/>
+          <w:rFonts w:ascii="Century Gothic" w:hAnsi="Century Gothic" w:cs="Century Gothic" w:eastAsia="Century Gothic"/>
+          <w:b w:val="0"/>
+          <w:i w:val="0"/>
           <w:color w:val="000000"/>
           <w:sz w:val="18"/>
         </w:rPr>
@@ -2646,8 +2850,9 @@
       </w:pPr>
       <w:r>
         <w:rPr>
-          <w:rFonts w:ascii="Arial" w:hAnsi="Arial"/>
+          <w:rFonts w:ascii="Century Gothic" w:hAnsi="Century Gothic" w:cs="Century Gothic" w:eastAsia="Century Gothic"/>
           <w:b/>
+          <w:i w:val="0"/>
           <w:color w:val="26345B"/>
           <w:sz w:val="18"/>
         </w:rPr>
@@ -2655,8 +2860,9 @@
       </w:r>
       <w:r>
         <w:rPr>
-          <w:rFonts w:ascii="Arial" w:hAnsi="Arial"/>
+          <w:rFonts w:ascii="Century Gothic" w:hAnsi="Century Gothic" w:cs="Century Gothic" w:eastAsia="Century Gothic"/>
           <w:b/>
+          <w:i w:val="0"/>
           <w:color w:val="000000"/>
           <w:sz w:val="18"/>
         </w:rPr>
@@ -2664,7 +2870,9 @@
       </w:r>
       <w:r>
         <w:rPr>
-          <w:rFonts w:ascii="Arial" w:hAnsi="Arial"/>
+          <w:rFonts w:ascii="Century Gothic" w:hAnsi="Century Gothic" w:cs="Century Gothic" w:eastAsia="Century Gothic"/>
+          <w:b w:val="0"/>
+          <w:i w:val="0"/>
           <w:color w:val="000000"/>
           <w:sz w:val="18"/>
         </w:rPr>
@@ -2688,7 +2896,7 @@
               <a:graphicData uri="http://schemas.openxmlformats.org/drawingml/2006/picture">
                 <pic:pic>
                   <pic:nvPicPr>
-                    <pic:cNvPr id="0" name="fig_a5_dashboard.png"/>
+                    <pic:cNvPr id="0" name="image5.png"/>
                     <pic:cNvPicPr/>
                   </pic:nvPicPr>
                   <pic:blipFill>
@@ -2718,7 +2926,7 @@
       </w:pPr>
       <w:r>
         <w:rPr>
-          <w:rFonts w:ascii="Arial" w:hAnsi="Arial"/>
+          <w:rFonts w:ascii="Century Gothic" w:hAnsi="Century Gothic" w:cs="Century Gothic" w:eastAsia="Century Gothic"/>
           <w:b w:val="0"/>
           <w:i/>
           <w:color w:val="555555"/>
@@ -2734,7 +2942,7 @@
       </w:pPr>
       <w:r>
         <w:rPr>
-          <w:rFonts w:ascii="Arial" w:hAnsi="Arial"/>
+          <w:rFonts w:ascii="Century Gothic" w:hAnsi="Century Gothic" w:cs="Century Gothic" w:eastAsia="Century Gothic"/>
           <w:b/>
           <w:i w:val="0"/>
           <w:color w:val="26345B"/>
@@ -2750,7 +2958,7 @@
       </w:pPr>
       <w:r>
         <w:rPr>
-          <w:rFonts w:ascii="Arial" w:hAnsi="Arial"/>
+          <w:rFonts w:ascii="Century Gothic" w:hAnsi="Century Gothic" w:cs="Century Gothic" w:eastAsia="Century Gothic"/>
           <w:b w:val="0"/>
           <w:i w:val="0"/>
           <w:color w:val="000000"/>
@@ -2766,8 +2974,9 @@
       </w:pPr>
       <w:r>
         <w:rPr>
-          <w:rFonts w:ascii="Arial" w:hAnsi="Arial"/>
+          <w:rFonts w:ascii="Century Gothic" w:hAnsi="Century Gothic" w:cs="Century Gothic" w:eastAsia="Century Gothic"/>
           <w:b/>
+          <w:i w:val="0"/>
           <w:color w:val="26345B"/>
           <w:sz w:val="18"/>
         </w:rPr>
@@ -2775,7 +2984,9 @@
       </w:r>
       <w:r>
         <w:rPr>
-          <w:rFonts w:ascii="Arial" w:hAnsi="Arial"/>
+          <w:rFonts w:ascii="Century Gothic" w:hAnsi="Century Gothic" w:cs="Century Gothic" w:eastAsia="Century Gothic"/>
+          <w:b w:val="0"/>
+          <w:i w:val="0"/>
           <w:color w:val="000000"/>
           <w:sz w:val="18"/>
         </w:rPr>
@@ -2789,8 +3000,9 @@
       </w:pPr>
       <w:r>
         <w:rPr>
-          <w:rFonts w:ascii="Arial" w:hAnsi="Arial"/>
+          <w:rFonts w:ascii="Century Gothic" w:hAnsi="Century Gothic" w:cs="Century Gothic" w:eastAsia="Century Gothic"/>
           <w:b/>
+          <w:i w:val="0"/>
           <w:color w:val="26345B"/>
           <w:sz w:val="18"/>
         </w:rPr>
@@ -2798,7 +3010,9 @@
       </w:r>
       <w:r>
         <w:rPr>
-          <w:rFonts w:ascii="Arial" w:hAnsi="Arial"/>
+          <w:rFonts w:ascii="Century Gothic" w:hAnsi="Century Gothic" w:cs="Century Gothic" w:eastAsia="Century Gothic"/>
+          <w:b w:val="0"/>
+          <w:i w:val="0"/>
           <w:color w:val="000000"/>
           <w:sz w:val="18"/>
         </w:rPr>
@@ -2812,8 +3026,9 @@
       </w:pPr>
       <w:r>
         <w:rPr>
-          <w:rFonts w:ascii="Arial" w:hAnsi="Arial"/>
+          <w:rFonts w:ascii="Century Gothic" w:hAnsi="Century Gothic" w:cs="Century Gothic" w:eastAsia="Century Gothic"/>
           <w:b/>
+          <w:i w:val="0"/>
           <w:color w:val="26345B"/>
           <w:sz w:val="18"/>
         </w:rPr>
@@ -2821,7 +3036,9 @@
       </w:r>
       <w:r>
         <w:rPr>
-          <w:rFonts w:ascii="Arial" w:hAnsi="Arial"/>
+          <w:rFonts w:ascii="Century Gothic" w:hAnsi="Century Gothic" w:cs="Century Gothic" w:eastAsia="Century Gothic"/>
+          <w:b w:val="0"/>
+          <w:i w:val="0"/>
           <w:color w:val="000000"/>
           <w:sz w:val="18"/>
         </w:rPr>
@@ -2867,8 +3084,9 @@
             </w:pPr>
             <w:r>
               <w:rPr>
-                <w:rFonts w:ascii="Arial" w:hAnsi="Arial"/>
+                <w:rFonts w:ascii="Century Gothic" w:hAnsi="Century Gothic" w:cs="Century Gothic" w:eastAsia="Century Gothic"/>
                 <w:b/>
+                <w:i w:val="0"/>
                 <w:color w:val="000000"/>
                 <w:sz w:val="16"/>
               </w:rPr>
@@ -2894,8 +3112,9 @@
             </w:pPr>
             <w:r>
               <w:rPr>
-                <w:rFonts w:ascii="Arial" w:hAnsi="Arial"/>
+                <w:rFonts w:ascii="Century Gothic" w:hAnsi="Century Gothic" w:cs="Century Gothic" w:eastAsia="Century Gothic"/>
                 <w:b/>
+                <w:i w:val="0"/>
                 <w:color w:val="000000"/>
                 <w:sz w:val="16"/>
               </w:rPr>
@@ -2921,8 +3140,9 @@
             </w:pPr>
             <w:r>
               <w:rPr>
-                <w:rFonts w:ascii="Arial" w:hAnsi="Arial"/>
+                <w:rFonts w:ascii="Century Gothic" w:hAnsi="Century Gothic" w:cs="Century Gothic" w:eastAsia="Century Gothic"/>
                 <w:b/>
+                <w:i w:val="0"/>
                 <w:color w:val="000000"/>
                 <w:sz w:val="16"/>
               </w:rPr>
@@ -2948,8 +3168,9 @@
             </w:pPr>
             <w:r>
               <w:rPr>
-                <w:rFonts w:ascii="Arial" w:hAnsi="Arial"/>
+                <w:rFonts w:ascii="Century Gothic" w:hAnsi="Century Gothic" w:cs="Century Gothic" w:eastAsia="Century Gothic"/>
                 <w:b/>
+                <w:i w:val="0"/>
                 <w:color w:val="000000"/>
                 <w:sz w:val="16"/>
               </w:rPr>
@@ -2976,7 +3197,9 @@
             </w:pPr>
             <w:r>
               <w:rPr>
-                <w:rFonts w:ascii="Arial" w:hAnsi="Arial"/>
+                <w:rFonts w:ascii="Century Gothic" w:hAnsi="Century Gothic" w:cs="Century Gothic" w:eastAsia="Century Gothic"/>
+                <w:b w:val="0"/>
+                <w:i w:val="0"/>
                 <w:color w:val="000000"/>
                 <w:sz w:val="16"/>
               </w:rPr>
@@ -3001,7 +3224,9 @@
             </w:pPr>
             <w:r>
               <w:rPr>
-                <w:rFonts w:ascii="Arial" w:hAnsi="Arial"/>
+                <w:rFonts w:ascii="Century Gothic" w:hAnsi="Century Gothic" w:cs="Century Gothic" w:eastAsia="Century Gothic"/>
+                <w:b w:val="0"/>
+                <w:i w:val="0"/>
                 <w:color w:val="000000"/>
                 <w:sz w:val="16"/>
               </w:rPr>
@@ -3026,7 +3251,9 @@
             </w:pPr>
             <w:r>
               <w:rPr>
-                <w:rFonts w:ascii="Arial" w:hAnsi="Arial"/>
+                <w:rFonts w:ascii="Century Gothic" w:hAnsi="Century Gothic" w:cs="Century Gothic" w:eastAsia="Century Gothic"/>
+                <w:b w:val="0"/>
+                <w:i w:val="0"/>
                 <w:color w:val="000000"/>
                 <w:sz w:val="16"/>
               </w:rPr>
@@ -3051,7 +3278,9 @@
             </w:pPr>
             <w:r>
               <w:rPr>
-                <w:rFonts w:ascii="Arial" w:hAnsi="Arial"/>
+                <w:rFonts w:ascii="Century Gothic" w:hAnsi="Century Gothic" w:cs="Century Gothic" w:eastAsia="Century Gothic"/>
+                <w:b w:val="0"/>
+                <w:i w:val="0"/>
                 <w:color w:val="000000"/>
                 <w:sz w:val="16"/>
               </w:rPr>
@@ -3078,7 +3307,9 @@
             </w:pPr>
             <w:r>
               <w:rPr>
-                <w:rFonts w:ascii="Arial" w:hAnsi="Arial"/>
+                <w:rFonts w:ascii="Century Gothic" w:hAnsi="Century Gothic" w:cs="Century Gothic" w:eastAsia="Century Gothic"/>
+                <w:b w:val="0"/>
+                <w:i w:val="0"/>
                 <w:color w:val="000000"/>
                 <w:sz w:val="16"/>
               </w:rPr>
@@ -3103,7 +3334,9 @@
             </w:pPr>
             <w:r>
               <w:rPr>
-                <w:rFonts w:ascii="Arial" w:hAnsi="Arial"/>
+                <w:rFonts w:ascii="Century Gothic" w:hAnsi="Century Gothic" w:cs="Century Gothic" w:eastAsia="Century Gothic"/>
+                <w:b w:val="0"/>
+                <w:i w:val="0"/>
                 <w:color w:val="000000"/>
                 <w:sz w:val="16"/>
               </w:rPr>
@@ -3128,7 +3361,9 @@
             </w:pPr>
             <w:r>
               <w:rPr>
-                <w:rFonts w:ascii="Arial" w:hAnsi="Arial"/>
+                <w:rFonts w:ascii="Century Gothic" w:hAnsi="Century Gothic" w:cs="Century Gothic" w:eastAsia="Century Gothic"/>
+                <w:b w:val="0"/>
+                <w:i w:val="0"/>
                 <w:color w:val="000000"/>
                 <w:sz w:val="16"/>
               </w:rPr>
@@ -3153,7 +3388,9 @@
             </w:pPr>
             <w:r>
               <w:rPr>
-                <w:rFonts w:ascii="Arial" w:hAnsi="Arial"/>
+                <w:rFonts w:ascii="Century Gothic" w:hAnsi="Century Gothic" w:cs="Century Gothic" w:eastAsia="Century Gothic"/>
+                <w:b w:val="0"/>
+                <w:i w:val="0"/>
                 <w:color w:val="000000"/>
                 <w:sz w:val="16"/>
               </w:rPr>
@@ -3180,7 +3417,9 @@
             </w:pPr>
             <w:r>
               <w:rPr>
-                <w:rFonts w:ascii="Arial" w:hAnsi="Arial"/>
+                <w:rFonts w:ascii="Century Gothic" w:hAnsi="Century Gothic" w:cs="Century Gothic" w:eastAsia="Century Gothic"/>
+                <w:b w:val="0"/>
+                <w:i w:val="0"/>
                 <w:color w:val="000000"/>
                 <w:sz w:val="16"/>
               </w:rPr>
@@ -3205,7 +3444,9 @@
             </w:pPr>
             <w:r>
               <w:rPr>
-                <w:rFonts w:ascii="Arial" w:hAnsi="Arial"/>
+                <w:rFonts w:ascii="Century Gothic" w:hAnsi="Century Gothic" w:cs="Century Gothic" w:eastAsia="Century Gothic"/>
+                <w:b w:val="0"/>
+                <w:i w:val="0"/>
                 <w:color w:val="000000"/>
                 <w:sz w:val="16"/>
               </w:rPr>
@@ -3230,7 +3471,9 @@
             </w:pPr>
             <w:r>
               <w:rPr>
-                <w:rFonts w:ascii="Arial" w:hAnsi="Arial"/>
+                <w:rFonts w:ascii="Century Gothic" w:hAnsi="Century Gothic" w:cs="Century Gothic" w:eastAsia="Century Gothic"/>
+                <w:b w:val="0"/>
+                <w:i w:val="0"/>
                 <w:color w:val="000000"/>
                 <w:sz w:val="16"/>
               </w:rPr>
@@ -3255,7 +3498,9 @@
             </w:pPr>
             <w:r>
               <w:rPr>
-                <w:rFonts w:ascii="Arial" w:hAnsi="Arial"/>
+                <w:rFonts w:ascii="Century Gothic" w:hAnsi="Century Gothic" w:cs="Century Gothic" w:eastAsia="Century Gothic"/>
+                <w:b w:val="0"/>
+                <w:i w:val="0"/>
                 <w:color w:val="000000"/>
                 <w:sz w:val="16"/>
               </w:rPr>
@@ -3282,7 +3527,9 @@
             </w:pPr>
             <w:r>
               <w:rPr>
-                <w:rFonts w:ascii="Arial" w:hAnsi="Arial"/>
+                <w:rFonts w:ascii="Century Gothic" w:hAnsi="Century Gothic" w:cs="Century Gothic" w:eastAsia="Century Gothic"/>
+                <w:b w:val="0"/>
+                <w:i w:val="0"/>
                 <w:color w:val="000000"/>
                 <w:sz w:val="16"/>
               </w:rPr>
@@ -3307,7 +3554,9 @@
             </w:pPr>
             <w:r>
               <w:rPr>
-                <w:rFonts w:ascii="Arial" w:hAnsi="Arial"/>
+                <w:rFonts w:ascii="Century Gothic" w:hAnsi="Century Gothic" w:cs="Century Gothic" w:eastAsia="Century Gothic"/>
+                <w:b w:val="0"/>
+                <w:i w:val="0"/>
                 <w:color w:val="000000"/>
                 <w:sz w:val="16"/>
               </w:rPr>
@@ -3332,7 +3581,9 @@
             </w:pPr>
             <w:r>
               <w:rPr>
-                <w:rFonts w:ascii="Arial" w:hAnsi="Arial"/>
+                <w:rFonts w:ascii="Century Gothic" w:hAnsi="Century Gothic" w:cs="Century Gothic" w:eastAsia="Century Gothic"/>
+                <w:b w:val="0"/>
+                <w:i w:val="0"/>
                 <w:color w:val="000000"/>
                 <w:sz w:val="16"/>
               </w:rPr>
@@ -3357,7 +3608,9 @@
             </w:pPr>
             <w:r>
               <w:rPr>
-                <w:rFonts w:ascii="Arial" w:hAnsi="Arial"/>
+                <w:rFonts w:ascii="Century Gothic" w:hAnsi="Century Gothic" w:cs="Century Gothic" w:eastAsia="Century Gothic"/>
+                <w:b w:val="0"/>
+                <w:i w:val="0"/>
                 <w:color w:val="000000"/>
                 <w:sz w:val="16"/>
               </w:rPr>
@@ -3384,7 +3637,9 @@
             </w:pPr>
             <w:r>
               <w:rPr>
-                <w:rFonts w:ascii="Arial" w:hAnsi="Arial"/>
+                <w:rFonts w:ascii="Century Gothic" w:hAnsi="Century Gothic" w:cs="Century Gothic" w:eastAsia="Century Gothic"/>
+                <w:b w:val="0"/>
+                <w:i w:val="0"/>
                 <w:color w:val="000000"/>
                 <w:sz w:val="16"/>
               </w:rPr>
@@ -3409,7 +3664,9 @@
             </w:pPr>
             <w:r>
               <w:rPr>
-                <w:rFonts w:ascii="Arial" w:hAnsi="Arial"/>
+                <w:rFonts w:ascii="Century Gothic" w:hAnsi="Century Gothic" w:cs="Century Gothic" w:eastAsia="Century Gothic"/>
+                <w:b w:val="0"/>
+                <w:i w:val="0"/>
                 <w:color w:val="000000"/>
                 <w:sz w:val="16"/>
               </w:rPr>
@@ -3434,7 +3691,9 @@
             </w:pPr>
             <w:r>
               <w:rPr>
-                <w:rFonts w:ascii="Arial" w:hAnsi="Arial"/>
+                <w:rFonts w:ascii="Century Gothic" w:hAnsi="Century Gothic" w:cs="Century Gothic" w:eastAsia="Century Gothic"/>
+                <w:b w:val="0"/>
+                <w:i w:val="0"/>
                 <w:color w:val="000000"/>
                 <w:sz w:val="16"/>
               </w:rPr>
@@ -3459,7 +3718,9 @@
             </w:pPr>
             <w:r>
               <w:rPr>
-                <w:rFonts w:ascii="Arial" w:hAnsi="Arial"/>
+                <w:rFonts w:ascii="Century Gothic" w:hAnsi="Century Gothic" w:cs="Century Gothic" w:eastAsia="Century Gothic"/>
+                <w:b w:val="0"/>
+                <w:i w:val="0"/>
                 <w:color w:val="000000"/>
                 <w:sz w:val="16"/>
               </w:rPr>
@@ -3486,7 +3747,9 @@
             </w:pPr>
             <w:r>
               <w:rPr>
-                <w:rFonts w:ascii="Arial" w:hAnsi="Arial"/>
+                <w:rFonts w:ascii="Century Gothic" w:hAnsi="Century Gothic" w:cs="Century Gothic" w:eastAsia="Century Gothic"/>
+                <w:b w:val="0"/>
+                <w:i w:val="0"/>
                 <w:color w:val="000000"/>
                 <w:sz w:val="16"/>
               </w:rPr>
@@ -3511,7 +3774,9 @@
             </w:pPr>
             <w:r>
               <w:rPr>
-                <w:rFonts w:ascii="Arial" w:hAnsi="Arial"/>
+                <w:rFonts w:ascii="Century Gothic" w:hAnsi="Century Gothic" w:cs="Century Gothic" w:eastAsia="Century Gothic"/>
+                <w:b w:val="0"/>
+                <w:i w:val="0"/>
                 <w:color w:val="000000"/>
                 <w:sz w:val="16"/>
               </w:rPr>
@@ -3536,7 +3801,9 @@
             </w:pPr>
             <w:r>
               <w:rPr>
-                <w:rFonts w:ascii="Arial" w:hAnsi="Arial"/>
+                <w:rFonts w:ascii="Century Gothic" w:hAnsi="Century Gothic" w:cs="Century Gothic" w:eastAsia="Century Gothic"/>
+                <w:b w:val="0"/>
+                <w:i w:val="0"/>
                 <w:color w:val="000000"/>
                 <w:sz w:val="16"/>
               </w:rPr>
@@ -3561,7 +3828,9 @@
             </w:pPr>
             <w:r>
               <w:rPr>
-                <w:rFonts w:ascii="Arial" w:hAnsi="Arial"/>
+                <w:rFonts w:ascii="Century Gothic" w:hAnsi="Century Gothic" w:cs="Century Gothic" w:eastAsia="Century Gothic"/>
+                <w:b w:val="0"/>
+                <w:i w:val="0"/>
                 <w:color w:val="000000"/>
                 <w:sz w:val="16"/>
               </w:rPr>
@@ -3588,7 +3857,9 @@
             </w:pPr>
             <w:r>
               <w:rPr>
-                <w:rFonts w:ascii="Arial" w:hAnsi="Arial"/>
+                <w:rFonts w:ascii="Century Gothic" w:hAnsi="Century Gothic" w:cs="Century Gothic" w:eastAsia="Century Gothic"/>
+                <w:b w:val="0"/>
+                <w:i w:val="0"/>
                 <w:color w:val="000000"/>
                 <w:sz w:val="16"/>
               </w:rPr>
@@ -3613,7 +3884,9 @@
             </w:pPr>
             <w:r>
               <w:rPr>
-                <w:rFonts w:ascii="Arial" w:hAnsi="Arial"/>
+                <w:rFonts w:ascii="Century Gothic" w:hAnsi="Century Gothic" w:cs="Century Gothic" w:eastAsia="Century Gothic"/>
+                <w:b w:val="0"/>
+                <w:i w:val="0"/>
                 <w:color w:val="000000"/>
                 <w:sz w:val="16"/>
               </w:rPr>
@@ -3638,7 +3911,9 @@
             </w:pPr>
             <w:r>
               <w:rPr>
-                <w:rFonts w:ascii="Arial" w:hAnsi="Arial"/>
+                <w:rFonts w:ascii="Century Gothic" w:hAnsi="Century Gothic" w:cs="Century Gothic" w:eastAsia="Century Gothic"/>
+                <w:b w:val="0"/>
+                <w:i w:val="0"/>
                 <w:color w:val="000000"/>
                 <w:sz w:val="16"/>
               </w:rPr>
@@ -3663,7 +3938,9 @@
             </w:pPr>
             <w:r>
               <w:rPr>
-                <w:rFonts w:ascii="Arial" w:hAnsi="Arial"/>
+                <w:rFonts w:ascii="Century Gothic" w:hAnsi="Century Gothic" w:cs="Century Gothic" w:eastAsia="Century Gothic"/>
+                <w:b w:val="0"/>
+                <w:i w:val="0"/>
                 <w:color w:val="000000"/>
                 <w:sz w:val="16"/>
               </w:rPr>
@@ -3690,7 +3967,9 @@
             </w:pPr>
             <w:r>
               <w:rPr>
-                <w:rFonts w:ascii="Arial" w:hAnsi="Arial"/>
+                <w:rFonts w:ascii="Century Gothic" w:hAnsi="Century Gothic" w:cs="Century Gothic" w:eastAsia="Century Gothic"/>
+                <w:b w:val="0"/>
+                <w:i w:val="0"/>
                 <w:color w:val="000000"/>
                 <w:sz w:val="16"/>
               </w:rPr>
@@ -3715,7 +3994,9 @@
             </w:pPr>
             <w:r>
               <w:rPr>
-                <w:rFonts w:ascii="Arial" w:hAnsi="Arial"/>
+                <w:rFonts w:ascii="Century Gothic" w:hAnsi="Century Gothic" w:cs="Century Gothic" w:eastAsia="Century Gothic"/>
+                <w:b w:val="0"/>
+                <w:i w:val="0"/>
                 <w:color w:val="000000"/>
                 <w:sz w:val="16"/>
               </w:rPr>
@@ -3740,7 +4021,9 @@
             </w:pPr>
             <w:r>
               <w:rPr>
-                <w:rFonts w:ascii="Arial" w:hAnsi="Arial"/>
+                <w:rFonts w:ascii="Century Gothic" w:hAnsi="Century Gothic" w:cs="Century Gothic" w:eastAsia="Century Gothic"/>
+                <w:b w:val="0"/>
+                <w:i w:val="0"/>
                 <w:color w:val="000000"/>
                 <w:sz w:val="16"/>
               </w:rPr>
@@ -3765,7 +4048,9 @@
             </w:pPr>
             <w:r>
               <w:rPr>
-                <w:rFonts w:ascii="Arial" w:hAnsi="Arial"/>
+                <w:rFonts w:ascii="Century Gothic" w:hAnsi="Century Gothic" w:cs="Century Gothic" w:eastAsia="Century Gothic"/>
+                <w:b w:val="0"/>
+                <w:i w:val="0"/>
                 <w:color w:val="000000"/>
                 <w:sz w:val="16"/>
               </w:rPr>
@@ -3792,7 +4077,9 @@
             </w:pPr>
             <w:r>
               <w:rPr>
-                <w:rFonts w:ascii="Arial" w:hAnsi="Arial"/>
+                <w:rFonts w:ascii="Century Gothic" w:hAnsi="Century Gothic" w:cs="Century Gothic" w:eastAsia="Century Gothic"/>
+                <w:b w:val="0"/>
+                <w:i w:val="0"/>
                 <w:color w:val="000000"/>
                 <w:sz w:val="16"/>
               </w:rPr>
@@ -3817,7 +4104,9 @@
             </w:pPr>
             <w:r>
               <w:rPr>
-                <w:rFonts w:ascii="Arial" w:hAnsi="Arial"/>
+                <w:rFonts w:ascii="Century Gothic" w:hAnsi="Century Gothic" w:cs="Century Gothic" w:eastAsia="Century Gothic"/>
+                <w:b w:val="0"/>
+                <w:i w:val="0"/>
                 <w:color w:val="000000"/>
                 <w:sz w:val="16"/>
               </w:rPr>
@@ -3842,7 +4131,9 @@
             </w:pPr>
             <w:r>
               <w:rPr>
-                <w:rFonts w:ascii="Arial" w:hAnsi="Arial"/>
+                <w:rFonts w:ascii="Century Gothic" w:hAnsi="Century Gothic" w:cs="Century Gothic" w:eastAsia="Century Gothic"/>
+                <w:b w:val="0"/>
+                <w:i w:val="0"/>
                 <w:color w:val="000000"/>
                 <w:sz w:val="16"/>
               </w:rPr>
@@ -3867,7 +4158,9 @@
             </w:pPr>
             <w:r>
               <w:rPr>
-                <w:rFonts w:ascii="Arial" w:hAnsi="Arial"/>
+                <w:rFonts w:ascii="Century Gothic" w:hAnsi="Century Gothic" w:cs="Century Gothic" w:eastAsia="Century Gothic"/>
+                <w:b w:val="0"/>
+                <w:i w:val="0"/>
                 <w:color w:val="000000"/>
                 <w:sz w:val="16"/>
               </w:rPr>
@@ -3894,7 +4187,9 @@
             </w:pPr>
             <w:r>
               <w:rPr>
-                <w:rFonts w:ascii="Arial" w:hAnsi="Arial"/>
+                <w:rFonts w:ascii="Century Gothic" w:hAnsi="Century Gothic" w:cs="Century Gothic" w:eastAsia="Century Gothic"/>
+                <w:b w:val="0"/>
+                <w:i w:val="0"/>
                 <w:color w:val="000000"/>
                 <w:sz w:val="16"/>
               </w:rPr>
@@ -3919,7 +4214,9 @@
             </w:pPr>
             <w:r>
               <w:rPr>
-                <w:rFonts w:ascii="Arial" w:hAnsi="Arial"/>
+                <w:rFonts w:ascii="Century Gothic" w:hAnsi="Century Gothic" w:cs="Century Gothic" w:eastAsia="Century Gothic"/>
+                <w:b w:val="0"/>
+                <w:i w:val="0"/>
                 <w:color w:val="000000"/>
                 <w:sz w:val="16"/>
               </w:rPr>
@@ -3944,7 +4241,9 @@
             </w:pPr>
             <w:r>
               <w:rPr>
-                <w:rFonts w:ascii="Arial" w:hAnsi="Arial"/>
+                <w:rFonts w:ascii="Century Gothic" w:hAnsi="Century Gothic" w:cs="Century Gothic" w:eastAsia="Century Gothic"/>
+                <w:b w:val="0"/>
+                <w:i w:val="0"/>
                 <w:color w:val="000000"/>
                 <w:sz w:val="16"/>
               </w:rPr>
@@ -3969,7 +4268,9 @@
             </w:pPr>
             <w:r>
               <w:rPr>
-                <w:rFonts w:ascii="Arial" w:hAnsi="Arial"/>
+                <w:rFonts w:ascii="Century Gothic" w:hAnsi="Century Gothic" w:cs="Century Gothic" w:eastAsia="Century Gothic"/>
+                <w:b w:val="0"/>
+                <w:i w:val="0"/>
                 <w:color w:val="000000"/>
                 <w:sz w:val="16"/>
               </w:rPr>
@@ -3996,7 +4297,9 @@
             </w:pPr>
             <w:r>
               <w:rPr>
-                <w:rFonts w:ascii="Arial" w:hAnsi="Arial"/>
+                <w:rFonts w:ascii="Century Gothic" w:hAnsi="Century Gothic" w:cs="Century Gothic" w:eastAsia="Century Gothic"/>
+                <w:b w:val="0"/>
+                <w:i w:val="0"/>
                 <w:color w:val="000000"/>
                 <w:sz w:val="16"/>
               </w:rPr>
@@ -4021,7 +4324,9 @@
             </w:pPr>
             <w:r>
               <w:rPr>
-                <w:rFonts w:ascii="Arial" w:hAnsi="Arial"/>
+                <w:rFonts w:ascii="Century Gothic" w:hAnsi="Century Gothic" w:cs="Century Gothic" w:eastAsia="Century Gothic"/>
+                <w:b w:val="0"/>
+                <w:i w:val="0"/>
                 <w:color w:val="000000"/>
                 <w:sz w:val="16"/>
               </w:rPr>
@@ -4046,7 +4351,9 @@
             </w:pPr>
             <w:r>
               <w:rPr>
-                <w:rFonts w:ascii="Arial" w:hAnsi="Arial"/>
+                <w:rFonts w:ascii="Century Gothic" w:hAnsi="Century Gothic" w:cs="Century Gothic" w:eastAsia="Century Gothic"/>
+                <w:b w:val="0"/>
+                <w:i w:val="0"/>
                 <w:color w:val="000000"/>
                 <w:sz w:val="16"/>
               </w:rPr>
@@ -4071,7 +4378,9 @@
             </w:pPr>
             <w:r>
               <w:rPr>
-                <w:rFonts w:ascii="Arial" w:hAnsi="Arial"/>
+                <w:rFonts w:ascii="Century Gothic" w:hAnsi="Century Gothic" w:cs="Century Gothic" w:eastAsia="Century Gothic"/>
+                <w:b w:val="0"/>
+                <w:i w:val="0"/>
                 <w:color w:val="000000"/>
                 <w:sz w:val="16"/>
               </w:rPr>
@@ -4093,8 +4402,9 @@
       </w:pPr>
       <w:r>
         <w:rPr>
-          <w:rFonts w:ascii="Arial" w:hAnsi="Arial"/>
+          <w:rFonts w:ascii="Century Gothic" w:hAnsi="Century Gothic" w:cs="Century Gothic" w:eastAsia="Century Gothic"/>
           <w:b/>
+          <w:i w:val="0"/>
           <w:color w:val="26345B"/>
           <w:sz w:val="18"/>
         </w:rPr>
@@ -4102,7 +4412,9 @@
       </w:r>
       <w:r>
         <w:rPr>
-          <w:rFonts w:ascii="Arial" w:hAnsi="Arial"/>
+          <w:rFonts w:ascii="Century Gothic" w:hAnsi="Century Gothic" w:cs="Century Gothic" w:eastAsia="Century Gothic"/>
+          <w:b w:val="0"/>
+          <w:i w:val="0"/>
           <w:color w:val="000000"/>
           <w:sz w:val="18"/>
         </w:rPr>
@@ -4116,8 +4428,9 @@
       </w:pPr>
       <w:r>
         <w:rPr>
-          <w:rFonts w:ascii="Arial" w:hAnsi="Arial"/>
+          <w:rFonts w:ascii="Century Gothic" w:hAnsi="Century Gothic" w:cs="Century Gothic" w:eastAsia="Century Gothic"/>
           <w:b/>
+          <w:i w:val="0"/>
           <w:color w:val="26345B"/>
           <w:sz w:val="18"/>
         </w:rPr>
@@ -4125,7 +4438,9 @@
       </w:r>
       <w:r>
         <w:rPr>
-          <w:rFonts w:ascii="Arial" w:hAnsi="Arial"/>
+          <w:rFonts w:ascii="Century Gothic" w:hAnsi="Century Gothic" w:cs="Century Gothic" w:eastAsia="Century Gothic"/>
+          <w:b w:val="0"/>
+          <w:i w:val="0"/>
           <w:color w:val="000000"/>
           <w:sz w:val="18"/>
         </w:rPr>
@@ -4139,8 +4454,9 @@
       </w:pPr>
       <w:r>
         <w:rPr>
-          <w:rFonts w:ascii="Arial" w:hAnsi="Arial"/>
+          <w:rFonts w:ascii="Century Gothic" w:hAnsi="Century Gothic" w:cs="Century Gothic" w:eastAsia="Century Gothic"/>
           <w:b/>
+          <w:i w:val="0"/>
           <w:color w:val="26345B"/>
           <w:sz w:val="18"/>
         </w:rPr>
@@ -4148,7 +4464,9 @@
       </w:r>
       <w:r>
         <w:rPr>
-          <w:rFonts w:ascii="Arial" w:hAnsi="Arial"/>
+          <w:rFonts w:ascii="Century Gothic" w:hAnsi="Century Gothic" w:cs="Century Gothic" w:eastAsia="Century Gothic"/>
+          <w:b w:val="0"/>
+          <w:i w:val="0"/>
           <w:color w:val="000000"/>
           <w:sz w:val="18"/>
         </w:rPr>
@@ -4162,8 +4480,9 @@
       </w:pPr>
       <w:r>
         <w:rPr>
-          <w:rFonts w:ascii="Arial" w:hAnsi="Arial"/>
+          <w:rFonts w:ascii="Century Gothic" w:hAnsi="Century Gothic" w:cs="Century Gothic" w:eastAsia="Century Gothic"/>
           <w:b/>
+          <w:i w:val="0"/>
           <w:color w:val="26345B"/>
           <w:sz w:val="18"/>
         </w:rPr>
@@ -4171,7 +4490,9 @@
       </w:r>
       <w:r>
         <w:rPr>
-          <w:rFonts w:ascii="Arial" w:hAnsi="Arial"/>
+          <w:rFonts w:ascii="Century Gothic" w:hAnsi="Century Gothic" w:cs="Century Gothic" w:eastAsia="Century Gothic"/>
+          <w:b w:val="0"/>
+          <w:i w:val="0"/>
           <w:color w:val="000000"/>
           <w:sz w:val="18"/>
         </w:rPr>
@@ -4195,7 +4516,7 @@
               <a:graphicData uri="http://schemas.openxmlformats.org/drawingml/2006/picture">
                 <pic:pic>
                   <pic:nvPicPr>
-                    <pic:cNvPr id="0" name="fig_a6_create_case_drawer.png"/>
+                    <pic:cNvPr id="0" name="image6.png"/>
                     <pic:cNvPicPr/>
                   </pic:nvPicPr>
                   <pic:blipFill>
@@ -4225,7 +4546,7 @@
       </w:pPr>
       <w:r>
         <w:rPr>
-          <w:rFonts w:ascii="Arial" w:hAnsi="Arial"/>
+          <w:rFonts w:ascii="Century Gothic" w:hAnsi="Century Gothic" w:cs="Century Gothic" w:eastAsia="Century Gothic"/>
           <w:b w:val="0"/>
           <w:i/>
           <w:color w:val="555555"/>
@@ -4241,7 +4562,7 @@
       </w:pPr>
       <w:r>
         <w:rPr>
-          <w:rFonts w:ascii="Arial" w:hAnsi="Arial"/>
+          <w:rFonts w:ascii="Century Gothic" w:hAnsi="Century Gothic" w:cs="Century Gothic" w:eastAsia="Century Gothic"/>
           <w:b/>
           <w:i w:val="0"/>
           <w:color w:val="26345B"/>
@@ -4257,7 +4578,7 @@
       </w:pPr>
       <w:r>
         <w:rPr>
-          <w:rFonts w:ascii="Arial" w:hAnsi="Arial"/>
+          <w:rFonts w:ascii="Century Gothic" w:hAnsi="Century Gothic" w:cs="Century Gothic" w:eastAsia="Century Gothic"/>
           <w:b w:val="0"/>
           <w:i w:val="0"/>
           <w:color w:val="000000"/>
@@ -4273,7 +4594,7 @@
       </w:pPr>
       <w:r>
         <w:rPr>
-          <w:rFonts w:ascii="Arial" w:hAnsi="Arial"/>
+          <w:rFonts w:ascii="Century Gothic" w:hAnsi="Century Gothic" w:cs="Century Gothic" w:eastAsia="Century Gothic"/>
           <w:b/>
           <w:i w:val="0"/>
           <w:color w:val="000000"/>
@@ -4289,8 +4610,9 @@
       </w:pPr>
       <w:r>
         <w:rPr>
-          <w:rFonts w:ascii="Arial" w:hAnsi="Arial"/>
+          <w:rFonts w:ascii="Century Gothic" w:hAnsi="Century Gothic" w:cs="Century Gothic" w:eastAsia="Century Gothic"/>
           <w:b/>
+          <w:i w:val="0"/>
           <w:color w:val="26345B"/>
           <w:sz w:val="18"/>
         </w:rPr>
@@ -4298,7 +4620,9 @@
       </w:r>
       <w:r>
         <w:rPr>
-          <w:rFonts w:ascii="Arial" w:hAnsi="Arial"/>
+          <w:rFonts w:ascii="Century Gothic" w:hAnsi="Century Gothic" w:cs="Century Gothic" w:eastAsia="Century Gothic"/>
+          <w:b w:val="0"/>
+          <w:i w:val="0"/>
           <w:color w:val="000000"/>
           <w:sz w:val="18"/>
         </w:rPr>
@@ -4312,8 +4636,9 @@
       </w:pPr>
       <w:r>
         <w:rPr>
-          <w:rFonts w:ascii="Arial" w:hAnsi="Arial"/>
+          <w:rFonts w:ascii="Century Gothic" w:hAnsi="Century Gothic" w:cs="Century Gothic" w:eastAsia="Century Gothic"/>
           <w:b/>
+          <w:i w:val="0"/>
           <w:color w:val="26345B"/>
           <w:sz w:val="18"/>
         </w:rPr>
@@ -4321,7 +4646,9 @@
       </w:r>
       <w:r>
         <w:rPr>
-          <w:rFonts w:ascii="Arial" w:hAnsi="Arial"/>
+          <w:rFonts w:ascii="Century Gothic" w:hAnsi="Century Gothic" w:cs="Century Gothic" w:eastAsia="Century Gothic"/>
+          <w:b w:val="0"/>
+          <w:i w:val="0"/>
           <w:color w:val="000000"/>
           <w:sz w:val="18"/>
         </w:rPr>
@@ -4335,8 +4662,9 @@
       </w:pPr>
       <w:r>
         <w:rPr>
-          <w:rFonts w:ascii="Arial" w:hAnsi="Arial"/>
+          <w:rFonts w:ascii="Century Gothic" w:hAnsi="Century Gothic" w:cs="Century Gothic" w:eastAsia="Century Gothic"/>
           <w:b/>
+          <w:i w:val="0"/>
           <w:color w:val="26345B"/>
           <w:sz w:val="18"/>
         </w:rPr>
@@ -4344,7 +4672,9 @@
       </w:r>
       <w:r>
         <w:rPr>
-          <w:rFonts w:ascii="Arial" w:hAnsi="Arial"/>
+          <w:rFonts w:ascii="Century Gothic" w:hAnsi="Century Gothic" w:cs="Century Gothic" w:eastAsia="Century Gothic"/>
+          <w:b w:val="0"/>
+          <w:i w:val="0"/>
           <w:color w:val="000000"/>
           <w:sz w:val="18"/>
         </w:rPr>
@@ -4358,8 +4688,9 @@
       </w:pPr>
       <w:r>
         <w:rPr>
-          <w:rFonts w:ascii="Arial" w:hAnsi="Arial"/>
+          <w:rFonts w:ascii="Century Gothic" w:hAnsi="Century Gothic" w:cs="Century Gothic" w:eastAsia="Century Gothic"/>
           <w:b/>
+          <w:i w:val="0"/>
           <w:color w:val="26345B"/>
           <w:sz w:val="18"/>
         </w:rPr>
@@ -4367,7 +4698,9 @@
       </w:r>
       <w:r>
         <w:rPr>
-          <w:rFonts w:ascii="Arial" w:hAnsi="Arial"/>
+          <w:rFonts w:ascii="Century Gothic" w:hAnsi="Century Gothic" w:cs="Century Gothic" w:eastAsia="Century Gothic"/>
+          <w:b w:val="0"/>
+          <w:i w:val="0"/>
           <w:color w:val="000000"/>
           <w:sz w:val="18"/>
         </w:rPr>
@@ -4381,8 +4714,9 @@
       </w:pPr>
       <w:r>
         <w:rPr>
-          <w:rFonts w:ascii="Arial" w:hAnsi="Arial"/>
+          <w:rFonts w:ascii="Century Gothic" w:hAnsi="Century Gothic" w:cs="Century Gothic" w:eastAsia="Century Gothic"/>
           <w:b/>
+          <w:i w:val="0"/>
           <w:color w:val="26345B"/>
           <w:sz w:val="18"/>
         </w:rPr>
@@ -4390,7 +4724,9 @@
       </w:r>
       <w:r>
         <w:rPr>
-          <w:rFonts w:ascii="Arial" w:hAnsi="Arial"/>
+          <w:rFonts w:ascii="Century Gothic" w:hAnsi="Century Gothic" w:cs="Century Gothic" w:eastAsia="Century Gothic"/>
+          <w:b w:val="0"/>
+          <w:i w:val="0"/>
           <w:color w:val="000000"/>
           <w:sz w:val="18"/>
         </w:rPr>
@@ -4404,7 +4740,9 @@
       </w:pPr>
       <w:r>
         <w:rPr>
-          <w:rFonts w:ascii="Arial" w:hAnsi="Arial"/>
+          <w:rFonts w:ascii="Century Gothic" w:hAnsi="Century Gothic" w:cs="Century Gothic" w:eastAsia="Century Gothic"/>
+          <w:b w:val="0"/>
+          <w:i w:val="0"/>
           <w:color w:val="000000"/>
           <w:sz w:val="18"/>
         </w:rPr>
@@ -4412,8 +4750,9 @@
       </w:r>
       <w:r>
         <w:rPr>
-          <w:rFonts w:ascii="Arial" w:hAnsi="Arial"/>
+          <w:rFonts w:ascii="Century Gothic" w:hAnsi="Century Gothic" w:cs="Century Gothic" w:eastAsia="Century Gothic"/>
           <w:b/>
+          <w:i w:val="0"/>
           <w:color w:val="000000"/>
           <w:sz w:val="18"/>
         </w:rPr>
@@ -4421,7 +4760,9 @@
       </w:r>
       <w:r>
         <w:rPr>
-          <w:rFonts w:ascii="Arial" w:hAnsi="Arial"/>
+          <w:rFonts w:ascii="Century Gothic" w:hAnsi="Century Gothic" w:cs="Century Gothic" w:eastAsia="Century Gothic"/>
+          <w:b w:val="0"/>
+          <w:i w:val="0"/>
           <w:color w:val="000000"/>
           <w:sz w:val="18"/>
         </w:rPr>
@@ -4435,7 +4776,9 @@
       </w:pPr>
       <w:r>
         <w:rPr>
-          <w:rFonts w:ascii="Arial" w:hAnsi="Arial"/>
+          <w:rFonts w:ascii="Century Gothic" w:hAnsi="Century Gothic" w:cs="Century Gothic" w:eastAsia="Century Gothic"/>
+          <w:b w:val="0"/>
+          <w:i w:val="0"/>
           <w:color w:val="000000"/>
           <w:sz w:val="18"/>
         </w:rPr>
@@ -4443,8 +4786,9 @@
       </w:r>
       <w:r>
         <w:rPr>
-          <w:rFonts w:ascii="Arial" w:hAnsi="Arial"/>
+          <w:rFonts w:ascii="Century Gothic" w:hAnsi="Century Gothic" w:cs="Century Gothic" w:eastAsia="Century Gothic"/>
           <w:b/>
+          <w:i w:val="0"/>
           <w:color w:val="000000"/>
           <w:sz w:val="18"/>
         </w:rPr>
@@ -4452,7 +4796,9 @@
       </w:r>
       <w:r>
         <w:rPr>
-          <w:rFonts w:ascii="Arial" w:hAnsi="Arial"/>
+          <w:rFonts w:ascii="Century Gothic" w:hAnsi="Century Gothic" w:cs="Century Gothic" w:eastAsia="Century Gothic"/>
+          <w:b w:val="0"/>
+          <w:i w:val="0"/>
           <w:color w:val="000000"/>
           <w:sz w:val="18"/>
         </w:rPr>
@@ -4466,7 +4812,9 @@
       </w:pPr>
       <w:r>
         <w:rPr>
-          <w:rFonts w:ascii="Arial" w:hAnsi="Arial"/>
+          <w:rFonts w:ascii="Century Gothic" w:hAnsi="Century Gothic" w:cs="Century Gothic" w:eastAsia="Century Gothic"/>
+          <w:b w:val="0"/>
+          <w:i w:val="0"/>
           <w:color w:val="000000"/>
           <w:sz w:val="18"/>
         </w:rPr>
@@ -4474,8 +4822,9 @@
       </w:r>
       <w:r>
         <w:rPr>
-          <w:rFonts w:ascii="Arial" w:hAnsi="Arial"/>
+          <w:rFonts w:ascii="Century Gothic" w:hAnsi="Century Gothic" w:cs="Century Gothic" w:eastAsia="Century Gothic"/>
           <w:b/>
+          <w:i w:val="0"/>
           <w:color w:val="000000"/>
           <w:sz w:val="18"/>
         </w:rPr>
@@ -4483,7 +4832,9 @@
       </w:r>
       <w:r>
         <w:rPr>
-          <w:rFonts w:ascii="Arial" w:hAnsi="Arial"/>
+          <w:rFonts w:ascii="Century Gothic" w:hAnsi="Century Gothic" w:cs="Century Gothic" w:eastAsia="Century Gothic"/>
+          <w:b w:val="0"/>
+          <w:i w:val="0"/>
           <w:color w:val="000000"/>
           <w:sz w:val="18"/>
         </w:rPr>
@@ -4497,7 +4848,7 @@
       </w:pPr>
       <w:r>
         <w:rPr>
-          <w:rFonts w:ascii="Arial" w:hAnsi="Arial"/>
+          <w:rFonts w:ascii="Century Gothic" w:hAnsi="Century Gothic" w:cs="Century Gothic" w:eastAsia="Century Gothic"/>
           <w:b/>
           <w:i w:val="0"/>
           <w:color w:val="000000"/>
@@ -4513,8 +4864,9 @@
       </w:pPr>
       <w:r>
         <w:rPr>
-          <w:rFonts w:ascii="Arial" w:hAnsi="Arial"/>
+          <w:rFonts w:ascii="Century Gothic" w:hAnsi="Century Gothic" w:cs="Century Gothic" w:eastAsia="Century Gothic"/>
           <w:b/>
+          <w:i w:val="0"/>
           <w:color w:val="26345B"/>
           <w:sz w:val="18"/>
         </w:rPr>
@@ -4522,7 +4874,9 @@
       </w:r>
       <w:r>
         <w:rPr>
-          <w:rFonts w:ascii="Arial" w:hAnsi="Arial"/>
+          <w:rFonts w:ascii="Century Gothic" w:hAnsi="Century Gothic" w:cs="Century Gothic" w:eastAsia="Century Gothic"/>
+          <w:b w:val="0"/>
+          <w:i w:val="0"/>
           <w:color w:val="000000"/>
           <w:sz w:val="18"/>
         </w:rPr>
@@ -4536,8 +4890,9 @@
       </w:pPr>
       <w:r>
         <w:rPr>
-          <w:rFonts w:ascii="Arial" w:hAnsi="Arial"/>
+          <w:rFonts w:ascii="Century Gothic" w:hAnsi="Century Gothic" w:cs="Century Gothic" w:eastAsia="Century Gothic"/>
           <w:b/>
+          <w:i w:val="0"/>
           <w:color w:val="26345B"/>
           <w:sz w:val="18"/>
         </w:rPr>
@@ -4545,7 +4900,9 @@
       </w:r>
       <w:r>
         <w:rPr>
-          <w:rFonts w:ascii="Arial" w:hAnsi="Arial"/>
+          <w:rFonts w:ascii="Century Gothic" w:hAnsi="Century Gothic" w:cs="Century Gothic" w:eastAsia="Century Gothic"/>
+          <w:b w:val="0"/>
+          <w:i w:val="0"/>
           <w:color w:val="000000"/>
           <w:sz w:val="18"/>
         </w:rPr>
@@ -4559,8 +4916,9 @@
       </w:pPr>
       <w:r>
         <w:rPr>
-          <w:rFonts w:ascii="Arial" w:hAnsi="Arial"/>
+          <w:rFonts w:ascii="Century Gothic" w:hAnsi="Century Gothic" w:cs="Century Gothic" w:eastAsia="Century Gothic"/>
           <w:b/>
+          <w:i w:val="0"/>
           <w:color w:val="26345B"/>
           <w:sz w:val="18"/>
         </w:rPr>
@@ -4568,7 +4926,9 @@
       </w:r>
       <w:r>
         <w:rPr>
-          <w:rFonts w:ascii="Arial" w:hAnsi="Arial"/>
+          <w:rFonts w:ascii="Century Gothic" w:hAnsi="Century Gothic" w:cs="Century Gothic" w:eastAsia="Century Gothic"/>
+          <w:b w:val="0"/>
+          <w:i w:val="0"/>
           <w:color w:val="000000"/>
           <w:sz w:val="18"/>
         </w:rPr>
@@ -4592,7 +4952,7 @@
               <a:graphicData uri="http://schemas.openxmlformats.org/drawingml/2006/picture">
                 <pic:pic>
                   <pic:nvPicPr>
-                    <pic:cNvPr id="0" name="fig_a7_documents_ocr.png"/>
+                    <pic:cNvPr id="0" name="image7.png"/>
                     <pic:cNvPicPr/>
                   </pic:nvPicPr>
                   <pic:blipFill>
@@ -4622,7 +4982,7 @@
       </w:pPr>
       <w:r>
         <w:rPr>
-          <w:rFonts w:ascii="Arial" w:hAnsi="Arial"/>
+          <w:rFonts w:ascii="Century Gothic" w:hAnsi="Century Gothic" w:cs="Century Gothic" w:eastAsia="Century Gothic"/>
           <w:b w:val="0"/>
           <w:i/>
           <w:color w:val="555555"/>
@@ -4638,7 +4998,7 @@
       </w:pPr>
       <w:r>
         <w:rPr>
-          <w:rFonts w:ascii="Arial" w:hAnsi="Arial"/>
+          <w:rFonts w:ascii="Century Gothic" w:hAnsi="Century Gothic" w:cs="Century Gothic" w:eastAsia="Century Gothic"/>
           <w:b/>
           <w:i w:val="0"/>
           <w:color w:val="26345B"/>
@@ -4654,7 +5014,7 @@
       </w:pPr>
       <w:r>
         <w:rPr>
-          <w:rFonts w:ascii="Arial" w:hAnsi="Arial"/>
+          <w:rFonts w:ascii="Century Gothic" w:hAnsi="Century Gothic" w:cs="Century Gothic" w:eastAsia="Century Gothic"/>
           <w:b/>
           <w:i w:val="0"/>
           <w:color w:val="000000"/>
@@ -4670,8 +5030,9 @@
       </w:pPr>
       <w:r>
         <w:rPr>
-          <w:rFonts w:ascii="Arial" w:hAnsi="Arial"/>
+          <w:rFonts w:ascii="Century Gothic" w:hAnsi="Century Gothic" w:cs="Century Gothic" w:eastAsia="Century Gothic"/>
           <w:b/>
+          <w:i w:val="0"/>
           <w:color w:val="26345B"/>
           <w:sz w:val="18"/>
         </w:rPr>
@@ -4679,7 +5040,9 @@
       </w:r>
       <w:r>
         <w:rPr>
-          <w:rFonts w:ascii="Arial" w:hAnsi="Arial"/>
+          <w:rFonts w:ascii="Century Gothic" w:hAnsi="Century Gothic" w:cs="Century Gothic" w:eastAsia="Century Gothic"/>
+          <w:b w:val="0"/>
+          <w:i w:val="0"/>
           <w:color w:val="000000"/>
           <w:sz w:val="18"/>
         </w:rPr>
@@ -4693,8 +5056,9 @@
       </w:pPr>
       <w:r>
         <w:rPr>
-          <w:rFonts w:ascii="Arial" w:hAnsi="Arial"/>
+          <w:rFonts w:ascii="Century Gothic" w:hAnsi="Century Gothic" w:cs="Century Gothic" w:eastAsia="Century Gothic"/>
           <w:b/>
+          <w:i w:val="0"/>
           <w:color w:val="26345B"/>
           <w:sz w:val="18"/>
         </w:rPr>
@@ -4702,7 +5066,9 @@
       </w:r>
       <w:r>
         <w:rPr>
-          <w:rFonts w:ascii="Arial" w:hAnsi="Arial"/>
+          <w:rFonts w:ascii="Century Gothic" w:hAnsi="Century Gothic" w:cs="Century Gothic" w:eastAsia="Century Gothic"/>
+          <w:b w:val="0"/>
+          <w:i w:val="0"/>
           <w:color w:val="000000"/>
           <w:sz w:val="18"/>
         </w:rPr>
@@ -4716,8 +5082,9 @@
       </w:pPr>
       <w:r>
         <w:rPr>
-          <w:rFonts w:ascii="Arial" w:hAnsi="Arial"/>
+          <w:rFonts w:ascii="Century Gothic" w:hAnsi="Century Gothic" w:cs="Century Gothic" w:eastAsia="Century Gothic"/>
           <w:b/>
+          <w:i w:val="0"/>
           <w:color w:val="26345B"/>
           <w:sz w:val="18"/>
         </w:rPr>
@@ -4725,7 +5092,9 @@
       </w:r>
       <w:r>
         <w:rPr>
-          <w:rFonts w:ascii="Arial" w:hAnsi="Arial"/>
+          <w:rFonts w:ascii="Century Gothic" w:hAnsi="Century Gothic" w:cs="Century Gothic" w:eastAsia="Century Gothic"/>
+          <w:b w:val="0"/>
+          <w:i w:val="0"/>
           <w:color w:val="000000"/>
           <w:sz w:val="18"/>
         </w:rPr>
@@ -4739,8 +5108,9 @@
       </w:pPr>
       <w:r>
         <w:rPr>
-          <w:rFonts w:ascii="Arial" w:hAnsi="Arial"/>
+          <w:rFonts w:ascii="Century Gothic" w:hAnsi="Century Gothic" w:cs="Century Gothic" w:eastAsia="Century Gothic"/>
           <w:b/>
+          <w:i w:val="0"/>
           <w:color w:val="26345B"/>
           <w:sz w:val="18"/>
         </w:rPr>
@@ -4748,7 +5118,9 @@
       </w:r>
       <w:r>
         <w:rPr>
-          <w:rFonts w:ascii="Arial" w:hAnsi="Arial"/>
+          <w:rFonts w:ascii="Century Gothic" w:hAnsi="Century Gothic" w:cs="Century Gothic" w:eastAsia="Century Gothic"/>
+          <w:b w:val="0"/>
+          <w:i w:val="0"/>
           <w:color w:val="000000"/>
           <w:sz w:val="18"/>
         </w:rPr>
@@ -4762,7 +5134,7 @@
       </w:pPr>
       <w:r>
         <w:rPr>
-          <w:rFonts w:ascii="Arial" w:hAnsi="Arial"/>
+          <w:rFonts w:ascii="Century Gothic" w:hAnsi="Century Gothic" w:cs="Century Gothic" w:eastAsia="Century Gothic"/>
           <w:b/>
           <w:i w:val="0"/>
           <w:color w:val="000000"/>
@@ -4778,8 +5150,9 @@
       </w:pPr>
       <w:r>
         <w:rPr>
-          <w:rFonts w:ascii="Arial" w:hAnsi="Arial"/>
+          <w:rFonts w:ascii="Century Gothic" w:hAnsi="Century Gothic" w:cs="Century Gothic" w:eastAsia="Century Gothic"/>
           <w:b/>
+          <w:i w:val="0"/>
           <w:color w:val="26345B"/>
           <w:sz w:val="18"/>
         </w:rPr>
@@ -4787,7 +5160,9 @@
       </w:r>
       <w:r>
         <w:rPr>
-          <w:rFonts w:ascii="Arial" w:hAnsi="Arial"/>
+          <w:rFonts w:ascii="Century Gothic" w:hAnsi="Century Gothic" w:cs="Century Gothic" w:eastAsia="Century Gothic"/>
+          <w:b w:val="0"/>
+          <w:i w:val="0"/>
           <w:color w:val="000000"/>
           <w:sz w:val="18"/>
         </w:rPr>
@@ -4801,8 +5176,9 @@
       </w:pPr>
       <w:r>
         <w:rPr>
-          <w:rFonts w:ascii="Arial" w:hAnsi="Arial"/>
+          <w:rFonts w:ascii="Century Gothic" w:hAnsi="Century Gothic" w:cs="Century Gothic" w:eastAsia="Century Gothic"/>
           <w:b/>
+          <w:i w:val="0"/>
           <w:color w:val="26345B"/>
           <w:sz w:val="18"/>
         </w:rPr>
@@ -4810,7 +5186,9 @@
       </w:r>
       <w:r>
         <w:rPr>
-          <w:rFonts w:ascii="Arial" w:hAnsi="Arial"/>
+          <w:rFonts w:ascii="Century Gothic" w:hAnsi="Century Gothic" w:cs="Century Gothic" w:eastAsia="Century Gothic"/>
+          <w:b w:val="0"/>
+          <w:i w:val="0"/>
           <w:color w:val="000000"/>
           <w:sz w:val="18"/>
         </w:rPr>
@@ -4824,8 +5202,9 @@
       </w:pPr>
       <w:r>
         <w:rPr>
-          <w:rFonts w:ascii="Arial" w:hAnsi="Arial"/>
+          <w:rFonts w:ascii="Century Gothic" w:hAnsi="Century Gothic" w:cs="Century Gothic" w:eastAsia="Century Gothic"/>
           <w:b/>
+          <w:i w:val="0"/>
           <w:color w:val="26345B"/>
           <w:sz w:val="18"/>
         </w:rPr>
@@ -4833,7 +5212,9 @@
       </w:r>
       <w:r>
         <w:rPr>
-          <w:rFonts w:ascii="Arial" w:hAnsi="Arial"/>
+          <w:rFonts w:ascii="Century Gothic" w:hAnsi="Century Gothic" w:cs="Century Gothic" w:eastAsia="Century Gothic"/>
+          <w:b w:val="0"/>
+          <w:i w:val="0"/>
           <w:color w:val="000000"/>
           <w:sz w:val="18"/>
         </w:rPr>
@@ -4847,8 +5228,9 @@
       </w:pPr>
       <w:r>
         <w:rPr>
-          <w:rFonts w:ascii="Arial" w:hAnsi="Arial"/>
+          <w:rFonts w:ascii="Century Gothic" w:hAnsi="Century Gothic" w:cs="Century Gothic" w:eastAsia="Century Gothic"/>
           <w:b/>
+          <w:i w:val="0"/>
           <w:color w:val="26345B"/>
           <w:sz w:val="18"/>
         </w:rPr>
@@ -4856,7 +5238,9 @@
       </w:r>
       <w:r>
         <w:rPr>
-          <w:rFonts w:ascii="Arial" w:hAnsi="Arial"/>
+          <w:rFonts w:ascii="Century Gothic" w:hAnsi="Century Gothic" w:cs="Century Gothic" w:eastAsia="Century Gothic"/>
+          <w:b w:val="0"/>
+          <w:i w:val="0"/>
           <w:color w:val="000000"/>
           <w:sz w:val="18"/>
         </w:rPr>
@@ -4880,7 +5264,7 @@
               <a:graphicData uri="http://schemas.openxmlformats.org/drawingml/2006/picture">
                 <pic:pic>
                   <pic:nvPicPr>
-                    <pic:cNvPr id="0" name="fig_a8_clients.png"/>
+                    <pic:cNvPr id="0" name="image8.png"/>
                     <pic:cNvPicPr/>
                   </pic:nvPicPr>
                   <pic:blipFill>
@@ -4910,7 +5294,7 @@
       </w:pPr>
       <w:r>
         <w:rPr>
-          <w:rFonts w:ascii="Arial" w:hAnsi="Arial"/>
+          <w:rFonts w:ascii="Century Gothic" w:hAnsi="Century Gothic" w:cs="Century Gothic" w:eastAsia="Century Gothic"/>
           <w:b w:val="0"/>
           <w:i/>
           <w:color w:val="555555"/>
@@ -4926,7 +5310,7 @@
       </w:pPr>
       <w:r>
         <w:rPr>
-          <w:rFonts w:ascii="Arial" w:hAnsi="Arial"/>
+          <w:rFonts w:ascii="Century Gothic" w:hAnsi="Century Gothic" w:cs="Century Gothic" w:eastAsia="Century Gothic"/>
           <w:b/>
           <w:i w:val="0"/>
           <w:color w:val="26345B"/>
@@ -4942,8 +5326,9 @@
       </w:pPr>
       <w:r>
         <w:rPr>
-          <w:rFonts w:ascii="Arial" w:hAnsi="Arial"/>
+          <w:rFonts w:ascii="Century Gothic" w:hAnsi="Century Gothic" w:cs="Century Gothic" w:eastAsia="Century Gothic"/>
           <w:b/>
+          <w:i w:val="0"/>
           <w:color w:val="26345B"/>
           <w:sz w:val="18"/>
         </w:rPr>
@@ -4951,7 +5336,9 @@
       </w:r>
       <w:r>
         <w:rPr>
-          <w:rFonts w:ascii="Arial" w:hAnsi="Arial"/>
+          <w:rFonts w:ascii="Century Gothic" w:hAnsi="Century Gothic" w:cs="Century Gothic" w:eastAsia="Century Gothic"/>
+          <w:b w:val="0"/>
+          <w:i w:val="0"/>
           <w:color w:val="000000"/>
           <w:sz w:val="18"/>
         </w:rPr>
@@ -4965,8 +5352,9 @@
       </w:pPr>
       <w:r>
         <w:rPr>
-          <w:rFonts w:ascii="Arial" w:hAnsi="Arial"/>
+          <w:rFonts w:ascii="Century Gothic" w:hAnsi="Century Gothic" w:cs="Century Gothic" w:eastAsia="Century Gothic"/>
           <w:b/>
+          <w:i w:val="0"/>
           <w:color w:val="26345B"/>
           <w:sz w:val="18"/>
         </w:rPr>
@@ -4974,7 +5362,9 @@
       </w:r>
       <w:r>
         <w:rPr>
-          <w:rFonts w:ascii="Arial" w:hAnsi="Arial"/>
+          <w:rFonts w:ascii="Century Gothic" w:hAnsi="Century Gothic" w:cs="Century Gothic" w:eastAsia="Century Gothic"/>
+          <w:b w:val="0"/>
+          <w:i w:val="0"/>
           <w:color w:val="000000"/>
           <w:sz w:val="18"/>
         </w:rPr>
@@ -4988,8 +5378,9 @@
       </w:pPr>
       <w:r>
         <w:rPr>
-          <w:rFonts w:ascii="Arial" w:hAnsi="Arial"/>
+          <w:rFonts w:ascii="Century Gothic" w:hAnsi="Century Gothic" w:cs="Century Gothic" w:eastAsia="Century Gothic"/>
           <w:b/>
+          <w:i w:val="0"/>
           <w:color w:val="26345B"/>
           <w:sz w:val="18"/>
         </w:rPr>
@@ -4997,7 +5388,9 @@
       </w:r>
       <w:r>
         <w:rPr>
-          <w:rFonts w:ascii="Arial" w:hAnsi="Arial"/>
+          <w:rFonts w:ascii="Century Gothic" w:hAnsi="Century Gothic" w:cs="Century Gothic" w:eastAsia="Century Gothic"/>
+          <w:b w:val="0"/>
+          <w:i w:val="0"/>
           <w:color w:val="000000"/>
           <w:sz w:val="18"/>
         </w:rPr>
@@ -5011,8 +5404,9 @@
       </w:pPr>
       <w:r>
         <w:rPr>
-          <w:rFonts w:ascii="Arial" w:hAnsi="Arial"/>
+          <w:rFonts w:ascii="Century Gothic" w:hAnsi="Century Gothic" w:cs="Century Gothic" w:eastAsia="Century Gothic"/>
           <w:b/>
+          <w:i w:val="0"/>
           <w:color w:val="26345B"/>
           <w:sz w:val="18"/>
         </w:rPr>
@@ -5020,7 +5414,9 @@
       </w:r>
       <w:r>
         <w:rPr>
-          <w:rFonts w:ascii="Arial" w:hAnsi="Arial"/>
+          <w:rFonts w:ascii="Century Gothic" w:hAnsi="Century Gothic" w:cs="Century Gothic" w:eastAsia="Century Gothic"/>
+          <w:b w:val="0"/>
+          <w:i w:val="0"/>
           <w:color w:val="000000"/>
           <w:sz w:val="18"/>
         </w:rPr>
@@ -5034,8 +5430,9 @@
       </w:pPr>
       <w:r>
         <w:rPr>
-          <w:rFonts w:ascii="Arial" w:hAnsi="Arial"/>
+          <w:rFonts w:ascii="Century Gothic" w:hAnsi="Century Gothic" w:cs="Century Gothic" w:eastAsia="Century Gothic"/>
           <w:b/>
+          <w:i w:val="0"/>
           <w:color w:val="26345B"/>
           <w:sz w:val="18"/>
         </w:rPr>
@@ -5043,7 +5440,9 @@
       </w:r>
       <w:r>
         <w:rPr>
-          <w:rFonts w:ascii="Arial" w:hAnsi="Arial"/>
+          <w:rFonts w:ascii="Century Gothic" w:hAnsi="Century Gothic" w:cs="Century Gothic" w:eastAsia="Century Gothic"/>
+          <w:b w:val="0"/>
+          <w:i w:val="0"/>
           <w:color w:val="000000"/>
           <w:sz w:val="18"/>
         </w:rPr>
@@ -5057,7 +5456,7 @@
       </w:pPr>
       <w:r>
         <w:rPr>
-          <w:rFonts w:ascii="Arial" w:hAnsi="Arial"/>
+          <w:rFonts w:ascii="Century Gothic" w:hAnsi="Century Gothic" w:cs="Century Gothic" w:eastAsia="Century Gothic"/>
           <w:b/>
           <w:i w:val="0"/>
           <w:color w:val="26345B"/>
@@ -5073,7 +5472,7 @@
       </w:pPr>
       <w:r>
         <w:rPr>
-          <w:rFonts w:ascii="Arial" w:hAnsi="Arial"/>
+          <w:rFonts w:ascii="Century Gothic" w:hAnsi="Century Gothic" w:cs="Century Gothic" w:eastAsia="Century Gothic"/>
           <w:b w:val="0"/>
           <w:i w:val="0"/>
           <w:color w:val="000000"/>
@@ -5089,8 +5488,9 @@
       </w:pPr>
       <w:r>
         <w:rPr>
-          <w:rFonts w:ascii="Arial" w:hAnsi="Arial"/>
+          <w:rFonts w:ascii="Century Gothic" w:hAnsi="Century Gothic" w:cs="Century Gothic" w:eastAsia="Century Gothic"/>
           <w:b/>
+          <w:i w:val="0"/>
           <w:color w:val="26345B"/>
           <w:sz w:val="18"/>
         </w:rPr>
@@ -5098,7 +5498,9 @@
       </w:r>
       <w:r>
         <w:rPr>
-          <w:rFonts w:ascii="Arial" w:hAnsi="Arial"/>
+          <w:rFonts w:ascii="Century Gothic" w:hAnsi="Century Gothic" w:cs="Century Gothic" w:eastAsia="Century Gothic"/>
+          <w:b w:val="0"/>
+          <w:i w:val="0"/>
           <w:color w:val="000000"/>
           <w:sz w:val="18"/>
         </w:rPr>
@@ -5112,8 +5514,9 @@
       </w:pPr>
       <w:r>
         <w:rPr>
-          <w:rFonts w:ascii="Arial" w:hAnsi="Arial"/>
+          <w:rFonts w:ascii="Century Gothic" w:hAnsi="Century Gothic" w:cs="Century Gothic" w:eastAsia="Century Gothic"/>
           <w:b/>
+          <w:i w:val="0"/>
           <w:color w:val="26345B"/>
           <w:sz w:val="18"/>
         </w:rPr>
@@ -5121,7 +5524,9 @@
       </w:r>
       <w:r>
         <w:rPr>
-          <w:rFonts w:ascii="Arial" w:hAnsi="Arial"/>
+          <w:rFonts w:ascii="Century Gothic" w:hAnsi="Century Gothic" w:cs="Century Gothic" w:eastAsia="Century Gothic"/>
+          <w:b w:val="0"/>
+          <w:i w:val="0"/>
           <w:color w:val="000000"/>
           <w:sz w:val="18"/>
         </w:rPr>
@@ -5135,8 +5540,9 @@
       </w:pPr>
       <w:r>
         <w:rPr>
-          <w:rFonts w:ascii="Arial" w:hAnsi="Arial"/>
+          <w:rFonts w:ascii="Century Gothic" w:hAnsi="Century Gothic" w:cs="Century Gothic" w:eastAsia="Century Gothic"/>
           <w:b/>
+          <w:i w:val="0"/>
           <w:color w:val="26345B"/>
           <w:sz w:val="18"/>
         </w:rPr>
@@ -5144,7 +5550,9 @@
       </w:r>
       <w:r>
         <w:rPr>
-          <w:rFonts w:ascii="Arial" w:hAnsi="Arial"/>
+          <w:rFonts w:ascii="Century Gothic" w:hAnsi="Century Gothic" w:cs="Century Gothic" w:eastAsia="Century Gothic"/>
+          <w:b w:val="0"/>
+          <w:i w:val="0"/>
           <w:color w:val="000000"/>
           <w:sz w:val="18"/>
         </w:rPr>
@@ -5158,8 +5566,9 @@
       </w:pPr>
       <w:r>
         <w:rPr>
-          <w:rFonts w:ascii="Arial" w:hAnsi="Arial"/>
+          <w:rFonts w:ascii="Century Gothic" w:hAnsi="Century Gothic" w:cs="Century Gothic" w:eastAsia="Century Gothic"/>
           <w:b/>
+          <w:i w:val="0"/>
           <w:color w:val="26345B"/>
           <w:sz w:val="18"/>
         </w:rPr>
@@ -5167,7 +5576,9 @@
       </w:r>
       <w:r>
         <w:rPr>
-          <w:rFonts w:ascii="Arial" w:hAnsi="Arial"/>
+          <w:rFonts w:ascii="Century Gothic" w:hAnsi="Century Gothic" w:cs="Century Gothic" w:eastAsia="Century Gothic"/>
+          <w:b w:val="0"/>
+          <w:i w:val="0"/>
           <w:color w:val="000000"/>
           <w:sz w:val="18"/>
         </w:rPr>
@@ -5181,8 +5592,9 @@
       </w:pPr>
       <w:r>
         <w:rPr>
-          <w:rFonts w:ascii="Arial" w:hAnsi="Arial"/>
+          <w:rFonts w:ascii="Century Gothic" w:hAnsi="Century Gothic" w:cs="Century Gothic" w:eastAsia="Century Gothic"/>
           <w:b/>
+          <w:i w:val="0"/>
           <w:color w:val="26345B"/>
           <w:sz w:val="18"/>
         </w:rPr>
@@ -5190,7 +5602,9 @@
       </w:r>
       <w:r>
         <w:rPr>
-          <w:rFonts w:ascii="Arial" w:hAnsi="Arial"/>
+          <w:rFonts w:ascii="Century Gothic" w:hAnsi="Century Gothic" w:cs="Century Gothic" w:eastAsia="Century Gothic"/>
+          <w:b w:val="0"/>
+          <w:i w:val="0"/>
           <w:color w:val="000000"/>
           <w:sz w:val="18"/>
         </w:rPr>
@@ -5214,7 +5628,7 @@
               <a:graphicData uri="http://schemas.openxmlformats.org/drawingml/2006/picture">
                 <pic:pic>
                   <pic:nvPicPr>
-                    <pic:cNvPr id="0" name="fig_a9_counsel_hearings.png"/>
+                    <pic:cNvPr id="0" name="image9.png"/>
                     <pic:cNvPicPr/>
                   </pic:nvPicPr>
                   <pic:blipFill>
@@ -5244,7 +5658,7 @@
       </w:pPr>
       <w:r>
         <w:rPr>
-          <w:rFonts w:ascii="Arial" w:hAnsi="Arial"/>
+          <w:rFonts w:ascii="Century Gothic" w:hAnsi="Century Gothic" w:cs="Century Gothic" w:eastAsia="Century Gothic"/>
           <w:b w:val="0"/>
           <w:i/>
           <w:color w:val="555555"/>
@@ -5260,7 +5674,7 @@
       </w:pPr>
       <w:r>
         <w:rPr>
-          <w:rFonts w:ascii="Arial" w:hAnsi="Arial"/>
+          <w:rFonts w:ascii="Century Gothic" w:hAnsi="Century Gothic" w:cs="Century Gothic" w:eastAsia="Century Gothic"/>
           <w:b/>
           <w:i w:val="0"/>
           <w:color w:val="26345B"/>
@@ -5276,7 +5690,7 @@
       </w:pPr>
       <w:r>
         <w:rPr>
-          <w:rFonts w:ascii="Arial" w:hAnsi="Arial"/>
+          <w:rFonts w:ascii="Century Gothic" w:hAnsi="Century Gothic" w:cs="Century Gothic" w:eastAsia="Century Gothic"/>
           <w:b w:val="0"/>
           <w:i w:val="0"/>
           <w:color w:val="000000"/>
@@ -5292,8 +5706,9 @@
       </w:pPr>
       <w:r>
         <w:rPr>
-          <w:rFonts w:ascii="Arial" w:hAnsi="Arial"/>
+          <w:rFonts w:ascii="Century Gothic" w:hAnsi="Century Gothic" w:cs="Century Gothic" w:eastAsia="Century Gothic"/>
           <w:b/>
+          <w:i w:val="0"/>
           <w:color w:val="26345B"/>
           <w:sz w:val="18"/>
         </w:rPr>
@@ -5301,7 +5716,9 @@
       </w:r>
       <w:r>
         <w:rPr>
-          <w:rFonts w:ascii="Arial" w:hAnsi="Arial"/>
+          <w:rFonts w:ascii="Century Gothic" w:hAnsi="Century Gothic" w:cs="Century Gothic" w:eastAsia="Century Gothic"/>
+          <w:b w:val="0"/>
+          <w:i w:val="0"/>
           <w:color w:val="000000"/>
           <w:sz w:val="18"/>
         </w:rPr>
@@ -5315,8 +5732,9 @@
       </w:pPr>
       <w:r>
         <w:rPr>
-          <w:rFonts w:ascii="Arial" w:hAnsi="Arial"/>
+          <w:rFonts w:ascii="Century Gothic" w:hAnsi="Century Gothic" w:cs="Century Gothic" w:eastAsia="Century Gothic"/>
           <w:b/>
+          <w:i w:val="0"/>
           <w:color w:val="26345B"/>
           <w:sz w:val="18"/>
         </w:rPr>
@@ -5324,7 +5742,9 @@
       </w:r>
       <w:r>
         <w:rPr>
-          <w:rFonts w:ascii="Arial" w:hAnsi="Arial"/>
+          <w:rFonts w:ascii="Century Gothic" w:hAnsi="Century Gothic" w:cs="Century Gothic" w:eastAsia="Century Gothic"/>
+          <w:b w:val="0"/>
+          <w:i w:val="0"/>
           <w:color w:val="000000"/>
           <w:sz w:val="18"/>
         </w:rPr>
@@ -5338,7 +5758,9 @@
       </w:pPr>
       <w:r>
         <w:rPr>
-          <w:rFonts w:ascii="Arial" w:hAnsi="Arial"/>
+          <w:rFonts w:ascii="Century Gothic" w:hAnsi="Century Gothic" w:cs="Century Gothic" w:eastAsia="Century Gothic"/>
+          <w:b w:val="0"/>
+          <w:i w:val="0"/>
           <w:color w:val="000000"/>
           <w:sz w:val="18"/>
         </w:rPr>
@@ -5346,8 +5768,9 @@
       </w:r>
       <w:r>
         <w:rPr>
-          <w:rFonts w:ascii="Arial" w:hAnsi="Arial"/>
+          <w:rFonts w:ascii="Century Gothic" w:hAnsi="Century Gothic" w:cs="Century Gothic" w:eastAsia="Century Gothic"/>
           <w:b/>
+          <w:i w:val="0"/>
           <w:color w:val="000000"/>
           <w:sz w:val="18"/>
         </w:rPr>
@@ -5355,7 +5778,9 @@
       </w:r>
       <w:r>
         <w:rPr>
-          <w:rFonts w:ascii="Arial" w:hAnsi="Arial"/>
+          <w:rFonts w:ascii="Century Gothic" w:hAnsi="Century Gothic" w:cs="Century Gothic" w:eastAsia="Century Gothic"/>
+          <w:b w:val="0"/>
+          <w:i w:val="0"/>
           <w:color w:val="000000"/>
           <w:sz w:val="18"/>
         </w:rPr>
@@ -5369,7 +5794,9 @@
       </w:pPr>
       <w:r>
         <w:rPr>
-          <w:rFonts w:ascii="Arial" w:hAnsi="Arial"/>
+          <w:rFonts w:ascii="Century Gothic" w:hAnsi="Century Gothic" w:cs="Century Gothic" w:eastAsia="Century Gothic"/>
+          <w:b w:val="0"/>
+          <w:i w:val="0"/>
           <w:color w:val="000000"/>
           <w:sz w:val="18"/>
         </w:rPr>
@@ -5377,8 +5804,9 @@
       </w:r>
       <w:r>
         <w:rPr>
-          <w:rFonts w:ascii="Arial" w:hAnsi="Arial"/>
+          <w:rFonts w:ascii="Century Gothic" w:hAnsi="Century Gothic" w:cs="Century Gothic" w:eastAsia="Century Gothic"/>
           <w:b/>
+          <w:i w:val="0"/>
           <w:color w:val="000000"/>
           <w:sz w:val="18"/>
         </w:rPr>
@@ -5386,7 +5814,9 @@
       </w:r>
       <w:r>
         <w:rPr>
-          <w:rFonts w:ascii="Arial" w:hAnsi="Arial"/>
+          <w:rFonts w:ascii="Century Gothic" w:hAnsi="Century Gothic" w:cs="Century Gothic" w:eastAsia="Century Gothic"/>
+          <w:b w:val="0"/>
+          <w:i w:val="0"/>
           <w:color w:val="000000"/>
           <w:sz w:val="18"/>
         </w:rPr>
@@ -5400,7 +5830,9 @@
       </w:pPr>
       <w:r>
         <w:rPr>
-          <w:rFonts w:ascii="Arial" w:hAnsi="Arial"/>
+          <w:rFonts w:ascii="Century Gothic" w:hAnsi="Century Gothic" w:cs="Century Gothic" w:eastAsia="Century Gothic"/>
+          <w:b w:val="0"/>
+          <w:i w:val="0"/>
           <w:color w:val="000000"/>
           <w:sz w:val="18"/>
         </w:rPr>
@@ -5408,8 +5840,9 @@
       </w:r>
       <w:r>
         <w:rPr>
-          <w:rFonts w:ascii="Arial" w:hAnsi="Arial"/>
+          <w:rFonts w:ascii="Century Gothic" w:hAnsi="Century Gothic" w:cs="Century Gothic" w:eastAsia="Century Gothic"/>
           <w:b/>
+          <w:i w:val="0"/>
           <w:color w:val="000000"/>
           <w:sz w:val="18"/>
         </w:rPr>
@@ -5417,7 +5850,9 @@
       </w:r>
       <w:r>
         <w:rPr>
-          <w:rFonts w:ascii="Arial" w:hAnsi="Arial"/>
+          <w:rFonts w:ascii="Century Gothic" w:hAnsi="Century Gothic" w:cs="Century Gothic" w:eastAsia="Century Gothic"/>
+          <w:b w:val="0"/>
+          <w:i w:val="0"/>
           <w:color w:val="000000"/>
           <w:sz w:val="18"/>
         </w:rPr>
@@ -5431,7 +5866,9 @@
       </w:pPr>
       <w:r>
         <w:rPr>
-          <w:rFonts w:ascii="Arial" w:hAnsi="Arial"/>
+          <w:rFonts w:ascii="Century Gothic" w:hAnsi="Century Gothic" w:cs="Century Gothic" w:eastAsia="Century Gothic"/>
+          <w:b w:val="0"/>
+          <w:i w:val="0"/>
           <w:color w:val="000000"/>
           <w:sz w:val="18"/>
         </w:rPr>
@@ -5439,8 +5876,9 @@
       </w:r>
       <w:r>
         <w:rPr>
-          <w:rFonts w:ascii="Arial" w:hAnsi="Arial"/>
+          <w:rFonts w:ascii="Century Gothic" w:hAnsi="Century Gothic" w:cs="Century Gothic" w:eastAsia="Century Gothic"/>
           <w:b/>
+          <w:i w:val="0"/>
           <w:color w:val="000000"/>
           <w:sz w:val="18"/>
         </w:rPr>
@@ -5448,7 +5886,9 @@
       </w:r>
       <w:r>
         <w:rPr>
-          <w:rFonts w:ascii="Arial" w:hAnsi="Arial"/>
+          <w:rFonts w:ascii="Century Gothic" w:hAnsi="Century Gothic" w:cs="Century Gothic" w:eastAsia="Century Gothic"/>
+          <w:b w:val="0"/>
+          <w:i w:val="0"/>
           <w:color w:val="000000"/>
           <w:sz w:val="18"/>
         </w:rPr>
@@ -5462,7 +5902,9 @@
       </w:pPr>
       <w:r>
         <w:rPr>
-          <w:rFonts w:ascii="Arial" w:hAnsi="Arial"/>
+          <w:rFonts w:ascii="Century Gothic" w:hAnsi="Century Gothic" w:cs="Century Gothic" w:eastAsia="Century Gothic"/>
+          <w:b w:val="0"/>
+          <w:i w:val="0"/>
           <w:color w:val="000000"/>
           <w:sz w:val="18"/>
         </w:rPr>
@@ -5470,8 +5912,9 @@
       </w:r>
       <w:r>
         <w:rPr>
-          <w:rFonts w:ascii="Arial" w:hAnsi="Arial"/>
+          <w:rFonts w:ascii="Century Gothic" w:hAnsi="Century Gothic" w:cs="Century Gothic" w:eastAsia="Century Gothic"/>
           <w:b/>
+          <w:i w:val="0"/>
           <w:color w:val="000000"/>
           <w:sz w:val="18"/>
         </w:rPr>
@@ -5479,7 +5922,9 @@
       </w:r>
       <w:r>
         <w:rPr>
-          <w:rFonts w:ascii="Arial" w:hAnsi="Arial"/>
+          <w:rFonts w:ascii="Century Gothic" w:hAnsi="Century Gothic" w:cs="Century Gothic" w:eastAsia="Century Gothic"/>
+          <w:b w:val="0"/>
+          <w:i w:val="0"/>
           <w:color w:val="000000"/>
           <w:sz w:val="18"/>
         </w:rPr>
@@ -5493,8 +5938,9 @@
       </w:pPr>
       <w:r>
         <w:rPr>
-          <w:rFonts w:ascii="Arial" w:hAnsi="Arial"/>
+          <w:rFonts w:ascii="Century Gothic" w:hAnsi="Century Gothic" w:cs="Century Gothic" w:eastAsia="Century Gothic"/>
           <w:b/>
+          <w:i w:val="0"/>
           <w:color w:val="26345B"/>
           <w:sz w:val="18"/>
         </w:rPr>
@@ -5502,7 +5948,9 @@
       </w:r>
       <w:r>
         <w:rPr>
-          <w:rFonts w:ascii="Arial" w:hAnsi="Arial"/>
+          <w:rFonts w:ascii="Century Gothic" w:hAnsi="Century Gothic" w:cs="Century Gothic" w:eastAsia="Century Gothic"/>
+          <w:b w:val="0"/>
+          <w:i w:val="0"/>
           <w:color w:val="000000"/>
           <w:sz w:val="18"/>
         </w:rPr>
@@ -5526,7 +5974,7 @@
               <a:graphicData uri="http://schemas.openxmlformats.org/drawingml/2006/picture">
                 <pic:pic>
                   <pic:nvPicPr>
-                    <pic:cNvPr id="0" name="fig_a10_admin.png"/>
+                    <pic:cNvPr id="0" name="image10.png"/>
                     <pic:cNvPicPr/>
                   </pic:nvPicPr>
                   <pic:blipFill>
@@ -5556,7 +6004,7 @@
       </w:pPr>
       <w:r>
         <w:rPr>
-          <w:rFonts w:ascii="Arial" w:hAnsi="Arial"/>
+          <w:rFonts w:ascii="Century Gothic" w:hAnsi="Century Gothic" w:cs="Century Gothic" w:eastAsia="Century Gothic"/>
           <w:b w:val="0"/>
           <w:i/>
           <w:color w:val="555555"/>
@@ -5572,7 +6020,7 @@
       </w:pPr>
       <w:r>
         <w:rPr>
-          <w:rFonts w:ascii="Arial" w:hAnsi="Arial"/>
+          <w:rFonts w:ascii="Century Gothic" w:hAnsi="Century Gothic" w:cs="Century Gothic" w:eastAsia="Century Gothic"/>
           <w:b/>
           <w:i w:val="0"/>
           <w:color w:val="26345B"/>
@@ -5588,7 +6036,7 @@
       </w:pPr>
       <w:r>
         <w:rPr>
-          <w:rFonts w:ascii="Arial" w:hAnsi="Arial"/>
+          <w:rFonts w:ascii="Century Gothic" w:hAnsi="Century Gothic" w:cs="Century Gothic" w:eastAsia="Century Gothic"/>
           <w:b/>
           <w:i w:val="0"/>
           <w:color w:val="000000"/>
@@ -5604,7 +6052,9 @@
       </w:pPr>
       <w:r>
         <w:rPr>
-          <w:rFonts w:ascii="Arial" w:hAnsi="Arial"/>
+          <w:rFonts w:ascii="Century Gothic" w:hAnsi="Century Gothic" w:cs="Century Gothic" w:eastAsia="Century Gothic"/>
+          <w:b w:val="0"/>
+          <w:i w:val="0"/>
           <w:color w:val="000000"/>
           <w:sz w:val="18"/>
         </w:rPr>
@@ -5612,7 +6062,9 @@
       </w:r>
       <w:r>
         <w:rPr>
-          <w:rFonts w:ascii="Arial" w:hAnsi="Arial"/>
+          <w:rFonts w:ascii="Century Gothic" w:hAnsi="Century Gothic" w:cs="Century Gothic" w:eastAsia="Century Gothic"/>
+          <w:b w:val="0"/>
+          <w:i w:val="0"/>
           <w:color w:val="000000"/>
           <w:sz w:val="18"/>
         </w:rPr>
@@ -5626,7 +6078,7 @@
       </w:pPr>
       <w:r>
         <w:rPr>
-          <w:rFonts w:ascii="Arial" w:hAnsi="Arial"/>
+          <w:rFonts w:ascii="Century Gothic" w:hAnsi="Century Gothic" w:cs="Century Gothic" w:eastAsia="Century Gothic"/>
           <w:b/>
           <w:i w:val="0"/>
           <w:color w:val="000000"/>
@@ -5642,7 +6094,9 @@
       </w:pPr>
       <w:r>
         <w:rPr>
-          <w:rFonts w:ascii="Arial" w:hAnsi="Arial"/>
+          <w:rFonts w:ascii="Century Gothic" w:hAnsi="Century Gothic" w:cs="Century Gothic" w:eastAsia="Century Gothic"/>
+          <w:b w:val="0"/>
+          <w:i w:val="0"/>
           <w:color w:val="000000"/>
           <w:sz w:val="18"/>
         </w:rPr>
@@ -5650,8 +6104,9 @@
       </w:r>
       <w:r>
         <w:rPr>
-          <w:rFonts w:ascii="Arial" w:hAnsi="Arial"/>
+          <w:rFonts w:ascii="Century Gothic" w:hAnsi="Century Gothic" w:cs="Century Gothic" w:eastAsia="Century Gothic"/>
           <w:b/>
+          <w:i w:val="0"/>
           <w:color w:val="000000"/>
           <w:sz w:val="18"/>
         </w:rPr>
@@ -5659,7 +6114,9 @@
       </w:r>
       <w:r>
         <w:rPr>
-          <w:rFonts w:ascii="Arial" w:hAnsi="Arial"/>
+          <w:rFonts w:ascii="Century Gothic" w:hAnsi="Century Gothic" w:cs="Century Gothic" w:eastAsia="Century Gothic"/>
+          <w:b w:val="0"/>
+          <w:i w:val="0"/>
           <w:color w:val="000000"/>
           <w:sz w:val="18"/>
         </w:rPr>
@@ -5673,7 +6130,9 @@
       </w:pPr>
       <w:r>
         <w:rPr>
-          <w:rFonts w:ascii="Arial" w:hAnsi="Arial"/>
+          <w:rFonts w:ascii="Century Gothic" w:hAnsi="Century Gothic" w:cs="Century Gothic" w:eastAsia="Century Gothic"/>
+          <w:b w:val="0"/>
+          <w:i w:val="0"/>
           <w:color w:val="000000"/>
           <w:sz w:val="18"/>
         </w:rPr>
@@ -5681,8 +6140,9 @@
       </w:r>
       <w:r>
         <w:rPr>
-          <w:rFonts w:ascii="Arial" w:hAnsi="Arial"/>
+          <w:rFonts w:ascii="Century Gothic" w:hAnsi="Century Gothic" w:cs="Century Gothic" w:eastAsia="Century Gothic"/>
           <w:b/>
+          <w:i w:val="0"/>
           <w:color w:val="000000"/>
           <w:sz w:val="18"/>
         </w:rPr>
@@ -5690,7 +6150,9 @@
       </w:r>
       <w:r>
         <w:rPr>
-          <w:rFonts w:ascii="Arial" w:hAnsi="Arial"/>
+          <w:rFonts w:ascii="Century Gothic" w:hAnsi="Century Gothic" w:cs="Century Gothic" w:eastAsia="Century Gothic"/>
+          <w:b w:val="0"/>
+          <w:i w:val="0"/>
           <w:color w:val="000000"/>
           <w:sz w:val="18"/>
         </w:rPr>
@@ -5704,7 +6166,9 @@
       </w:pPr>
       <w:r>
         <w:rPr>
-          <w:rFonts w:ascii="Arial" w:hAnsi="Arial"/>
+          <w:rFonts w:ascii="Century Gothic" w:hAnsi="Century Gothic" w:cs="Century Gothic" w:eastAsia="Century Gothic"/>
+          <w:b w:val="0"/>
+          <w:i w:val="0"/>
           <w:color w:val="000000"/>
           <w:sz w:val="18"/>
         </w:rPr>
@@ -5712,8 +6176,9 @@
       </w:r>
       <w:r>
         <w:rPr>
-          <w:rFonts w:ascii="Arial" w:hAnsi="Arial"/>
+          <w:rFonts w:ascii="Century Gothic" w:hAnsi="Century Gothic" w:cs="Century Gothic" w:eastAsia="Century Gothic"/>
           <w:b/>
+          <w:i w:val="0"/>
           <w:color w:val="000000"/>
           <w:sz w:val="18"/>
         </w:rPr>
@@ -5721,7 +6186,9 @@
       </w:r>
       <w:r>
         <w:rPr>
-          <w:rFonts w:ascii="Arial" w:hAnsi="Arial"/>
+          <w:rFonts w:ascii="Century Gothic" w:hAnsi="Century Gothic" w:cs="Century Gothic" w:eastAsia="Century Gothic"/>
+          <w:b w:val="0"/>
+          <w:i w:val="0"/>
           <w:color w:val="000000"/>
           <w:sz w:val="18"/>
         </w:rPr>
@@ -5735,7 +6202,9 @@
       </w:pPr>
       <w:r>
         <w:rPr>
-          <w:rFonts w:ascii="Arial" w:hAnsi="Arial"/>
+          <w:rFonts w:ascii="Century Gothic" w:hAnsi="Century Gothic" w:cs="Century Gothic" w:eastAsia="Century Gothic"/>
+          <w:b w:val="0"/>
+          <w:i w:val="0"/>
           <w:color w:val="000000"/>
           <w:sz w:val="18"/>
         </w:rPr>
@@ -5743,8 +6212,9 @@
       </w:r>
       <w:r>
         <w:rPr>
-          <w:rFonts w:ascii="Arial" w:hAnsi="Arial"/>
+          <w:rFonts w:ascii="Century Gothic" w:hAnsi="Century Gothic" w:cs="Century Gothic" w:eastAsia="Century Gothic"/>
           <w:b/>
+          <w:i w:val="0"/>
           <w:color w:val="000000"/>
           <w:sz w:val="18"/>
         </w:rPr>
@@ -5752,7 +6222,9 @@
       </w:r>
       <w:r>
         <w:rPr>
-          <w:rFonts w:ascii="Arial" w:hAnsi="Arial"/>
+          <w:rFonts w:ascii="Century Gothic" w:hAnsi="Century Gothic" w:cs="Century Gothic" w:eastAsia="Century Gothic"/>
+          <w:b w:val="0"/>
+          <w:i w:val="0"/>
           <w:color w:val="000000"/>
           <w:sz w:val="18"/>
         </w:rPr>
@@ -5766,7 +6238,9 @@
       </w:pPr>
       <w:r>
         <w:rPr>
-          <w:rFonts w:ascii="Arial" w:hAnsi="Arial"/>
+          <w:rFonts w:ascii="Century Gothic" w:hAnsi="Century Gothic" w:cs="Century Gothic" w:eastAsia="Century Gothic"/>
+          <w:b w:val="0"/>
+          <w:i w:val="0"/>
           <w:color w:val="000000"/>
           <w:sz w:val="18"/>
         </w:rPr>
@@ -5774,8 +6248,9 @@
       </w:r>
       <w:r>
         <w:rPr>
-          <w:rFonts w:ascii="Arial" w:hAnsi="Arial"/>
+          <w:rFonts w:ascii="Century Gothic" w:hAnsi="Century Gothic" w:cs="Century Gothic" w:eastAsia="Century Gothic"/>
           <w:b/>
+          <w:i w:val="0"/>
           <w:color w:val="000000"/>
           <w:sz w:val="18"/>
         </w:rPr>
@@ -5783,7 +6258,9 @@
       </w:r>
       <w:r>
         <w:rPr>
-          <w:rFonts w:ascii="Arial" w:hAnsi="Arial"/>
+          <w:rFonts w:ascii="Century Gothic" w:hAnsi="Century Gothic" w:cs="Century Gothic" w:eastAsia="Century Gothic"/>
+          <w:b w:val="0"/>
+          <w:i w:val="0"/>
           <w:color w:val="000000"/>
           <w:sz w:val="18"/>
         </w:rPr>
@@ -5802,7 +6279,7 @@
       </w:pPr>
       <w:r>
         <w:rPr>
-          <w:rFonts w:ascii="Arial" w:hAnsi="Arial"/>
+          <w:rFonts w:ascii="Century Gothic" w:hAnsi="Century Gothic" w:cs="Century Gothic" w:eastAsia="Century Gothic"/>
           <w:b/>
           <w:i w:val="0"/>
           <w:color w:val="26345B"/>
@@ -5818,7 +6295,7 @@
       </w:pPr>
       <w:r>
         <w:rPr>
-          <w:rFonts w:ascii="Arial" w:hAnsi="Arial"/>
+          <w:rFonts w:ascii="Century Gothic" w:hAnsi="Century Gothic" w:cs="Century Gothic" w:eastAsia="Century Gothic"/>
           <w:b/>
           <w:i w:val="0"/>
           <w:color w:val="26345B"/>
@@ -5829,18 +6306,38 @@
     </w:p>
     <w:p>
       <w:pPr>
-        <w:spacing w:before="80" w:after="40" w:line="276" w:lineRule="auto"/>
+        <w:spacing w:before="80" w:after="60" w:line="276" w:lineRule="auto"/>
         <w:jc w:val="center"/>
       </w:pPr>
+      <w:r>
+        <w:rPr>
+          <w:rFonts w:ascii="Century Gothic" w:hAnsi="Century Gothic" w:cs="Century Gothic" w:eastAsia="Century Gothic"/>
+          <w:b/>
+          <w:i w:val="0"/>
+          <w:color w:val="000000"/>
+          <w:sz w:val="34"/>
+        </w:rPr>
+        <w:t>QUOJIAL, JUDE ROWELL M.</w:t>
+      </w:r>
     </w:p>
     <w:p>
       <w:pPr>
-        <w:spacing w:before="0" w:after="120" w:line="276" w:lineRule="auto"/>
+        <w:spacing w:before="0" w:after="160" w:line="276" w:lineRule="auto"/>
         <w:jc w:val="center"/>
         <w:pBdr>
-          <w:bottom w:val="single" w:sz="8" w:space="4" w:color="26345B"/>
+          <w:bottom w:val="single" w:sz="8" w:space="6" w:color="26345B"/>
         </w:pBdr>
       </w:pPr>
+      <w:r>
+        <w:rPr>
+          <w:rFonts w:ascii="Century Gothic" w:hAnsi="Century Gothic" w:cs="Century Gothic" w:eastAsia="Century Gothic"/>
+          <w:b w:val="0"/>
+          <w:i w:val="0"/>
+          <w:color w:val="000000"/>
+          <w:sz w:val="18"/>
+        </w:rPr>
+        <w:t>Gingoog City, Misamis Oriental | 0930-262-1841 | bungermanxd@gmail.com</w:t>
+      </w:r>
     </w:p>
     <w:p>
       <w:pPr>
@@ -5849,7 +6346,7 @@
       </w:pPr>
       <w:r>
         <w:rPr>
-          <w:rFonts w:ascii="Arial" w:hAnsi="Arial"/>
+          <w:rFonts w:ascii="Century Gothic" w:hAnsi="Century Gothic" w:cs="Century Gothic" w:eastAsia="Century Gothic"/>
           <w:b/>
           <w:i w:val="0"/>
           <w:color w:val="26345B"/>
@@ -5860,106 +6357,167 @@
     </w:p>
     <w:p>
       <w:pPr>
-        <w:spacing w:before="0" w:after="40" w:line="276" w:lineRule="auto"/>
-        <w:jc w:val="left"/>
-      </w:pPr>
+        <w:spacing w:before="0" w:after="20" w:line="276" w:lineRule="auto"/>
+      </w:pPr>
+      <w:r>
+        <w:rPr>
+          <w:rFonts w:ascii="Century Gothic" w:hAnsi="Century Gothic" w:cs="Century Gothic" w:eastAsia="Century Gothic"/>
+          <w:b/>
+          <w:i w:val="0"/>
+          <w:color w:val="000000"/>
+          <w:sz w:val="18"/>
+        </w:rPr>
+        <w:t>Undergraduate / Bachelor of Science in Information Technology</w:t>
+      </w:r>
+      <w:r>
+        <w:rPr>
+          <w:rFonts w:ascii="Century Gothic" w:hAnsi="Century Gothic" w:cs="Century Gothic" w:eastAsia="Century Gothic"/>
+          <w:b w:val="0"/>
+          <w:i w:val="0"/>
+          <w:color w:val="555555"/>
+          <w:sz w:val="18"/>
+        </w:rPr>
+        <w:t xml:space="preserve"> | Expected Graduation: March 2028</w:t>
+      </w:r>
     </w:p>
     <w:p>
       <w:pPr>
-        <w:spacing w:before="0" w:after="40" w:line="276" w:lineRule="auto"/>
+        <w:spacing w:before="0" w:after="20" w:line="276" w:lineRule="auto"/>
         <w:jc w:val="left"/>
       </w:pPr>
+      <w:r>
+        <w:rPr>
+          <w:rFonts w:ascii="Century Gothic" w:hAnsi="Century Gothic" w:cs="Century Gothic" w:eastAsia="Century Gothic"/>
+          <w:b w:val="0"/>
+          <w:i w:val="0"/>
+          <w:color w:val="000000"/>
+          <w:sz w:val="18"/>
+        </w:rPr>
+        <w:t>Gingoog City Colleges, Inc.</w:t>
+      </w:r>
     </w:p>
     <w:p>
       <w:pPr>
-        <w:spacing w:before="0" w:after="40" w:line="276" w:lineRule="auto"/>
+        <w:spacing w:before="0" w:after="120" w:line="276" w:lineRule="auto"/>
         <w:jc w:val="left"/>
       </w:pPr>
       <w:r>
         <w:rPr>
-          <w:rFonts w:ascii="Arial" w:hAnsi="Arial"/>
+          <w:rFonts w:ascii="Century Gothic" w:hAnsi="Century Gothic" w:cs="Century Gothic" w:eastAsia="Century Gothic"/>
           <w:b w:val="0"/>
           <w:i w:val="0"/>
           <w:color w:val="000000"/>
           <w:sz w:val="18"/>
         </w:rPr>
-        <w:t xml:space="preserve">Relevant coursework: </w:t>
+        <w:t>Gingoog City, Misamis Oriental</w:t>
       </w:r>
     </w:p>
     <w:p>
       <w:pPr>
+        <w:spacing w:before="0" w:after="20" w:line="276" w:lineRule="auto"/>
+      </w:pPr>
+      <w:r>
+        <w:rPr>
+          <w:rFonts w:ascii="Century Gothic" w:hAnsi="Century Gothic" w:cs="Century Gothic" w:eastAsia="Century Gothic"/>
+          <w:b/>
+          <w:i w:val="0"/>
+          <w:color w:val="000000"/>
+          <w:sz w:val="18"/>
+        </w:rPr>
+        <w:t>Senior High School</w:t>
+      </w:r>
+      <w:r>
+        <w:rPr>
+          <w:rFonts w:ascii="Century Gothic" w:hAnsi="Century Gothic" w:cs="Century Gothic" w:eastAsia="Century Gothic"/>
+          <w:b w:val="0"/>
+          <w:i w:val="0"/>
+          <w:color w:val="555555"/>
+          <w:sz w:val="18"/>
+        </w:rPr>
+        <w:t xml:space="preserve"> | S.Y 2023–2024</w:t>
+      </w:r>
+    </w:p>
+    <w:p>
+      <w:pPr>
+        <w:spacing w:before="0" w:after="20" w:line="276" w:lineRule="auto"/>
+        <w:jc w:val="left"/>
+      </w:pPr>
+      <w:r>
+        <w:rPr>
+          <w:rFonts w:ascii="Century Gothic" w:hAnsi="Century Gothic" w:cs="Century Gothic" w:eastAsia="Century Gothic"/>
+          <w:b w:val="0"/>
+          <w:i w:val="0"/>
+          <w:color w:val="000000"/>
+          <w:sz w:val="18"/>
+        </w:rPr>
+        <w:t>Gingoog City Comprehensive National High School</w:t>
+      </w:r>
+    </w:p>
+    <w:p>
+      <w:pPr>
         <w:spacing w:before="0" w:after="120" w:line="276" w:lineRule="auto"/>
         <w:jc w:val="left"/>
       </w:pPr>
       <w:r>
         <w:rPr>
-          <w:rFonts w:ascii="Arial" w:hAnsi="Arial"/>
+          <w:rFonts w:ascii="Century Gothic" w:hAnsi="Century Gothic" w:cs="Century Gothic" w:eastAsia="Century Gothic"/>
           <w:b w:val="0"/>
           <w:i w:val="0"/>
           <w:color w:val="000000"/>
           <w:sz w:val="18"/>
         </w:rPr>
-        <w:t xml:space="preserve">Academic distinctions: </w:t>
+        <w:t>Gingoog City, Misamis Oriental</w:t>
       </w:r>
     </w:p>
     <w:p>
       <w:pPr>
-        <w:spacing w:before="0" w:after="40" w:line="276" w:lineRule="auto"/>
+        <w:spacing w:before="160" w:after="80" w:line="276" w:lineRule="auto"/>
         <w:jc w:val="left"/>
       </w:pPr>
+      <w:r>
+        <w:rPr>
+          <w:rFonts w:ascii="Century Gothic" w:hAnsi="Century Gothic" w:cs="Century Gothic" w:eastAsia="Century Gothic"/>
+          <w:b/>
+          <w:i w:val="0"/>
+          <w:color w:val="26345B"/>
+          <w:sz w:val="21"/>
+        </w:rPr>
+        <w:t>PROJECT EXPERIENCE</w:t>
+      </w:r>
     </w:p>
     <w:p>
       <w:pPr>
-        <w:spacing w:before="0" w:after="120" w:line="276" w:lineRule="auto"/>
-        <w:jc w:val="left"/>
-      </w:pPr>
+        <w:spacing w:before="0" w:after="20" w:line="276" w:lineRule="auto"/>
+      </w:pPr>
+      <w:r>
+        <w:rPr>
+          <w:rFonts w:ascii="Century Gothic" w:hAnsi="Century Gothic" w:cs="Century Gothic" w:eastAsia="Century Gothic"/>
+          <w:b/>
+          <w:i w:val="0"/>
+          <w:color w:val="000000"/>
+          <w:sz w:val="18"/>
+        </w:rPr>
+        <w:t>Attorney Directory and Case File Archive System (PACFAS)</w:t>
+      </w:r>
+      <w:r>
+        <w:rPr>
+          <w:rFonts w:ascii="Century Gothic" w:hAnsi="Century Gothic" w:cs="Century Gothic" w:eastAsia="Century Gothic"/>
+          <w:b w:val="0"/>
+          <w:i w:val="0"/>
+          <w:color w:val="555555"/>
+          <w:sz w:val="18"/>
+        </w:rPr>
+        <w:t xml:space="preserve"> | 2026</w:t>
+      </w:r>
     </w:p>
     <w:p>
       <w:pPr>
-        <w:spacing w:before="160" w:after="80" w:line="276" w:lineRule="auto"/>
-        <w:jc w:val="left"/>
-      </w:pPr>
-      <w:r>
-        <w:rPr>
-          <w:rFonts w:ascii="Arial" w:hAnsi="Arial"/>
-          <w:b/>
-          <w:i w:val="0"/>
-          <w:color w:val="26345B"/>
-          <w:sz w:val="21"/>
-        </w:rPr>
-        <w:t>PROJECT EXPERIENCE</w:t>
-      </w:r>
-    </w:p>
-    <w:p>
-      <w:pPr>
-        <w:spacing w:before="0" w:after="40"/>
-      </w:pPr>
-      <w:r>
-        <w:rPr>
-          <w:rFonts w:ascii="Arial" w:hAnsi="Arial"/>
-          <w:b/>
-          <w:color w:val="000000"/>
-          <w:sz w:val="18"/>
-        </w:rPr>
-        <w:t>Attorney Directory and Case File Archive System (PACFAS)</w:t>
-      </w:r>
-      <w:r>
-        <w:rPr>
-          <w:rFonts w:ascii="Arial" w:hAnsi="Arial"/>
-          <w:color w:val="555555"/>
-          <w:sz w:val="18"/>
-        </w:rPr>
-        <w:t xml:space="preserve"> | 2026</w:t>
-      </w:r>
-    </w:p>
-    <w:p>
-      <w:pPr>
         <w:spacing w:before="0" w:after="60" w:line="276" w:lineRule="auto"/>
         <w:jc w:val="left"/>
       </w:pPr>
       <w:r>
         <w:rPr>
-          <w:rFonts w:ascii="Arial" w:hAnsi="Arial"/>
+          <w:rFonts w:ascii="Century Gothic" w:hAnsi="Century Gothic" w:cs="Century Gothic" w:eastAsia="Century Gothic"/>
           <w:b w:val="0"/>
           <w:i/>
           <w:color w:val="000000"/>
@@ -5975,7 +6533,9 @@
       </w:pPr>
       <w:r>
         <w:rPr>
-          <w:rFonts w:ascii="Arial" w:hAnsi="Arial"/>
+          <w:rFonts w:ascii="Century Gothic" w:hAnsi="Century Gothic" w:cs="Century Gothic" w:eastAsia="Century Gothic"/>
+          <w:b w:val="0"/>
+          <w:i w:val="0"/>
           <w:color w:val="000000"/>
           <w:sz w:val="18"/>
         </w:rPr>
@@ -5983,7 +6543,9 @@
       </w:r>
       <w:r>
         <w:rPr>
-          <w:rFonts w:ascii="Arial" w:hAnsi="Arial"/>
+          <w:rFonts w:ascii="Century Gothic" w:hAnsi="Century Gothic" w:cs="Century Gothic" w:eastAsia="Century Gothic"/>
+          <w:b w:val="0"/>
+          <w:i w:val="0"/>
           <w:color w:val="000000"/>
           <w:sz w:val="18"/>
         </w:rPr>
@@ -5997,7 +6559,9 @@
       </w:pPr>
       <w:r>
         <w:rPr>
-          <w:rFonts w:ascii="Arial" w:hAnsi="Arial"/>
+          <w:rFonts w:ascii="Century Gothic" w:hAnsi="Century Gothic" w:cs="Century Gothic" w:eastAsia="Century Gothic"/>
+          <w:b w:val="0"/>
+          <w:i w:val="0"/>
           <w:color w:val="000000"/>
           <w:sz w:val="18"/>
         </w:rPr>
@@ -6005,7 +6569,9 @@
       </w:r>
       <w:r>
         <w:rPr>
-          <w:rFonts w:ascii="Arial" w:hAnsi="Arial"/>
+          <w:rFonts w:ascii="Century Gothic" w:hAnsi="Century Gothic" w:cs="Century Gothic" w:eastAsia="Century Gothic"/>
+          <w:b w:val="0"/>
+          <w:i w:val="0"/>
           <w:color w:val="000000"/>
           <w:sz w:val="18"/>
         </w:rPr>
@@ -6019,7 +6585,9 @@
       </w:pPr>
       <w:r>
         <w:rPr>
-          <w:rFonts w:ascii="Arial" w:hAnsi="Arial"/>
+          <w:rFonts w:ascii="Century Gothic" w:hAnsi="Century Gothic" w:cs="Century Gothic" w:eastAsia="Century Gothic"/>
+          <w:b w:val="0"/>
+          <w:i w:val="0"/>
           <w:color w:val="000000"/>
           <w:sz w:val="18"/>
         </w:rPr>
@@ -6027,7 +6595,9 @@
       </w:r>
       <w:r>
         <w:rPr>
-          <w:rFonts w:ascii="Arial" w:hAnsi="Arial"/>
+          <w:rFonts w:ascii="Century Gothic" w:hAnsi="Century Gothic" w:cs="Century Gothic" w:eastAsia="Century Gothic"/>
+          <w:b w:val="0"/>
+          <w:i w:val="0"/>
           <w:color w:val="000000"/>
           <w:sz w:val="18"/>
         </w:rPr>
@@ -6041,7 +6611,9 @@
       </w:pPr>
       <w:r>
         <w:rPr>
-          <w:rFonts w:ascii="Arial" w:hAnsi="Arial"/>
+          <w:rFonts w:ascii="Century Gothic" w:hAnsi="Century Gothic" w:cs="Century Gothic" w:eastAsia="Century Gothic"/>
+          <w:b w:val="0"/>
+          <w:i w:val="0"/>
           <w:color w:val="000000"/>
           <w:sz w:val="18"/>
         </w:rPr>
@@ -6049,7 +6621,9 @@
       </w:r>
       <w:r>
         <w:rPr>
-          <w:rFonts w:ascii="Arial" w:hAnsi="Arial"/>
+          <w:rFonts w:ascii="Century Gothic" w:hAnsi="Century Gothic" w:cs="Century Gothic" w:eastAsia="Century Gothic"/>
+          <w:b w:val="0"/>
+          <w:i w:val="0"/>
           <w:color w:val="000000"/>
           <w:sz w:val="18"/>
         </w:rPr>
@@ -6063,7 +6637,7 @@
       </w:pPr>
       <w:r>
         <w:rPr>
-          <w:rFonts w:ascii="Arial" w:hAnsi="Arial"/>
+          <w:rFonts w:ascii="Century Gothic" w:hAnsi="Century Gothic" w:cs="Century Gothic" w:eastAsia="Century Gothic"/>
           <w:b/>
           <w:i w:val="0"/>
           <w:color w:val="26345B"/>
@@ -6074,24 +6648,403 @@
     </w:p>
     <w:p>
       <w:pPr>
-        <w:spacing w:before="0" w:after="40" w:line="276" w:lineRule="auto"/>
-        <w:jc w:val="left"/>
-      </w:pPr>
+        <w:spacing w:before="0" w:after="20" w:line="276" w:lineRule="auto"/>
+      </w:pPr>
+      <w:r>
+        <w:rPr>
+          <w:rFonts w:ascii="Century Gothic" w:hAnsi="Century Gothic" w:cs="Century Gothic" w:eastAsia="Century Gothic"/>
+          <w:b/>
+          <w:i w:val="0"/>
+          <w:color w:val="000000"/>
+          <w:sz w:val="18"/>
+        </w:rPr>
+        <w:t>Graphic Designer</w:t>
+      </w:r>
+      <w:r>
+        <w:rPr>
+          <w:rFonts w:ascii="Century Gothic" w:hAnsi="Century Gothic" w:cs="Century Gothic" w:eastAsia="Century Gothic"/>
+          <w:b w:val="0"/>
+          <w:i w:val="0"/>
+          <w:color w:val="555555"/>
+          <w:sz w:val="18"/>
+        </w:rPr>
+        <w:t xml:space="preserve"> | 2020 – Present</w:t>
+      </w:r>
     </w:p>
     <w:p>
       <w:pPr>
-        <w:spacing w:before="0" w:after="40" w:line="276" w:lineRule="auto"/>
+        <w:spacing w:before="0" w:after="60" w:line="276" w:lineRule="auto"/>
         <w:jc w:val="left"/>
       </w:pPr>
+      <w:r>
+        <w:rPr>
+          <w:rFonts w:ascii="Century Gothic" w:hAnsi="Century Gothic" w:cs="Century Gothic" w:eastAsia="Century Gothic"/>
+          <w:b/>
+          <w:i w:val="0"/>
+          <w:color w:val="000000"/>
+          <w:sz w:val="18"/>
+        </w:rPr>
+        <w:t>Freelancer</w:t>
+      </w:r>
     </w:p>
     <w:p>
       <w:pPr>
+        <w:spacing w:before="0" w:after="120" w:line="276" w:lineRule="auto"/>
+        <w:ind w:left="288" w:hanging="173"/>
+      </w:pPr>
+      <w:r>
+        <w:rPr>
+          <w:rFonts w:ascii="Century Gothic" w:hAnsi="Century Gothic" w:cs="Century Gothic" w:eastAsia="Century Gothic"/>
+          <w:b w:val="0"/>
+          <w:i w:val="0"/>
+          <w:color w:val="000000"/>
+          <w:sz w:val="18"/>
+        </w:rPr>
+        <w:t xml:space="preserve">• </w:t>
+      </w:r>
+      <w:r>
+        <w:rPr>
+          <w:rFonts w:ascii="Century Gothic" w:hAnsi="Century Gothic" w:cs="Century Gothic" w:eastAsia="Century Gothic"/>
+          <w:b w:val="0"/>
+          <w:i w:val="0"/>
+          <w:color w:val="000000"/>
+          <w:sz w:val="18"/>
+        </w:rPr>
+        <w:t>Took on commissions for graphic design posters for multiple clients from different art perspectives, tackling and resonating with client requests.</w:t>
+      </w:r>
+    </w:p>
+    <w:p>
+      <w:pPr>
+        <w:spacing w:before="160" w:after="80" w:line="276" w:lineRule="auto"/>
+        <w:jc w:val="left"/>
+      </w:pPr>
+      <w:r>
+        <w:rPr>
+          <w:rFonts w:ascii="Century Gothic" w:hAnsi="Century Gothic" w:cs="Century Gothic" w:eastAsia="Century Gothic"/>
+          <w:b/>
+          <w:i w:val="0"/>
+          <w:color w:val="26345B"/>
+          <w:sz w:val="21"/>
+        </w:rPr>
+        <w:t>LEADERSHIP AND ACTIVITIES</w:t>
+      </w:r>
+    </w:p>
+    <w:p>
+      <w:pPr>
+        <w:spacing w:before="0" w:after="40" w:line="276" w:lineRule="auto"/>
+      </w:pPr>
+      <w:r>
+        <w:rPr>
+          <w:rFonts w:ascii="Century Gothic" w:hAnsi="Century Gothic" w:cs="Century Gothic" w:eastAsia="Century Gothic"/>
+          <w:b/>
+          <w:i w:val="0"/>
+          <w:color w:val="000000"/>
+          <w:sz w:val="18"/>
+        </w:rPr>
+        <w:t>Student Body Organization (SBO) / Senator, Gingoog Christian College</w:t>
+      </w:r>
+      <w:r>
+        <w:rPr>
+          <w:rFonts w:ascii="Century Gothic" w:hAnsi="Century Gothic" w:cs="Century Gothic" w:eastAsia="Century Gothic"/>
+          <w:b w:val="0"/>
+          <w:i w:val="0"/>
+          <w:color w:val="555555"/>
+          <w:sz w:val="18"/>
+        </w:rPr>
+        <w:t xml:space="preserve"> | 2019–2020</w:t>
+      </w:r>
+    </w:p>
+    <w:p>
+      <w:pPr>
+        <w:spacing w:before="0" w:after="100" w:line="276" w:lineRule="auto"/>
+        <w:ind w:left="288" w:hanging="173"/>
+      </w:pPr>
+      <w:r>
+        <w:rPr>
+          <w:rFonts w:ascii="Century Gothic" w:hAnsi="Century Gothic" w:cs="Century Gothic" w:eastAsia="Century Gothic"/>
+          <w:b w:val="0"/>
+          <w:i w:val="0"/>
+          <w:color w:val="000000"/>
+          <w:sz w:val="18"/>
+        </w:rPr>
+        <w:t xml:space="preserve">• </w:t>
+      </w:r>
+      <w:r>
+        <w:rPr>
+          <w:rFonts w:ascii="Century Gothic" w:hAnsi="Century Gothic" w:cs="Century Gothic" w:eastAsia="Century Gothic"/>
+          <w:b w:val="0"/>
+          <w:i w:val="0"/>
+          <w:color w:val="000000"/>
+          <w:sz w:val="18"/>
+        </w:rPr>
+        <w:t>Assisted core officers with coordinating with higher-ups of the administration in establishing peace and listening to fellow students of the campus in assisting them with their needs.</w:t>
+      </w:r>
+    </w:p>
+    <w:p>
+      <w:pPr>
+        <w:spacing w:before="0" w:after="40" w:line="276" w:lineRule="auto"/>
+      </w:pPr>
+      <w:r>
+        <w:rPr>
+          <w:rFonts w:ascii="Century Gothic" w:hAnsi="Century Gothic" w:cs="Century Gothic" w:eastAsia="Century Gothic"/>
+          <w:b/>
+          <w:i w:val="0"/>
+          <w:color w:val="000000"/>
+          <w:sz w:val="18"/>
+        </w:rPr>
+        <w:t>Supreme Student Council (SSC) / Senator, Gingoog Christian College</w:t>
+      </w:r>
+      <w:r>
+        <w:rPr>
+          <w:rFonts w:ascii="Century Gothic" w:hAnsi="Century Gothic" w:cs="Century Gothic" w:eastAsia="Century Gothic"/>
+          <w:b w:val="0"/>
+          <w:i w:val="0"/>
+          <w:color w:val="555555"/>
+          <w:sz w:val="18"/>
+        </w:rPr>
+        <w:t xml:space="preserve"> | 2025 – Present</w:t>
+      </w:r>
+    </w:p>
+    <w:p>
+      <w:pPr>
+        <w:spacing w:before="0" w:after="120" w:line="276" w:lineRule="auto"/>
+        <w:ind w:left="288" w:hanging="173"/>
+      </w:pPr>
+      <w:r>
+        <w:rPr>
+          <w:rFonts w:ascii="Century Gothic" w:hAnsi="Century Gothic" w:cs="Century Gothic" w:eastAsia="Century Gothic"/>
+          <w:b w:val="0"/>
+          <w:i w:val="0"/>
+          <w:color w:val="000000"/>
+          <w:sz w:val="18"/>
+        </w:rPr>
+        <w:t xml:space="preserve">• </w:t>
+      </w:r>
+      <w:r>
+        <w:rPr>
+          <w:rFonts w:ascii="Century Gothic" w:hAnsi="Century Gothic" w:cs="Century Gothic" w:eastAsia="Century Gothic"/>
+          <w:b w:val="0"/>
+          <w:i w:val="0"/>
+          <w:color w:val="000000"/>
+          <w:sz w:val="18"/>
+        </w:rPr>
+        <w:t>Assisted core officers with coordinating with higher-ups of the administration in establishing peace and listening to fellow students of the campus in assisting them with their needs.</w:t>
+      </w:r>
+    </w:p>
+    <w:p>
+      <w:pPr>
+        <w:spacing w:before="160" w:after="80" w:line="276" w:lineRule="auto"/>
+        <w:jc w:val="left"/>
+      </w:pPr>
+      <w:r>
+        <w:rPr>
+          <w:rFonts w:ascii="Century Gothic" w:hAnsi="Century Gothic" w:cs="Century Gothic" w:eastAsia="Century Gothic"/>
+          <w:b/>
+          <w:i w:val="0"/>
+          <w:color w:val="26345B"/>
+          <w:sz w:val="21"/>
+        </w:rPr>
+        <w:t>TECHNICAL SKILLS</w:t>
+      </w:r>
+    </w:p>
+    <w:p>
+      <w:pPr>
+        <w:spacing w:before="0" w:after="40" w:line="276" w:lineRule="auto"/>
+      </w:pPr>
+      <w:r>
+        <w:rPr>
+          <w:rFonts w:ascii="Century Gothic" w:hAnsi="Century Gothic" w:cs="Century Gothic" w:eastAsia="Century Gothic"/>
+          <w:b/>
+          <w:i w:val="0"/>
+          <w:color w:val="000000"/>
+          <w:sz w:val="18"/>
+        </w:rPr>
+        <w:t xml:space="preserve">Programming: </w:t>
+      </w:r>
+      <w:r>
+        <w:rPr>
+          <w:rFonts w:ascii="Century Gothic" w:hAnsi="Century Gothic" w:cs="Century Gothic" w:eastAsia="Century Gothic"/>
+          <w:b w:val="0"/>
+          <w:i w:val="0"/>
+          <w:color w:val="000000"/>
+          <w:sz w:val="18"/>
+        </w:rPr>
+        <w:t>Python, HTML, CSS, JavaScript, C#, Java</w:t>
+      </w:r>
+    </w:p>
+    <w:p>
+      <w:pPr>
+        <w:spacing w:before="0" w:after="40" w:line="276" w:lineRule="auto"/>
+      </w:pPr>
+      <w:r>
+        <w:rPr>
+          <w:rFonts w:ascii="Century Gothic" w:hAnsi="Century Gothic" w:cs="Century Gothic" w:eastAsia="Century Gothic"/>
+          <w:b/>
+          <w:i w:val="0"/>
+          <w:color w:val="000000"/>
+          <w:sz w:val="18"/>
+        </w:rPr>
+        <w:t xml:space="preserve">Database: </w:t>
+      </w:r>
+      <w:r>
+        <w:rPr>
+          <w:rFonts w:ascii="Century Gothic" w:hAnsi="Century Gothic" w:cs="Century Gothic" w:eastAsia="Century Gothic"/>
+          <w:b w:val="0"/>
+          <w:i w:val="0"/>
+          <w:color w:val="000000"/>
+          <w:sz w:val="18"/>
+        </w:rPr>
+        <w:t>MySQL</w:t>
+      </w:r>
+    </w:p>
+    <w:p>
+      <w:r>
+        <w:br w:type="page"/>
+      </w:r>
+    </w:p>
+    <w:p>
+      <w:pPr>
+        <w:spacing w:before="80" w:after="60" w:line="276" w:lineRule="auto"/>
+        <w:jc w:val="center"/>
+      </w:pPr>
+      <w:r>
+        <w:rPr>
+          <w:rFonts w:ascii="Century Gothic" w:hAnsi="Century Gothic" w:cs="Century Gothic" w:eastAsia="Century Gothic"/>
+          <w:b/>
+          <w:i w:val="0"/>
+          <w:color w:val="000000"/>
+          <w:sz w:val="34"/>
+        </w:rPr>
+        <w:t>KHRISMARK ROXELL T. IDPALINA</w:t>
+      </w:r>
+    </w:p>
+    <w:p>
+      <w:pPr>
+        <w:spacing w:before="0" w:after="160" w:line="276" w:lineRule="auto"/>
+        <w:jc w:val="center"/>
+        <w:pBdr>
+          <w:bottom w:val="single" w:sz="8" w:space="6" w:color="26345B"/>
+        </w:pBdr>
+      </w:pPr>
+      <w:r>
+        <w:rPr>
+          <w:rFonts w:ascii="Century Gothic" w:hAnsi="Century Gothic" w:cs="Century Gothic" w:eastAsia="Century Gothic"/>
+          <w:b w:val="0"/>
+          <w:i w:val="0"/>
+          <w:color w:val="000000"/>
+          <w:sz w:val="18"/>
+        </w:rPr>
+        <w:t>Gingoog City, Misamis Oriental | 09501854469 | khrismarki@gmail.com</w:t>
+      </w:r>
+    </w:p>
+    <w:p>
+      <w:pPr>
+        <w:spacing w:before="200" w:after="80" w:line="276" w:lineRule="auto"/>
+        <w:jc w:val="left"/>
+      </w:pPr>
+      <w:r>
+        <w:rPr>
+          <w:rFonts w:ascii="Century Gothic" w:hAnsi="Century Gothic" w:cs="Century Gothic" w:eastAsia="Century Gothic"/>
+          <w:b/>
+          <w:i w:val="0"/>
+          <w:color w:val="26345B"/>
+          <w:sz w:val="21"/>
+        </w:rPr>
+        <w:t>EDUCATION</w:t>
+      </w:r>
+    </w:p>
+    <w:p>
+      <w:pPr>
+        <w:spacing w:before="0" w:after="20" w:line="276" w:lineRule="auto"/>
+      </w:pPr>
+      <w:r>
+        <w:rPr>
+          <w:rFonts w:ascii="Century Gothic" w:hAnsi="Century Gothic" w:cs="Century Gothic" w:eastAsia="Century Gothic"/>
+          <w:b/>
+          <w:i w:val="0"/>
+          <w:color w:val="000000"/>
+          <w:sz w:val="18"/>
+        </w:rPr>
+        <w:t>Bachelor of Science in Information Technology</w:t>
+      </w:r>
+      <w:r>
+        <w:rPr>
+          <w:rFonts w:ascii="Century Gothic" w:hAnsi="Century Gothic" w:cs="Century Gothic" w:eastAsia="Century Gothic"/>
+          <w:b w:val="0"/>
+          <w:i w:val="0"/>
+          <w:color w:val="555555"/>
+          <w:sz w:val="18"/>
+        </w:rPr>
+        <w:t xml:space="preserve"> | Expected Graduation: 2027</w:t>
+      </w:r>
+    </w:p>
+    <w:p>
+      <w:pPr>
+        <w:spacing w:before="0" w:after="120" w:line="276" w:lineRule="auto"/>
+        <w:jc w:val="left"/>
+      </w:pPr>
+      <w:r>
+        <w:rPr>
+          <w:rFonts w:ascii="Century Gothic" w:hAnsi="Century Gothic" w:cs="Century Gothic" w:eastAsia="Century Gothic"/>
+          <w:b w:val="0"/>
+          <w:i w:val="0"/>
+          <w:color w:val="000000"/>
+          <w:sz w:val="18"/>
+        </w:rPr>
+        <w:t>Gingoog City Colleges, Inc., Gingoog City, Misamis Oriental</w:t>
+      </w:r>
+    </w:p>
+    <w:p>
+      <w:pPr>
+        <w:spacing w:before="160" w:after="80" w:line="276" w:lineRule="auto"/>
+        <w:jc w:val="left"/>
+      </w:pPr>
+      <w:r>
+        <w:rPr>
+          <w:rFonts w:ascii="Century Gothic" w:hAnsi="Century Gothic" w:cs="Century Gothic" w:eastAsia="Century Gothic"/>
+          <w:b/>
+          <w:i w:val="0"/>
+          <w:color w:val="26345B"/>
+          <w:sz w:val="21"/>
+        </w:rPr>
+        <w:t>PROJECT EXPERIENCE</w:t>
+      </w:r>
+    </w:p>
+    <w:p>
+      <w:pPr>
+        <w:spacing w:before="0" w:after="40" w:line="276" w:lineRule="auto"/>
+      </w:pPr>
+      <w:r>
+        <w:rPr>
+          <w:rFonts w:ascii="Century Gothic" w:hAnsi="Century Gothic" w:cs="Century Gothic" w:eastAsia="Century Gothic"/>
+          <w:b/>
+          <w:i w:val="0"/>
+          <w:color w:val="000000"/>
+          <w:sz w:val="18"/>
+        </w:rPr>
+        <w:t>Attorney Directory and Case File Archive System (PACFAS)</w:t>
+      </w:r>
+      <w:r>
+        <w:rPr>
+          <w:rFonts w:ascii="Century Gothic" w:hAnsi="Century Gothic" w:cs="Century Gothic" w:eastAsia="Century Gothic"/>
+          <w:b w:val="0"/>
+          <w:i w:val="0"/>
+          <w:color w:val="555555"/>
+          <w:sz w:val="18"/>
+        </w:rPr>
+        <w:t xml:space="preserve"> | Student Project</w:t>
+      </w:r>
+    </w:p>
+    <w:p>
+      <w:pPr>
         <w:spacing w:before="0" w:after="60" w:line="276" w:lineRule="auto"/>
         <w:ind w:left="288" w:hanging="173"/>
       </w:pPr>
       <w:r>
         <w:rPr>
-          <w:rFonts w:ascii="Arial" w:hAnsi="Arial"/>
+          <w:rFonts w:ascii="Century Gothic" w:hAnsi="Century Gothic" w:cs="Century Gothic" w:eastAsia="Century Gothic"/>
+          <w:b w:val="0"/>
+          <w:i w:val="0"/>
           <w:color w:val="000000"/>
           <w:sz w:val="18"/>
         </w:rPr>
@@ -6099,20 +7052,51 @@
       </w:r>
       <w:r>
         <w:rPr>
-          <w:rFonts w:ascii="Arial" w:hAnsi="Arial"/>
+          <w:rFonts w:ascii="Century Gothic" w:hAnsi="Century Gothic" w:cs="Century Gothic" w:eastAsia="Century Gothic"/>
+          <w:b w:val="0"/>
+          <w:i w:val="0"/>
           <w:color w:val="000000"/>
           <w:sz w:val="18"/>
         </w:rPr>
+        <w:t>Designed a web-based system to organize attorney profiles and digital legal case-file records.</w:t>
       </w:r>
     </w:p>
     <w:p>
       <w:pPr>
+        <w:spacing w:before="0" w:after="60" w:line="276" w:lineRule="auto"/>
+        <w:ind w:left="288" w:hanging="173"/>
+      </w:pPr>
+      <w:r>
+        <w:rPr>
+          <w:rFonts w:ascii="Century Gothic" w:hAnsi="Century Gothic" w:cs="Century Gothic" w:eastAsia="Century Gothic"/>
+          <w:b w:val="0"/>
+          <w:i w:val="0"/>
+          <w:color w:val="000000"/>
+          <w:sz w:val="18"/>
+        </w:rPr>
+        <w:t xml:space="preserve">• </w:t>
+      </w:r>
+      <w:r>
+        <w:rPr>
+          <w:rFonts w:ascii="Century Gothic" w:hAnsi="Century Gothic" w:cs="Century Gothic" w:eastAsia="Century Gothic"/>
+          <w:b w:val="0"/>
+          <w:i w:val="0"/>
+          <w:color w:val="000000"/>
+          <w:sz w:val="18"/>
+        </w:rPr>
+        <w:t>Focuses on centralized record storage, easier information retrieval, and the ability to support confidentiality.</w:t>
+      </w:r>
+    </w:p>
+    <w:p>
+      <w:pPr>
         <w:spacing w:before="0" w:after="120" w:line="276" w:lineRule="auto"/>
         <w:ind w:left="288" w:hanging="173"/>
       </w:pPr>
       <w:r>
         <w:rPr>
-          <w:rFonts w:ascii="Arial" w:hAnsi="Arial"/>
+          <w:rFonts w:ascii="Century Gothic" w:hAnsi="Century Gothic" w:cs="Century Gothic" w:eastAsia="Century Gothic"/>
+          <w:b w:val="0"/>
+          <w:i w:val="0"/>
           <w:color w:val="000000"/>
           <w:sz w:val="18"/>
         </w:rPr>
@@ -6120,10 +7104,13 @@
       </w:r>
       <w:r>
         <w:rPr>
-          <w:rFonts w:ascii="Arial" w:hAnsi="Arial"/>
+          <w:rFonts w:ascii="Century Gothic" w:hAnsi="Century Gothic" w:cs="Century Gothic" w:eastAsia="Century Gothic"/>
+          <w:b w:val="0"/>
+          <w:i w:val="0"/>
           <w:color w:val="000000"/>
           <w:sz w:val="18"/>
         </w:rPr>
+        <w:t>Project scope includes attorney directory features and internal case-file management.</w:t>
       </w:r>
     </w:p>
     <w:p>
@@ -6133,40 +7120,63 @@
       </w:pPr>
       <w:r>
         <w:rPr>
-          <w:rFonts w:ascii="Arial" w:hAnsi="Arial"/>
+          <w:rFonts w:ascii="Century Gothic" w:hAnsi="Century Gothic" w:cs="Century Gothic" w:eastAsia="Century Gothic"/>
           <w:b/>
           <w:i w:val="0"/>
           <w:color w:val="26345B"/>
           <w:sz w:val="21"/>
         </w:rPr>
-        <w:t>LEADERSHIP AND ACTIVITIES</w:t>
+        <w:t>TECHNICAL SKILLS</w:t>
       </w:r>
     </w:p>
     <w:p>
       <w:pPr>
         <w:spacing w:before="0" w:after="40" w:line="276" w:lineRule="auto"/>
-        <w:jc w:val="left"/>
-      </w:pPr>
+      </w:pPr>
+      <w:r>
+        <w:rPr>
+          <w:rFonts w:ascii="Century Gothic" w:hAnsi="Century Gothic" w:cs="Century Gothic" w:eastAsia="Century Gothic"/>
+          <w:b/>
+          <w:i w:val="0"/>
+          <w:color w:val="000000"/>
+          <w:sz w:val="18"/>
+        </w:rPr>
+        <w:t xml:space="preserve">Programming: </w:t>
+      </w:r>
+      <w:r>
+        <w:rPr>
+          <w:rFonts w:ascii="Century Gothic" w:hAnsi="Century Gothic" w:cs="Century Gothic" w:eastAsia="Century Gothic"/>
+          <w:b w:val="0"/>
+          <w:i w:val="0"/>
+          <w:color w:val="000000"/>
+          <w:sz w:val="18"/>
+        </w:rPr>
+        <w:t>Python, C#, HTML, CSS, JavaScript</w:t>
+      </w:r>
     </w:p>
     <w:p>
       <w:pPr>
         <w:spacing w:before="0" w:after="120" w:line="276" w:lineRule="auto"/>
-        <w:ind w:left="288" w:hanging="173"/>
-      </w:pPr>
-      <w:r>
-        <w:rPr>
-          <w:rFonts w:ascii="Arial" w:hAnsi="Arial"/>
+      </w:pPr>
+      <w:r>
+        <w:rPr>
+          <w:rFonts w:ascii="Century Gothic" w:hAnsi="Century Gothic" w:cs="Century Gothic" w:eastAsia="Century Gothic"/>
+          <w:b/>
+          <w:i w:val="0"/>
           <w:color w:val="000000"/>
           <w:sz w:val="18"/>
         </w:rPr>
-        <w:t xml:space="preserve">• </w:t>
-      </w:r>
-      <w:r>
-        <w:rPr>
-          <w:rFonts w:ascii="Arial" w:hAnsi="Arial"/>
+        <w:t xml:space="preserve">Database: </w:t>
+      </w:r>
+      <w:r>
+        <w:rPr>
+          <w:rFonts w:ascii="Century Gothic" w:hAnsi="Century Gothic" w:cs="Century Gothic" w:eastAsia="Century Gothic"/>
+          <w:b w:val="0"/>
+          <w:i w:val="0"/>
           <w:color w:val="000000"/>
           <w:sz w:val="18"/>
         </w:rPr>
+        <w:t>Database management and record organization</w:t>
       </w:r>
     </w:p>
     <w:p>
@@ -6176,69 +7186,126 @@
       </w:pPr>
       <w:r>
         <w:rPr>
-          <w:rFonts w:ascii="Arial" w:hAnsi="Arial"/>
+          <w:rFonts w:ascii="Century Gothic" w:hAnsi="Century Gothic" w:cs="Century Gothic" w:eastAsia="Century Gothic"/>
           <w:b/>
           <w:i w:val="0"/>
           <w:color w:val="26345B"/>
           <w:sz w:val="21"/>
         </w:rPr>
-        <w:t>TECHNICAL SKILLS</w:t>
+        <w:t>WORK EXPERIENCE</w:t>
       </w:r>
     </w:p>
     <w:p>
       <w:pPr>
-        <w:spacing w:before="0" w:after="40"/>
-      </w:pPr>
-      <w:r>
-        <w:rPr>
-          <w:rFonts w:ascii="Arial" w:hAnsi="Arial"/>
-          <w:b/>
+        <w:spacing w:before="0" w:after="120" w:line="276" w:lineRule="auto"/>
+        <w:jc w:val="left"/>
+      </w:pPr>
+      <w:r>
+        <w:rPr>
+          <w:rFonts w:ascii="Century Gothic" w:hAnsi="Century Gothic" w:cs="Century Gothic" w:eastAsia="Century Gothic"/>
+          <w:b w:val="0"/>
+          <w:i w:val="0"/>
           <w:color w:val="000000"/>
           <w:sz w:val="18"/>
         </w:rPr>
-        <w:t xml:space="preserve">Programming: </w:t>
+        <w:t>No formal work experience yet. Seeking opportunities to apply and strengthen technical skills through academic projects and practical learning.</w:t>
       </w:r>
     </w:p>
     <w:p>
-      <w:pPr>
-        <w:spacing w:before="0" w:after="40"/>
-      </w:pPr>
-      <w:r>
-        <w:rPr>
-          <w:rFonts w:ascii="Arial" w:hAnsi="Arial"/>
+      <w:r>
+        <w:br w:type="page"/>
+      </w:r>
+    </w:p>
+    <w:p>
+      <w:pPr>
+        <w:spacing w:before="80" w:after="60" w:line="276" w:lineRule="auto"/>
+        <w:jc w:val="center"/>
+      </w:pPr>
+      <w:r>
+        <w:rPr>
+          <w:rFonts w:ascii="Century Gothic" w:hAnsi="Century Gothic" w:cs="Century Gothic" w:eastAsia="Century Gothic"/>
           <w:b/>
+          <w:i w:val="0"/>
+          <w:color w:val="000000"/>
+          <w:sz w:val="34"/>
+        </w:rPr>
+        <w:t>MELZECHEDECK A. TACULOD</w:t>
+      </w:r>
+    </w:p>
+    <w:p>
+      <w:pPr>
+        <w:spacing w:before="0" w:after="160" w:line="276" w:lineRule="auto"/>
+        <w:jc w:val="center"/>
+        <w:pBdr>
+          <w:bottom w:val="single" w:sz="8" w:space="6" w:color="26345B"/>
+        </w:pBdr>
+      </w:pPr>
+      <w:r>
+        <w:rPr>
+          <w:rFonts w:ascii="Century Gothic" w:hAnsi="Century Gothic" w:cs="Century Gothic" w:eastAsia="Century Gothic"/>
+          <w:b w:val="0"/>
+          <w:i w:val="0"/>
           <w:color w:val="000000"/>
           <w:sz w:val="18"/>
         </w:rPr>
-        <w:t xml:space="preserve">Database: </w:t>
+        <w:t>Gingoog City, Misamis Oriental | 09203712019 | meltacs699@gmail.com</w:t>
       </w:r>
     </w:p>
     <w:p>
       <w:pPr>
-        <w:spacing w:before="0" w:after="40"/>
-      </w:pPr>
-      <w:r>
-        <w:rPr>
-          <w:rFonts w:ascii="Arial" w:hAnsi="Arial"/>
+        <w:spacing w:before="200" w:after="80" w:line="276" w:lineRule="auto"/>
+        <w:jc w:val="left"/>
+      </w:pPr>
+      <w:r>
+        <w:rPr>
+          <w:rFonts w:ascii="Century Gothic" w:hAnsi="Century Gothic" w:cs="Century Gothic" w:eastAsia="Century Gothic"/>
           <w:b/>
+          <w:i w:val="0"/>
+          <w:color w:val="26345B"/>
+          <w:sz w:val="21"/>
+        </w:rPr>
+        <w:t>EDUCATION</w:t>
+      </w:r>
+    </w:p>
+    <w:p>
+      <w:pPr>
+        <w:spacing w:before="0" w:after="20" w:line="276" w:lineRule="auto"/>
+      </w:pPr>
+      <w:r>
+        <w:rPr>
+          <w:rFonts w:ascii="Century Gothic" w:hAnsi="Century Gothic" w:cs="Century Gothic" w:eastAsia="Century Gothic"/>
+          <w:b/>
+          <w:i w:val="0"/>
           <w:color w:val="000000"/>
           <w:sz w:val="18"/>
         </w:rPr>
-        <w:t xml:space="preserve">Tools: </w:t>
+        <w:t>Bachelor of Science in Information Technology</w:t>
+      </w:r>
+      <w:r>
+        <w:rPr>
+          <w:rFonts w:ascii="Century Gothic" w:hAnsi="Century Gothic" w:cs="Century Gothic" w:eastAsia="Century Gothic"/>
+          <w:b w:val="0"/>
+          <w:i w:val="0"/>
+          <w:color w:val="555555"/>
+          <w:sz w:val="18"/>
+        </w:rPr>
+        <w:t xml:space="preserve"> | Expected Graduation: 2027</w:t>
       </w:r>
     </w:p>
     <w:p>
       <w:pPr>
-        <w:spacing w:before="0" w:after="40"/>
-      </w:pPr>
-      <w:r>
-        <w:rPr>
-          <w:rFonts w:ascii="Arial" w:hAnsi="Arial"/>
-          <w:b/>
+        <w:spacing w:before="0" w:after="120" w:line="276" w:lineRule="auto"/>
+        <w:jc w:val="left"/>
+      </w:pPr>
+      <w:r>
+        <w:rPr>
+          <w:rFonts w:ascii="Century Gothic" w:hAnsi="Century Gothic" w:cs="Century Gothic" w:eastAsia="Century Gothic"/>
+          <w:b w:val="0"/>
+          <w:i w:val="0"/>
           <w:color w:val="000000"/>
           <w:sz w:val="18"/>
         </w:rPr>
-        <w:t xml:space="preserve">Other: </w:t>
+        <w:t>Gingoog City Colleges, Inc., Gingoog City, Misamis Oriental</w:t>
       </w:r>
     </w:p>
     <w:p>
@@ -6248,104 +7315,277 @@
       </w:pPr>
       <w:r>
         <w:rPr>
-          <w:rFonts w:ascii="Arial" w:hAnsi="Arial"/>
+          <w:rFonts w:ascii="Century Gothic" w:hAnsi="Century Gothic" w:cs="Century Gothic" w:eastAsia="Century Gothic"/>
           <w:b/>
           <w:i w:val="0"/>
           <w:color w:val="26345B"/>
           <w:sz w:val="21"/>
         </w:rPr>
-        <w:t>TRAINING AND CERTIFICATIONS</w:t>
+        <w:t>PROJECT EXPERIENCE</w:t>
       </w:r>
     </w:p>
     <w:p>
       <w:pPr>
+        <w:spacing w:before="0" w:after="40" w:line="276" w:lineRule="auto"/>
+      </w:pPr>
+      <w:r>
+        <w:rPr>
+          <w:rFonts w:ascii="Century Gothic" w:hAnsi="Century Gothic" w:cs="Century Gothic" w:eastAsia="Century Gothic"/>
+          <w:b/>
+          <w:i w:val="0"/>
+          <w:color w:val="000000"/>
+          <w:sz w:val="18"/>
+        </w:rPr>
+        <w:t>Attorney Directory and Case File Archive System (PACFAS)</w:t>
+      </w:r>
+      <w:r>
+        <w:rPr>
+          <w:rFonts w:ascii="Century Gothic" w:hAnsi="Century Gothic" w:cs="Century Gothic" w:eastAsia="Century Gothic"/>
+          <w:b w:val="0"/>
+          <w:i w:val="0"/>
+          <w:color w:val="555555"/>
+          <w:sz w:val="18"/>
+        </w:rPr>
+        <w:t xml:space="preserve"> | Student Project</w:t>
+      </w:r>
+    </w:p>
+    <w:p>
+      <w:pPr>
+        <w:spacing w:before="0" w:after="60" w:line="276" w:lineRule="auto"/>
+        <w:ind w:left="288" w:hanging="173"/>
+      </w:pPr>
+      <w:r>
+        <w:rPr>
+          <w:rFonts w:ascii="Century Gothic" w:hAnsi="Century Gothic" w:cs="Century Gothic" w:eastAsia="Century Gothic"/>
+          <w:b w:val="0"/>
+          <w:i w:val="0"/>
+          <w:color w:val="000000"/>
+          <w:sz w:val="18"/>
+        </w:rPr>
+        <w:t xml:space="preserve">• </w:t>
+      </w:r>
+      <w:r>
+        <w:rPr>
+          <w:rFonts w:ascii="Century Gothic" w:hAnsi="Century Gothic" w:cs="Century Gothic" w:eastAsia="Century Gothic"/>
+          <w:b w:val="0"/>
+          <w:i w:val="0"/>
+          <w:color w:val="000000"/>
+          <w:sz w:val="18"/>
+        </w:rPr>
+        <w:t>Proposed a web-based system to organize attorney profiles and digitize legal case-file records.</w:t>
+      </w:r>
+    </w:p>
+    <w:p>
+      <w:pPr>
+        <w:spacing w:before="0" w:after="60" w:line="276" w:lineRule="auto"/>
+        <w:ind w:left="288" w:hanging="173"/>
+      </w:pPr>
+      <w:r>
+        <w:rPr>
+          <w:rFonts w:ascii="Century Gothic" w:hAnsi="Century Gothic" w:cs="Century Gothic" w:eastAsia="Century Gothic"/>
+          <w:b w:val="0"/>
+          <w:i w:val="0"/>
+          <w:color w:val="000000"/>
+          <w:sz w:val="18"/>
+        </w:rPr>
+        <w:t xml:space="preserve">• </w:t>
+      </w:r>
+      <w:r>
+        <w:rPr>
+          <w:rFonts w:ascii="Century Gothic" w:hAnsi="Century Gothic" w:cs="Century Gothic" w:eastAsia="Century Gothic"/>
+          <w:b w:val="0"/>
+          <w:i w:val="0"/>
+          <w:color w:val="000000"/>
+          <w:sz w:val="18"/>
+        </w:rPr>
+        <w:t>Focuses on centralized record storage, easier information retrieval, and role-based access to support confidentiality.</w:t>
+      </w:r>
+    </w:p>
+    <w:p>
+      <w:pPr>
+        <w:spacing w:before="0" w:after="120" w:line="276" w:lineRule="auto"/>
+        <w:ind w:left="288" w:hanging="173"/>
+      </w:pPr>
+      <w:r>
+        <w:rPr>
+          <w:rFonts w:ascii="Century Gothic" w:hAnsi="Century Gothic" w:cs="Century Gothic" w:eastAsia="Century Gothic"/>
+          <w:b w:val="0"/>
+          <w:i w:val="0"/>
+          <w:color w:val="000000"/>
+          <w:sz w:val="18"/>
+        </w:rPr>
+        <w:t xml:space="preserve">• </w:t>
+      </w:r>
+      <w:r>
+        <w:rPr>
+          <w:rFonts w:ascii="Century Gothic" w:hAnsi="Century Gothic" w:cs="Century Gothic" w:eastAsia="Century Gothic"/>
+          <w:b w:val="0"/>
+          <w:i w:val="0"/>
+          <w:color w:val="000000"/>
+          <w:sz w:val="18"/>
+        </w:rPr>
+        <w:t>Project scope includes attorney directory features and internal case-file management.</w:t>
+      </w:r>
+    </w:p>
+    <w:p>
+      <w:pPr>
+        <w:spacing w:before="160" w:after="80" w:line="276" w:lineRule="auto"/>
+        <w:jc w:val="left"/>
+      </w:pPr>
+      <w:r>
+        <w:rPr>
+          <w:rFonts w:ascii="Century Gothic" w:hAnsi="Century Gothic" w:cs="Century Gothic" w:eastAsia="Century Gothic"/>
+          <w:b/>
+          <w:i w:val="0"/>
+          <w:color w:val="26345B"/>
+          <w:sz w:val="21"/>
+        </w:rPr>
+        <w:t>TECHNICAL SKILLS</w:t>
+      </w:r>
+    </w:p>
+    <w:p>
+      <w:pPr>
+        <w:spacing w:before="0" w:after="40" w:line="276" w:lineRule="auto"/>
+      </w:pPr>
+      <w:r>
+        <w:rPr>
+          <w:rFonts w:ascii="Century Gothic" w:hAnsi="Century Gothic" w:cs="Century Gothic" w:eastAsia="Century Gothic"/>
+          <w:b/>
+          <w:i w:val="0"/>
+          <w:color w:val="000000"/>
+          <w:sz w:val="18"/>
+        </w:rPr>
+        <w:t xml:space="preserve">Programming: </w:t>
+      </w:r>
+      <w:r>
+        <w:rPr>
+          <w:rFonts w:ascii="Century Gothic" w:hAnsi="Century Gothic" w:cs="Century Gothic" w:eastAsia="Century Gothic"/>
+          <w:b w:val="0"/>
+          <w:i w:val="0"/>
+          <w:color w:val="000000"/>
+          <w:sz w:val="18"/>
+        </w:rPr>
+        <w:t>Python, C#, HTML, CSS, JavaScript</w:t>
+      </w:r>
+    </w:p>
+    <w:p>
+      <w:pPr>
+        <w:spacing w:before="0" w:after="120" w:line="276" w:lineRule="auto"/>
+      </w:pPr>
+      <w:r>
+        <w:rPr>
+          <w:rFonts w:ascii="Century Gothic" w:hAnsi="Century Gothic" w:cs="Century Gothic" w:eastAsia="Century Gothic"/>
+          <w:b/>
+          <w:i w:val="0"/>
+          <w:color w:val="000000"/>
+          <w:sz w:val="18"/>
+        </w:rPr>
+        <w:t xml:space="preserve">Database: </w:t>
+      </w:r>
+      <w:r>
+        <w:rPr>
+          <w:rFonts w:ascii="Century Gothic" w:hAnsi="Century Gothic" w:cs="Century Gothic" w:eastAsia="Century Gothic"/>
+          <w:b w:val="0"/>
+          <w:i w:val="0"/>
+          <w:color w:val="000000"/>
+          <w:sz w:val="18"/>
+        </w:rPr>
+        <w:t>Database management and record organization</w:t>
+      </w:r>
+    </w:p>
+    <w:p>
+      <w:pPr>
+        <w:spacing w:before="160" w:after="80" w:line="276" w:lineRule="auto"/>
+        <w:jc w:val="left"/>
+      </w:pPr>
+      <w:r>
+        <w:rPr>
+          <w:rFonts w:ascii="Century Gothic" w:hAnsi="Century Gothic" w:cs="Century Gothic" w:eastAsia="Century Gothic"/>
+          <w:b/>
+          <w:i w:val="0"/>
+          <w:color w:val="26345B"/>
+          <w:sz w:val="21"/>
+        </w:rPr>
+        <w:t>WORK EXPERIENCE</w:t>
+      </w:r>
+    </w:p>
+    <w:p>
+      <w:pPr>
         <w:spacing w:before="0" w:after="120" w:line="276" w:lineRule="auto"/>
         <w:jc w:val="left"/>
       </w:pPr>
+      <w:r>
+        <w:rPr>
+          <w:rFonts w:ascii="Century Gothic" w:hAnsi="Century Gothic" w:cs="Century Gothic" w:eastAsia="Century Gothic"/>
+          <w:b w:val="0"/>
+          <w:i w:val="0"/>
+          <w:color w:val="000000"/>
+          <w:sz w:val="18"/>
+        </w:rPr>
+        <w:t>No formal work experience yet. Seeking opportunities to apply and strengthen technical skills through academic projects and practical learning.</w:t>
+      </w:r>
     </w:p>
     <w:p>
-      <w:pPr>
-        <w:spacing w:before="160" w:after="80" w:line="276" w:lineRule="auto"/>
-        <w:jc w:val="left"/>
-      </w:pPr>
-      <w:r>
-        <w:rPr>
-          <w:rFonts w:ascii="Arial" w:hAnsi="Arial"/>
-          <w:b/>
-          <w:i w:val="0"/>
-          <w:color w:val="26345B"/>
-          <w:sz w:val="21"/>
-        </w:rPr>
-        <w:t>AWARDS AND ACHIEVEMENTS</w:t>
+      <w:r>
+        <w:br w:type="page"/>
       </w:r>
     </w:p>
     <w:p>
       <w:pPr>
-        <w:spacing w:before="0" w:after="120" w:line="276" w:lineRule="auto"/>
-        <w:jc w:val="left"/>
-      </w:pPr>
+        <w:spacing w:before="0" w:after="40" w:line="276" w:lineRule="auto"/>
+        <w:jc w:val="center"/>
+      </w:pPr>
+      <w:r>
+        <w:rPr>
+          <w:rFonts w:ascii="Century Gothic" w:hAnsi="Century Gothic" w:cs="Century Gothic" w:eastAsia="Century Gothic"/>
+          <w:b/>
+          <w:i w:val="0"/>
+          <w:color w:val="26345B"/>
+          <w:sz w:val="28"/>
+        </w:rPr>
+        <w:t>APPENDIX C</w:t>
+      </w:r>
     </w:p>
     <w:p>
-      <w:r>
-        <w:br w:type="page"/>
+      <w:pPr>
+        <w:spacing w:before="0" w:after="240" w:line="276" w:lineRule="auto"/>
+        <w:jc w:val="center"/>
+      </w:pPr>
+      <w:r>
+        <w:rPr>
+          <w:rFonts w:ascii="Century Gothic" w:hAnsi="Century Gothic" w:cs="Century Gothic" w:eastAsia="Century Gothic"/>
+          <w:b/>
+          <w:i w:val="0"/>
+          <w:color w:val="26345B"/>
+          <w:sz w:val="28"/>
+        </w:rPr>
+        <w:t>CHANGELOG</w:t>
       </w:r>
     </w:p>
     <w:p>
       <w:pPr>
-        <w:spacing w:before="0" w:after="40" w:line="276" w:lineRule="auto"/>
-        <w:jc w:val="center"/>
-      </w:pPr>
-      <w:r>
-        <w:rPr>
-          <w:rFonts w:ascii="Arial" w:hAnsi="Arial"/>
-          <w:b/>
-          <w:i w:val="0"/>
-          <w:color w:val="26345B"/>
-          <w:sz w:val="28"/>
-        </w:rPr>
-        <w:t>APPENDIX C</w:t>
+        <w:spacing w:before="0" w:after="160" w:line="276" w:lineRule="auto"/>
+        <w:jc w:val="left"/>
+      </w:pPr>
+      <w:r>
+        <w:rPr>
+          <w:rFonts w:ascii="Century Gothic" w:hAnsi="Century Gothic" w:cs="Century Gothic" w:eastAsia="Century Gothic"/>
+          <w:b w:val="0"/>
+          <w:i w:val="0"/>
+          <w:color w:val="000000"/>
+          <w:sz w:val="18"/>
+        </w:rPr>
+        <w:t>The changelog records all notable development changes made to the Attorney Directory and Case File Archive System (PACFAS) across versions, from its initial prototype stage to the current production-ready release (v2.6.0).</w:t>
       </w:r>
     </w:p>
     <w:p>
       <w:pPr>
-        <w:spacing w:before="0" w:after="240" w:line="276" w:lineRule="auto"/>
-        <w:jc w:val="center"/>
-      </w:pPr>
-      <w:r>
-        <w:rPr>
-          <w:rFonts w:ascii="Arial" w:hAnsi="Arial"/>
-          <w:b/>
-          <w:i w:val="0"/>
-          <w:color w:val="26345B"/>
-          <w:sz w:val="28"/>
-        </w:rPr>
-        <w:t>CHANGELOG</w:t>
-      </w:r>
-    </w:p>
-    <w:p>
-      <w:pPr>
-        <w:spacing w:before="0" w:after="160" w:line="276" w:lineRule="auto"/>
-        <w:jc w:val="left"/>
-      </w:pPr>
-      <w:r>
-        <w:rPr>
-          <w:rFonts w:ascii="Arial" w:hAnsi="Arial"/>
-          <w:b w:val="0"/>
-          <w:i w:val="0"/>
-          <w:color w:val="000000"/>
-          <w:sz w:val="18"/>
-        </w:rPr>
-        <w:t>The changelog records all notable development changes made to the Attorney Directory and Case File Archive System (PACFAS) across versions, from its initial prototype stage to the current production-ready release (v2.6.0).</w:t>
-      </w:r>
-    </w:p>
-    <w:p>
-      <w:pPr>
         <w:spacing w:before="200" w:after="80" w:line="276" w:lineRule="auto"/>
         <w:jc w:val="left"/>
       </w:pPr>
       <w:r>
         <w:rPr>
-          <w:rFonts w:ascii="Arial" w:hAnsi="Arial"/>
+          <w:rFonts w:ascii="Century Gothic" w:hAnsi="Century Gothic" w:cs="Century Gothic" w:eastAsia="Century Gothic"/>
           <w:b/>
           <w:i w:val="0"/>
           <w:color w:val="26345B"/>
@@ -6393,8 +7633,9 @@
             </w:pPr>
             <w:r>
               <w:rPr>
-                <w:rFonts w:ascii="Arial" w:hAnsi="Arial"/>
+                <w:rFonts w:ascii="Century Gothic" w:hAnsi="Century Gothic" w:cs="Century Gothic" w:eastAsia="Century Gothic"/>
                 <w:b/>
+                <w:i w:val="0"/>
                 <w:color w:val="000000"/>
                 <w:sz w:val="15"/>
               </w:rPr>
@@ -6420,8 +7661,9 @@
             </w:pPr>
             <w:r>
               <w:rPr>
-                <w:rFonts w:ascii="Arial" w:hAnsi="Arial"/>
+                <w:rFonts w:ascii="Century Gothic" w:hAnsi="Century Gothic" w:cs="Century Gothic" w:eastAsia="Century Gothic"/>
                 <w:b/>
+                <w:i w:val="0"/>
                 <w:color w:val="000000"/>
                 <w:sz w:val="15"/>
               </w:rPr>
@@ -6447,8 +7689,9 @@
             </w:pPr>
             <w:r>
               <w:rPr>
-                <w:rFonts w:ascii="Arial" w:hAnsi="Arial"/>
+                <w:rFonts w:ascii="Century Gothic" w:hAnsi="Century Gothic" w:cs="Century Gothic" w:eastAsia="Century Gothic"/>
                 <w:b/>
+                <w:i w:val="0"/>
                 <w:color w:val="000000"/>
                 <w:sz w:val="15"/>
               </w:rPr>
@@ -6474,8 +7717,9 @@
             </w:pPr>
             <w:r>
               <w:rPr>
-                <w:rFonts w:ascii="Arial" w:hAnsi="Arial"/>
+                <w:rFonts w:ascii="Century Gothic" w:hAnsi="Century Gothic" w:cs="Century Gothic" w:eastAsia="Century Gothic"/>
                 <w:b/>
+                <w:i w:val="0"/>
                 <w:color w:val="000000"/>
                 <w:sz w:val="15"/>
               </w:rPr>
@@ -6502,7 +7746,9 @@
             </w:pPr>
             <w:r>
               <w:rPr>
-                <w:rFonts w:ascii="Arial" w:hAnsi="Arial"/>
+                <w:rFonts w:ascii="Century Gothic" w:hAnsi="Century Gothic" w:cs="Century Gothic" w:eastAsia="Century Gothic"/>
+                <w:b w:val="0"/>
+                <w:i w:val="0"/>
                 <w:color w:val="000000"/>
                 <w:sz w:val="15"/>
               </w:rPr>
@@ -6527,7 +7773,9 @@
             </w:pPr>
             <w:r>
               <w:rPr>
-                <w:rFonts w:ascii="Arial" w:hAnsi="Arial"/>
+                <w:rFonts w:ascii="Century Gothic" w:hAnsi="Century Gothic" w:cs="Century Gothic" w:eastAsia="Century Gothic"/>
+                <w:b w:val="0"/>
+                <w:i w:val="0"/>
                 <w:color w:val="000000"/>
                 <w:sz w:val="15"/>
               </w:rPr>
@@ -6552,7 +7800,9 @@
             </w:pPr>
             <w:r>
               <w:rPr>
-                <w:rFonts w:ascii="Arial" w:hAnsi="Arial"/>
+                <w:rFonts w:ascii="Century Gothic" w:hAnsi="Century Gothic" w:cs="Century Gothic" w:eastAsia="Century Gothic"/>
+                <w:b w:val="0"/>
+                <w:i w:val="0"/>
                 <w:color w:val="000000"/>
                 <w:sz w:val="15"/>
               </w:rPr>
@@ -6577,7 +7827,9 @@
             </w:pPr>
             <w:r>
               <w:rPr>
-                <w:rFonts w:ascii="Arial" w:hAnsi="Arial"/>
+                <w:rFonts w:ascii="Century Gothic" w:hAnsi="Century Gothic" w:cs="Century Gothic" w:eastAsia="Century Gothic"/>
+                <w:b w:val="0"/>
+                <w:i w:val="0"/>
                 <w:color w:val="000000"/>
                 <w:sz w:val="15"/>
               </w:rPr>
@@ -6604,7 +7856,9 @@
             </w:pPr>
             <w:r>
               <w:rPr>
-                <w:rFonts w:ascii="Arial" w:hAnsi="Arial"/>
+                <w:rFonts w:ascii="Century Gothic" w:hAnsi="Century Gothic" w:cs="Century Gothic" w:eastAsia="Century Gothic"/>
+                <w:b w:val="0"/>
+                <w:i w:val="0"/>
                 <w:color w:val="000000"/>
                 <w:sz w:val="15"/>
               </w:rPr>
@@ -6629,7 +7883,9 @@
             </w:pPr>
             <w:r>
               <w:rPr>
-                <w:rFonts w:ascii="Arial" w:hAnsi="Arial"/>
+                <w:rFonts w:ascii="Century Gothic" w:hAnsi="Century Gothic" w:cs="Century Gothic" w:eastAsia="Century Gothic"/>
+                <w:b w:val="0"/>
+                <w:i w:val="0"/>
                 <w:color w:val="000000"/>
                 <w:sz w:val="15"/>
               </w:rPr>
@@ -6654,7 +7910,9 @@
             </w:pPr>
             <w:r>
               <w:rPr>
-                <w:rFonts w:ascii="Arial" w:hAnsi="Arial"/>
+                <w:rFonts w:ascii="Century Gothic" w:hAnsi="Century Gothic" w:cs="Century Gothic" w:eastAsia="Century Gothic"/>
+                <w:b w:val="0"/>
+                <w:i w:val="0"/>
                 <w:color w:val="000000"/>
                 <w:sz w:val="15"/>
               </w:rPr>
@@ -6679,7 +7937,9 @@
             </w:pPr>
             <w:r>
               <w:rPr>
-                <w:rFonts w:ascii="Arial" w:hAnsi="Arial"/>
+                <w:rFonts w:ascii="Century Gothic" w:hAnsi="Century Gothic" w:cs="Century Gothic" w:eastAsia="Century Gothic"/>
+                <w:b w:val="0"/>
+                <w:i w:val="0"/>
                 <w:color w:val="000000"/>
                 <w:sz w:val="15"/>
               </w:rPr>
@@ -6706,7 +7966,9 @@
             </w:pPr>
             <w:r>
               <w:rPr>
-                <w:rFonts w:ascii="Arial" w:hAnsi="Arial"/>
+                <w:rFonts w:ascii="Century Gothic" w:hAnsi="Century Gothic" w:cs="Century Gothic" w:eastAsia="Century Gothic"/>
+                <w:b w:val="0"/>
+                <w:i w:val="0"/>
                 <w:color w:val="000000"/>
                 <w:sz w:val="15"/>
               </w:rPr>
@@ -6731,7 +7993,9 @@
             </w:pPr>
             <w:r>
               <w:rPr>
-                <w:rFonts w:ascii="Arial" w:hAnsi="Arial"/>
+                <w:rFonts w:ascii="Century Gothic" w:hAnsi="Century Gothic" w:cs="Century Gothic" w:eastAsia="Century Gothic"/>
+                <w:b w:val="0"/>
+                <w:i w:val="0"/>
                 <w:color w:val="000000"/>
                 <w:sz w:val="15"/>
               </w:rPr>
@@ -6756,7 +8020,9 @@
             </w:pPr>
             <w:r>
               <w:rPr>
-                <w:rFonts w:ascii="Arial" w:hAnsi="Arial"/>
+                <w:rFonts w:ascii="Century Gothic" w:hAnsi="Century Gothic" w:cs="Century Gothic" w:eastAsia="Century Gothic"/>
+                <w:b w:val="0"/>
+                <w:i w:val="0"/>
                 <w:color w:val="000000"/>
                 <w:sz w:val="15"/>
               </w:rPr>
@@ -6781,7 +8047,9 @@
             </w:pPr>
             <w:r>
               <w:rPr>
-                <w:rFonts w:ascii="Arial" w:hAnsi="Arial"/>
+                <w:rFonts w:ascii="Century Gothic" w:hAnsi="Century Gothic" w:cs="Century Gothic" w:eastAsia="Century Gothic"/>
+                <w:b w:val="0"/>
+                <w:i w:val="0"/>
                 <w:color w:val="000000"/>
                 <w:sz w:val="15"/>
               </w:rPr>
@@ -6808,7 +8076,9 @@
             </w:pPr>
             <w:r>
               <w:rPr>
-                <w:rFonts w:ascii="Arial" w:hAnsi="Arial"/>
+                <w:rFonts w:ascii="Century Gothic" w:hAnsi="Century Gothic" w:cs="Century Gothic" w:eastAsia="Century Gothic"/>
+                <w:b w:val="0"/>
+                <w:i w:val="0"/>
                 <w:color w:val="000000"/>
                 <w:sz w:val="15"/>
               </w:rPr>
@@ -6833,7 +8103,9 @@
             </w:pPr>
             <w:r>
               <w:rPr>
-                <w:rFonts w:ascii="Arial" w:hAnsi="Arial"/>
+                <w:rFonts w:ascii="Century Gothic" w:hAnsi="Century Gothic" w:cs="Century Gothic" w:eastAsia="Century Gothic"/>
+                <w:b w:val="0"/>
+                <w:i w:val="0"/>
                 <w:color w:val="000000"/>
                 <w:sz w:val="15"/>
               </w:rPr>
@@ -6858,7 +8130,9 @@
             </w:pPr>
             <w:r>
               <w:rPr>
-                <w:rFonts w:ascii="Arial" w:hAnsi="Arial"/>
+                <w:rFonts w:ascii="Century Gothic" w:hAnsi="Century Gothic" w:cs="Century Gothic" w:eastAsia="Century Gothic"/>
+                <w:b w:val="0"/>
+                <w:i w:val="0"/>
                 <w:color w:val="000000"/>
                 <w:sz w:val="15"/>
               </w:rPr>
@@ -6883,7 +8157,9 @@
             </w:pPr>
             <w:r>
               <w:rPr>
-                <w:rFonts w:ascii="Arial" w:hAnsi="Arial"/>
+                <w:rFonts w:ascii="Century Gothic" w:hAnsi="Century Gothic" w:cs="Century Gothic" w:eastAsia="Century Gothic"/>
+                <w:b w:val="0"/>
+                <w:i w:val="0"/>
                 <w:color w:val="000000"/>
                 <w:sz w:val="15"/>
               </w:rPr>
@@ -6910,7 +8186,9 @@
             </w:pPr>
             <w:r>
               <w:rPr>
-                <w:rFonts w:ascii="Arial" w:hAnsi="Arial"/>
+                <w:rFonts w:ascii="Century Gothic" w:hAnsi="Century Gothic" w:cs="Century Gothic" w:eastAsia="Century Gothic"/>
+                <w:b w:val="0"/>
+                <w:i w:val="0"/>
                 <w:color w:val="000000"/>
                 <w:sz w:val="15"/>
               </w:rPr>
@@ -6935,7 +8213,9 @@
             </w:pPr>
             <w:r>
               <w:rPr>
-                <w:rFonts w:ascii="Arial" w:hAnsi="Arial"/>
+                <w:rFonts w:ascii="Century Gothic" w:hAnsi="Century Gothic" w:cs="Century Gothic" w:eastAsia="Century Gothic"/>
+                <w:b w:val="0"/>
+                <w:i w:val="0"/>
                 <w:color w:val="000000"/>
                 <w:sz w:val="15"/>
               </w:rPr>
@@ -6960,7 +8240,9 @@
             </w:pPr>
             <w:r>
               <w:rPr>
-                <w:rFonts w:ascii="Arial" w:hAnsi="Arial"/>
+                <w:rFonts w:ascii="Century Gothic" w:hAnsi="Century Gothic" w:cs="Century Gothic" w:eastAsia="Century Gothic"/>
+                <w:b w:val="0"/>
+                <w:i w:val="0"/>
                 <w:color w:val="000000"/>
                 <w:sz w:val="15"/>
               </w:rPr>
@@ -6985,7 +8267,9 @@
             </w:pPr>
             <w:r>
               <w:rPr>
-                <w:rFonts w:ascii="Arial" w:hAnsi="Arial"/>
+                <w:rFonts w:ascii="Century Gothic" w:hAnsi="Century Gothic" w:cs="Century Gothic" w:eastAsia="Century Gothic"/>
+                <w:b w:val="0"/>
+                <w:i w:val="0"/>
                 <w:color w:val="000000"/>
                 <w:sz w:val="15"/>
               </w:rPr>
@@ -7012,7 +8296,9 @@
             </w:pPr>
             <w:r>
               <w:rPr>
-                <w:rFonts w:ascii="Arial" w:hAnsi="Arial"/>
+                <w:rFonts w:ascii="Century Gothic" w:hAnsi="Century Gothic" w:cs="Century Gothic" w:eastAsia="Century Gothic"/>
+                <w:b w:val="0"/>
+                <w:i w:val="0"/>
                 <w:color w:val="000000"/>
                 <w:sz w:val="15"/>
               </w:rPr>
@@ -7037,7 +8323,9 @@
             </w:pPr>
             <w:r>
               <w:rPr>
-                <w:rFonts w:ascii="Arial" w:hAnsi="Arial"/>
+                <w:rFonts w:ascii="Century Gothic" w:hAnsi="Century Gothic" w:cs="Century Gothic" w:eastAsia="Century Gothic"/>
+                <w:b w:val="0"/>
+                <w:i w:val="0"/>
                 <w:color w:val="000000"/>
                 <w:sz w:val="15"/>
               </w:rPr>
@@ -7062,7 +8350,9 @@
             </w:pPr>
             <w:r>
               <w:rPr>
-                <w:rFonts w:ascii="Arial" w:hAnsi="Arial"/>
+                <w:rFonts w:ascii="Century Gothic" w:hAnsi="Century Gothic" w:cs="Century Gothic" w:eastAsia="Century Gothic"/>
+                <w:b w:val="0"/>
+                <w:i w:val="0"/>
                 <w:color w:val="000000"/>
                 <w:sz w:val="15"/>
               </w:rPr>
@@ -7087,7 +8377,9 @@
             </w:pPr>
             <w:r>
               <w:rPr>
-                <w:rFonts w:ascii="Arial" w:hAnsi="Arial"/>
+                <w:rFonts w:ascii="Century Gothic" w:hAnsi="Century Gothic" w:cs="Century Gothic" w:eastAsia="Century Gothic"/>
+                <w:b w:val="0"/>
+                <w:i w:val="0"/>
                 <w:color w:val="000000"/>
                 <w:sz w:val="15"/>
               </w:rPr>
@@ -7114,7 +8406,9 @@
             </w:pPr>
             <w:r>
               <w:rPr>
-                <w:rFonts w:ascii="Arial" w:hAnsi="Arial"/>
+                <w:rFonts w:ascii="Century Gothic" w:hAnsi="Century Gothic" w:cs="Century Gothic" w:eastAsia="Century Gothic"/>
+                <w:b w:val="0"/>
+                <w:i w:val="0"/>
                 <w:color w:val="000000"/>
                 <w:sz w:val="15"/>
               </w:rPr>
@@ -7139,7 +8433,9 @@
             </w:pPr>
             <w:r>
               <w:rPr>
-                <w:rFonts w:ascii="Arial" w:hAnsi="Arial"/>
+                <w:rFonts w:ascii="Century Gothic" w:hAnsi="Century Gothic" w:cs="Century Gothic" w:eastAsia="Century Gothic"/>
+                <w:b w:val="0"/>
+                <w:i w:val="0"/>
                 <w:color w:val="000000"/>
                 <w:sz w:val="15"/>
               </w:rPr>
@@ -7164,7 +8460,9 @@
             </w:pPr>
             <w:r>
               <w:rPr>
-                <w:rFonts w:ascii="Arial" w:hAnsi="Arial"/>
+                <w:rFonts w:ascii="Century Gothic" w:hAnsi="Century Gothic" w:cs="Century Gothic" w:eastAsia="Century Gothic"/>
+                <w:b w:val="0"/>
+                <w:i w:val="0"/>
                 <w:color w:val="000000"/>
                 <w:sz w:val="15"/>
               </w:rPr>
@@ -7189,7 +8487,9 @@
             </w:pPr>
             <w:r>
               <w:rPr>
-                <w:rFonts w:ascii="Arial" w:hAnsi="Arial"/>
+                <w:rFonts w:ascii="Century Gothic" w:hAnsi="Century Gothic" w:cs="Century Gothic" w:eastAsia="Century Gothic"/>
+                <w:b w:val="0"/>
+                <w:i w:val="0"/>
                 <w:color w:val="000000"/>
                 <w:sz w:val="15"/>
               </w:rPr>
@@ -7216,7 +8516,9 @@
             </w:pPr>
             <w:r>
               <w:rPr>
-                <w:rFonts w:ascii="Arial" w:hAnsi="Arial"/>
+                <w:rFonts w:ascii="Century Gothic" w:hAnsi="Century Gothic" w:cs="Century Gothic" w:eastAsia="Century Gothic"/>
+                <w:b w:val="0"/>
+                <w:i w:val="0"/>
                 <w:color w:val="000000"/>
                 <w:sz w:val="15"/>
               </w:rPr>
@@ -7241,7 +8543,9 @@
             </w:pPr>
             <w:r>
               <w:rPr>
-                <w:rFonts w:ascii="Arial" w:hAnsi="Arial"/>
+                <w:rFonts w:ascii="Century Gothic" w:hAnsi="Century Gothic" w:cs="Century Gothic" w:eastAsia="Century Gothic"/>
+                <w:b w:val="0"/>
+                <w:i w:val="0"/>
                 <w:color w:val="000000"/>
                 <w:sz w:val="15"/>
               </w:rPr>
@@ -7266,7 +8570,9 @@
             </w:pPr>
             <w:r>
               <w:rPr>
-                <w:rFonts w:ascii="Arial" w:hAnsi="Arial"/>
+                <w:rFonts w:ascii="Century Gothic" w:hAnsi="Century Gothic" w:cs="Century Gothic" w:eastAsia="Century Gothic"/>
+                <w:b w:val="0"/>
+                <w:i w:val="0"/>
                 <w:color w:val="000000"/>
                 <w:sz w:val="15"/>
               </w:rPr>
@@ -7291,7 +8597,9 @@
             </w:pPr>
             <w:r>
               <w:rPr>
-                <w:rFonts w:ascii="Arial" w:hAnsi="Arial"/>
+                <w:rFonts w:ascii="Century Gothic" w:hAnsi="Century Gothic" w:cs="Century Gothic" w:eastAsia="Century Gothic"/>
+                <w:b w:val="0"/>
+                <w:i w:val="0"/>
                 <w:color w:val="000000"/>
                 <w:sz w:val="15"/>
               </w:rPr>
@@ -7318,7 +8626,9 @@
             </w:pPr>
             <w:r>
               <w:rPr>
-                <w:rFonts w:ascii="Arial" w:hAnsi="Arial"/>
+                <w:rFonts w:ascii="Century Gothic" w:hAnsi="Century Gothic" w:cs="Century Gothic" w:eastAsia="Century Gothic"/>
+                <w:b w:val="0"/>
+                <w:i w:val="0"/>
                 <w:color w:val="000000"/>
                 <w:sz w:val="15"/>
               </w:rPr>
@@ -7343,7 +8653,9 @@
             </w:pPr>
             <w:r>
               <w:rPr>
-                <w:rFonts w:ascii="Arial" w:hAnsi="Arial"/>
+                <w:rFonts w:ascii="Century Gothic" w:hAnsi="Century Gothic" w:cs="Century Gothic" w:eastAsia="Century Gothic"/>
+                <w:b w:val="0"/>
+                <w:i w:val="0"/>
                 <w:color w:val="000000"/>
                 <w:sz w:val="15"/>
               </w:rPr>
@@ -7368,7 +8680,9 @@
             </w:pPr>
             <w:r>
               <w:rPr>
-                <w:rFonts w:ascii="Arial" w:hAnsi="Arial"/>
+                <w:rFonts w:ascii="Century Gothic" w:hAnsi="Century Gothic" w:cs="Century Gothic" w:eastAsia="Century Gothic"/>
+                <w:b w:val="0"/>
+                <w:i w:val="0"/>
                 <w:color w:val="000000"/>
                 <w:sz w:val="15"/>
               </w:rPr>
@@ -7393,7 +8707,9 @@
             </w:pPr>
             <w:r>
               <w:rPr>
-                <w:rFonts w:ascii="Arial" w:hAnsi="Arial"/>
+                <w:rFonts w:ascii="Century Gothic" w:hAnsi="Century Gothic" w:cs="Century Gothic" w:eastAsia="Century Gothic"/>
+                <w:b w:val="0"/>
+                <w:i w:val="0"/>
                 <w:color w:val="000000"/>
                 <w:sz w:val="15"/>
               </w:rPr>
@@ -7420,7 +8736,9 @@
             </w:pPr>
             <w:r>
               <w:rPr>
-                <w:rFonts w:ascii="Arial" w:hAnsi="Arial"/>
+                <w:rFonts w:ascii="Century Gothic" w:hAnsi="Century Gothic" w:cs="Century Gothic" w:eastAsia="Century Gothic"/>
+                <w:b w:val="0"/>
+                <w:i w:val="0"/>
                 <w:color w:val="000000"/>
                 <w:sz w:val="15"/>
               </w:rPr>
@@ -7445,7 +8763,9 @@
             </w:pPr>
             <w:r>
               <w:rPr>
-                <w:rFonts w:ascii="Arial" w:hAnsi="Arial"/>
+                <w:rFonts w:ascii="Century Gothic" w:hAnsi="Century Gothic" w:cs="Century Gothic" w:eastAsia="Century Gothic"/>
+                <w:b w:val="0"/>
+                <w:i w:val="0"/>
                 <w:color w:val="000000"/>
                 <w:sz w:val="15"/>
               </w:rPr>
@@ -7470,7 +8790,9 @@
             </w:pPr>
             <w:r>
               <w:rPr>
-                <w:rFonts w:ascii="Arial" w:hAnsi="Arial"/>
+                <w:rFonts w:ascii="Century Gothic" w:hAnsi="Century Gothic" w:cs="Century Gothic" w:eastAsia="Century Gothic"/>
+                <w:b w:val="0"/>
+                <w:i w:val="0"/>
                 <w:color w:val="000000"/>
                 <w:sz w:val="15"/>
               </w:rPr>
@@ -7495,7 +8817,9 @@
             </w:pPr>
             <w:r>
               <w:rPr>
-                <w:rFonts w:ascii="Arial" w:hAnsi="Arial"/>
+                <w:rFonts w:ascii="Century Gothic" w:hAnsi="Century Gothic" w:cs="Century Gothic" w:eastAsia="Century Gothic"/>
+                <w:b w:val="0"/>
+                <w:i w:val="0"/>
                 <w:color w:val="000000"/>
                 <w:sz w:val="15"/>
               </w:rPr>
@@ -7522,7 +8846,9 @@
             </w:pPr>
             <w:r>
               <w:rPr>
-                <w:rFonts w:ascii="Arial" w:hAnsi="Arial"/>
+                <w:rFonts w:ascii="Century Gothic" w:hAnsi="Century Gothic" w:cs="Century Gothic" w:eastAsia="Century Gothic"/>
+                <w:b w:val="0"/>
+                <w:i w:val="0"/>
                 <w:color w:val="000000"/>
                 <w:sz w:val="15"/>
               </w:rPr>
@@ -7547,7 +8873,9 @@
             </w:pPr>
             <w:r>
               <w:rPr>
-                <w:rFonts w:ascii="Arial" w:hAnsi="Arial"/>
+                <w:rFonts w:ascii="Century Gothic" w:hAnsi="Century Gothic" w:cs="Century Gothic" w:eastAsia="Century Gothic"/>
+                <w:b w:val="0"/>
+                <w:i w:val="0"/>
                 <w:color w:val="000000"/>
                 <w:sz w:val="15"/>
               </w:rPr>
@@ -7572,7 +8900,9 @@
             </w:pPr>
             <w:r>
               <w:rPr>
-                <w:rFonts w:ascii="Arial" w:hAnsi="Arial"/>
+                <w:rFonts w:ascii="Century Gothic" w:hAnsi="Century Gothic" w:cs="Century Gothic" w:eastAsia="Century Gothic"/>
+                <w:b w:val="0"/>
+                <w:i w:val="0"/>
                 <w:color w:val="000000"/>
                 <w:sz w:val="15"/>
               </w:rPr>
@@ -7597,7 +8927,9 @@
             </w:pPr>
             <w:r>
               <w:rPr>
-                <w:rFonts w:ascii="Arial" w:hAnsi="Arial"/>
+                <w:rFonts w:ascii="Century Gothic" w:hAnsi="Century Gothic" w:cs="Century Gothic" w:eastAsia="Century Gothic"/>
+                <w:b w:val="0"/>
+                <w:i w:val="0"/>
                 <w:color w:val="000000"/>
                 <w:sz w:val="15"/>
               </w:rPr>
@@ -7624,7 +8956,9 @@
             </w:pPr>
             <w:r>
               <w:rPr>
-                <w:rFonts w:ascii="Arial" w:hAnsi="Arial"/>
+                <w:rFonts w:ascii="Century Gothic" w:hAnsi="Century Gothic" w:cs="Century Gothic" w:eastAsia="Century Gothic"/>
+                <w:b w:val="0"/>
+                <w:i w:val="0"/>
                 <w:color w:val="000000"/>
                 <w:sz w:val="15"/>
               </w:rPr>
@@ -7649,7 +8983,9 @@
             </w:pPr>
             <w:r>
               <w:rPr>
-                <w:rFonts w:ascii="Arial" w:hAnsi="Arial"/>
+                <w:rFonts w:ascii="Century Gothic" w:hAnsi="Century Gothic" w:cs="Century Gothic" w:eastAsia="Century Gothic"/>
+                <w:b w:val="0"/>
+                <w:i w:val="0"/>
                 <w:color w:val="000000"/>
                 <w:sz w:val="15"/>
               </w:rPr>
@@ -7674,7 +9010,9 @@
             </w:pPr>
             <w:r>
               <w:rPr>
-                <w:rFonts w:ascii="Arial" w:hAnsi="Arial"/>
+                <w:rFonts w:ascii="Century Gothic" w:hAnsi="Century Gothic" w:cs="Century Gothic" w:eastAsia="Century Gothic"/>
+                <w:b w:val="0"/>
+                <w:i w:val="0"/>
                 <w:color w:val="000000"/>
                 <w:sz w:val="15"/>
               </w:rPr>
@@ -7699,7 +9037,9 @@
             </w:pPr>
             <w:r>
               <w:rPr>
-                <w:rFonts w:ascii="Arial" w:hAnsi="Arial"/>
+                <w:rFonts w:ascii="Century Gothic" w:hAnsi="Century Gothic" w:cs="Century Gothic" w:eastAsia="Century Gothic"/>
+                <w:b w:val="0"/>
+                <w:i w:val="0"/>
                 <w:color w:val="000000"/>
                 <w:sz w:val="15"/>
               </w:rPr>
@@ -7726,7 +9066,9 @@
             </w:pPr>
             <w:r>
               <w:rPr>
-                <w:rFonts w:ascii="Arial" w:hAnsi="Arial"/>
+                <w:rFonts w:ascii="Century Gothic" w:hAnsi="Century Gothic" w:cs="Century Gothic" w:eastAsia="Century Gothic"/>
+                <w:b w:val="0"/>
+                <w:i w:val="0"/>
                 <w:color w:val="000000"/>
                 <w:sz w:val="15"/>
               </w:rPr>
@@ -7751,7 +9093,9 @@
             </w:pPr>
             <w:r>
               <w:rPr>
-                <w:rFonts w:ascii="Arial" w:hAnsi="Arial"/>
+                <w:rFonts w:ascii="Century Gothic" w:hAnsi="Century Gothic" w:cs="Century Gothic" w:eastAsia="Century Gothic"/>
+                <w:b w:val="0"/>
+                <w:i w:val="0"/>
                 <w:color w:val="000000"/>
                 <w:sz w:val="15"/>
               </w:rPr>
@@ -7776,7 +9120,9 @@
             </w:pPr>
             <w:r>
               <w:rPr>
-                <w:rFonts w:ascii="Arial" w:hAnsi="Arial"/>
+                <w:rFonts w:ascii="Century Gothic" w:hAnsi="Century Gothic" w:cs="Century Gothic" w:eastAsia="Century Gothic"/>
+                <w:b w:val="0"/>
+                <w:i w:val="0"/>
                 <w:color w:val="000000"/>
                 <w:sz w:val="15"/>
               </w:rPr>
@@ -7801,7 +9147,9 @@
             </w:pPr>
             <w:r>
               <w:rPr>
-                <w:rFonts w:ascii="Arial" w:hAnsi="Arial"/>
+                <w:rFonts w:ascii="Century Gothic" w:hAnsi="Century Gothic" w:cs="Century Gothic" w:eastAsia="Century Gothic"/>
+                <w:b w:val="0"/>
+                <w:i w:val="0"/>
                 <w:color w:val="000000"/>
                 <w:sz w:val="15"/>
               </w:rPr>
@@ -7828,7 +9176,9 @@
             </w:pPr>
             <w:r>
               <w:rPr>
-                <w:rFonts w:ascii="Arial" w:hAnsi="Arial"/>
+                <w:rFonts w:ascii="Century Gothic" w:hAnsi="Century Gothic" w:cs="Century Gothic" w:eastAsia="Century Gothic"/>
+                <w:b w:val="0"/>
+                <w:i w:val="0"/>
                 <w:color w:val="000000"/>
                 <w:sz w:val="15"/>
               </w:rPr>
@@ -7853,7 +9203,9 @@
             </w:pPr>
             <w:r>
               <w:rPr>
-                <w:rFonts w:ascii="Arial" w:hAnsi="Arial"/>
+                <w:rFonts w:ascii="Century Gothic" w:hAnsi="Century Gothic" w:cs="Century Gothic" w:eastAsia="Century Gothic"/>
+                <w:b w:val="0"/>
+                <w:i w:val="0"/>
                 <w:color w:val="000000"/>
                 <w:sz w:val="15"/>
               </w:rPr>
@@ -7878,7 +9230,9 @@
             </w:pPr>
             <w:r>
               <w:rPr>
-                <w:rFonts w:ascii="Arial" w:hAnsi="Arial"/>
+                <w:rFonts w:ascii="Century Gothic" w:hAnsi="Century Gothic" w:cs="Century Gothic" w:eastAsia="Century Gothic"/>
+                <w:b w:val="0"/>
+                <w:i w:val="0"/>
                 <w:color w:val="000000"/>
                 <w:sz w:val="15"/>
               </w:rPr>
@@ -7903,7 +9257,9 @@
             </w:pPr>
             <w:r>
               <w:rPr>
-                <w:rFonts w:ascii="Arial" w:hAnsi="Arial"/>
+                <w:rFonts w:ascii="Century Gothic" w:hAnsi="Century Gothic" w:cs="Century Gothic" w:eastAsia="Century Gothic"/>
+                <w:b w:val="0"/>
+                <w:i w:val="0"/>
                 <w:color w:val="000000"/>
                 <w:sz w:val="15"/>
               </w:rPr>
@@ -7930,7 +9286,9 @@
             </w:pPr>
             <w:r>
               <w:rPr>
-                <w:rFonts w:ascii="Arial" w:hAnsi="Arial"/>
+                <w:rFonts w:ascii="Century Gothic" w:hAnsi="Century Gothic" w:cs="Century Gothic" w:eastAsia="Century Gothic"/>
+                <w:b w:val="0"/>
+                <w:i w:val="0"/>
                 <w:color w:val="000000"/>
                 <w:sz w:val="15"/>
               </w:rPr>
@@ -7955,7 +9313,9 @@
             </w:pPr>
             <w:r>
               <w:rPr>
-                <w:rFonts w:ascii="Arial" w:hAnsi="Arial"/>
+                <w:rFonts w:ascii="Century Gothic" w:hAnsi="Century Gothic" w:cs="Century Gothic" w:eastAsia="Century Gothic"/>
+                <w:b w:val="0"/>
+                <w:i w:val="0"/>
                 <w:color w:val="000000"/>
                 <w:sz w:val="15"/>
               </w:rPr>
@@ -7980,7 +9340,9 @@
             </w:pPr>
             <w:r>
               <w:rPr>
-                <w:rFonts w:ascii="Arial" w:hAnsi="Arial"/>
+                <w:rFonts w:ascii="Century Gothic" w:hAnsi="Century Gothic" w:cs="Century Gothic" w:eastAsia="Century Gothic"/>
+                <w:b w:val="0"/>
+                <w:i w:val="0"/>
                 <w:color w:val="000000"/>
                 <w:sz w:val="15"/>
               </w:rPr>
@@ -8005,7 +9367,9 @@
             </w:pPr>
             <w:r>
               <w:rPr>
-                <w:rFonts w:ascii="Arial" w:hAnsi="Arial"/>
+                <w:rFonts w:ascii="Century Gothic" w:hAnsi="Century Gothic" w:cs="Century Gothic" w:eastAsia="Century Gothic"/>
+                <w:b w:val="0"/>
+                <w:i w:val="0"/>
                 <w:color w:val="000000"/>
                 <w:sz w:val="15"/>
               </w:rPr>
@@ -8032,7 +9396,9 @@
             </w:pPr>
             <w:r>
               <w:rPr>
-                <w:rFonts w:ascii="Arial" w:hAnsi="Arial"/>
+                <w:rFonts w:ascii="Century Gothic" w:hAnsi="Century Gothic" w:cs="Century Gothic" w:eastAsia="Century Gothic"/>
+                <w:b w:val="0"/>
+                <w:i w:val="0"/>
                 <w:color w:val="000000"/>
                 <w:sz w:val="15"/>
               </w:rPr>
@@ -8057,7 +9423,9 @@
             </w:pPr>
             <w:r>
               <w:rPr>
-                <w:rFonts w:ascii="Arial" w:hAnsi="Arial"/>
+                <w:rFonts w:ascii="Century Gothic" w:hAnsi="Century Gothic" w:cs="Century Gothic" w:eastAsia="Century Gothic"/>
+                <w:b w:val="0"/>
+                <w:i w:val="0"/>
                 <w:color w:val="000000"/>
                 <w:sz w:val="15"/>
               </w:rPr>
@@ -8082,7 +9450,9 @@
             </w:pPr>
             <w:r>
               <w:rPr>
-                <w:rFonts w:ascii="Arial" w:hAnsi="Arial"/>
+                <w:rFonts w:ascii="Century Gothic" w:hAnsi="Century Gothic" w:cs="Century Gothic" w:eastAsia="Century Gothic"/>
+                <w:b w:val="0"/>
+                <w:i w:val="0"/>
                 <w:color w:val="000000"/>
                 <w:sz w:val="15"/>
               </w:rPr>
@@ -8107,7 +9477,9 @@
             </w:pPr>
             <w:r>
               <w:rPr>
-                <w:rFonts w:ascii="Arial" w:hAnsi="Arial"/>
+                <w:rFonts w:ascii="Century Gothic" w:hAnsi="Century Gothic" w:cs="Century Gothic" w:eastAsia="Century Gothic"/>
+                <w:b w:val="0"/>
+                <w:i w:val="0"/>
                 <w:color w:val="000000"/>
                 <w:sz w:val="15"/>
               </w:rPr>
@@ -8134,7 +9506,9 @@
             </w:pPr>
             <w:r>
               <w:rPr>
-                <w:rFonts w:ascii="Arial" w:hAnsi="Arial"/>
+                <w:rFonts w:ascii="Century Gothic" w:hAnsi="Century Gothic" w:cs="Century Gothic" w:eastAsia="Century Gothic"/>
+                <w:b w:val="0"/>
+                <w:i w:val="0"/>
                 <w:color w:val="000000"/>
                 <w:sz w:val="15"/>
               </w:rPr>
@@ -8159,7 +9533,9 @@
             </w:pPr>
             <w:r>
               <w:rPr>
-                <w:rFonts w:ascii="Arial" w:hAnsi="Arial"/>
+                <w:rFonts w:ascii="Century Gothic" w:hAnsi="Century Gothic" w:cs="Century Gothic" w:eastAsia="Century Gothic"/>
+                <w:b w:val="0"/>
+                <w:i w:val="0"/>
                 <w:color w:val="000000"/>
                 <w:sz w:val="15"/>
               </w:rPr>
@@ -8184,7 +9560,9 @@
             </w:pPr>
             <w:r>
               <w:rPr>
-                <w:rFonts w:ascii="Arial" w:hAnsi="Arial"/>
+                <w:rFonts w:ascii="Century Gothic" w:hAnsi="Century Gothic" w:cs="Century Gothic" w:eastAsia="Century Gothic"/>
+                <w:b w:val="0"/>
+                <w:i w:val="0"/>
                 <w:color w:val="000000"/>
                 <w:sz w:val="15"/>
               </w:rPr>
@@ -8209,7 +9587,9 @@
             </w:pPr>
             <w:r>
               <w:rPr>
-                <w:rFonts w:ascii="Arial" w:hAnsi="Arial"/>
+                <w:rFonts w:ascii="Century Gothic" w:hAnsi="Century Gothic" w:cs="Century Gothic" w:eastAsia="Century Gothic"/>
+                <w:b w:val="0"/>
+                <w:i w:val="0"/>
                 <w:color w:val="000000"/>
                 <w:sz w:val="15"/>
               </w:rPr>
@@ -8236,7 +9616,9 @@
             </w:pPr>
             <w:r>
               <w:rPr>
-                <w:rFonts w:ascii="Arial" w:hAnsi="Arial"/>
+                <w:rFonts w:ascii="Century Gothic" w:hAnsi="Century Gothic" w:cs="Century Gothic" w:eastAsia="Century Gothic"/>
+                <w:b w:val="0"/>
+                <w:i w:val="0"/>
                 <w:color w:val="000000"/>
                 <w:sz w:val="15"/>
               </w:rPr>
@@ -8261,7 +9643,9 @@
             </w:pPr>
             <w:r>
               <w:rPr>
-                <w:rFonts w:ascii="Arial" w:hAnsi="Arial"/>
+                <w:rFonts w:ascii="Century Gothic" w:hAnsi="Century Gothic" w:cs="Century Gothic" w:eastAsia="Century Gothic"/>
+                <w:b w:val="0"/>
+                <w:i w:val="0"/>
                 <w:color w:val="000000"/>
                 <w:sz w:val="15"/>
               </w:rPr>
@@ -8286,7 +9670,9 @@
             </w:pPr>
             <w:r>
               <w:rPr>
-                <w:rFonts w:ascii="Arial" w:hAnsi="Arial"/>
+                <w:rFonts w:ascii="Century Gothic" w:hAnsi="Century Gothic" w:cs="Century Gothic" w:eastAsia="Century Gothic"/>
+                <w:b w:val="0"/>
+                <w:i w:val="0"/>
                 <w:color w:val="000000"/>
                 <w:sz w:val="15"/>
               </w:rPr>
@@ -8311,7 +9697,9 @@
             </w:pPr>
             <w:r>
               <w:rPr>
-                <w:rFonts w:ascii="Arial" w:hAnsi="Arial"/>
+                <w:rFonts w:ascii="Century Gothic" w:hAnsi="Century Gothic" w:cs="Century Gothic" w:eastAsia="Century Gothic"/>
+                <w:b w:val="0"/>
+                <w:i w:val="0"/>
                 <w:color w:val="000000"/>
                 <w:sz w:val="15"/>
               </w:rPr>
@@ -8338,7 +9726,9 @@
             </w:pPr>
             <w:r>
               <w:rPr>
-                <w:rFonts w:ascii="Arial" w:hAnsi="Arial"/>
+                <w:rFonts w:ascii="Century Gothic" w:hAnsi="Century Gothic" w:cs="Century Gothic" w:eastAsia="Century Gothic"/>
+                <w:b w:val="0"/>
+                <w:i w:val="0"/>
                 <w:color w:val="000000"/>
                 <w:sz w:val="15"/>
               </w:rPr>
@@ -8363,7 +9753,9 @@
             </w:pPr>
             <w:r>
               <w:rPr>
-                <w:rFonts w:ascii="Arial" w:hAnsi="Arial"/>
+                <w:rFonts w:ascii="Century Gothic" w:hAnsi="Century Gothic" w:cs="Century Gothic" w:eastAsia="Century Gothic"/>
+                <w:b w:val="0"/>
+                <w:i w:val="0"/>
                 <w:color w:val="000000"/>
                 <w:sz w:val="15"/>
               </w:rPr>
@@ -8388,7 +9780,9 @@
             </w:pPr>
             <w:r>
               <w:rPr>
-                <w:rFonts w:ascii="Arial" w:hAnsi="Arial"/>
+                <w:rFonts w:ascii="Century Gothic" w:hAnsi="Century Gothic" w:cs="Century Gothic" w:eastAsia="Century Gothic"/>
+                <w:b w:val="0"/>
+                <w:i w:val="0"/>
                 <w:color w:val="000000"/>
                 <w:sz w:val="15"/>
               </w:rPr>
@@ -8413,7 +9807,9 @@
             </w:pPr>
             <w:r>
               <w:rPr>
-                <w:rFonts w:ascii="Arial" w:hAnsi="Arial"/>
+                <w:rFonts w:ascii="Century Gothic" w:hAnsi="Century Gothic" w:cs="Century Gothic" w:eastAsia="Century Gothic"/>
+                <w:b w:val="0"/>
+                <w:i w:val="0"/>
                 <w:color w:val="000000"/>
                 <w:sz w:val="15"/>
               </w:rPr>
@@ -8440,7 +9836,9 @@
             </w:pPr>
             <w:r>
               <w:rPr>
-                <w:rFonts w:ascii="Arial" w:hAnsi="Arial"/>
+                <w:rFonts w:ascii="Century Gothic" w:hAnsi="Century Gothic" w:cs="Century Gothic" w:eastAsia="Century Gothic"/>
+                <w:b w:val="0"/>
+                <w:i w:val="0"/>
                 <w:color w:val="000000"/>
                 <w:sz w:val="15"/>
               </w:rPr>
@@ -8465,7 +9863,9 @@
             </w:pPr>
             <w:r>
               <w:rPr>
-                <w:rFonts w:ascii="Arial" w:hAnsi="Arial"/>
+                <w:rFonts w:ascii="Century Gothic" w:hAnsi="Century Gothic" w:cs="Century Gothic" w:eastAsia="Century Gothic"/>
+                <w:b w:val="0"/>
+                <w:i w:val="0"/>
                 <w:color w:val="000000"/>
                 <w:sz w:val="15"/>
               </w:rPr>
@@ -8490,7 +9890,9 @@
             </w:pPr>
             <w:r>
               <w:rPr>
-                <w:rFonts w:ascii="Arial" w:hAnsi="Arial"/>
+                <w:rFonts w:ascii="Century Gothic" w:hAnsi="Century Gothic" w:cs="Century Gothic" w:eastAsia="Century Gothic"/>
+                <w:b w:val="0"/>
+                <w:i w:val="0"/>
                 <w:color w:val="000000"/>
                 <w:sz w:val="15"/>
               </w:rPr>
@@ -8515,7 +9917,9 @@
             </w:pPr>
             <w:r>
               <w:rPr>
-                <w:rFonts w:ascii="Arial" w:hAnsi="Arial"/>
+                <w:rFonts w:ascii="Century Gothic" w:hAnsi="Century Gothic" w:cs="Century Gothic" w:eastAsia="Century Gothic"/>
+                <w:b w:val="0"/>
+                <w:i w:val="0"/>
                 <w:color w:val="000000"/>
                 <w:sz w:val="15"/>
               </w:rPr>
@@ -8542,7 +9946,9 @@
             </w:pPr>
             <w:r>
               <w:rPr>
-                <w:rFonts w:ascii="Arial" w:hAnsi="Arial"/>
+                <w:rFonts w:ascii="Century Gothic" w:hAnsi="Century Gothic" w:cs="Century Gothic" w:eastAsia="Century Gothic"/>
+                <w:b w:val="0"/>
+                <w:i w:val="0"/>
                 <w:color w:val="000000"/>
                 <w:sz w:val="15"/>
               </w:rPr>
@@ -8567,7 +9973,9 @@
             </w:pPr>
             <w:r>
               <w:rPr>
-                <w:rFonts w:ascii="Arial" w:hAnsi="Arial"/>
+                <w:rFonts w:ascii="Century Gothic" w:hAnsi="Century Gothic" w:cs="Century Gothic" w:eastAsia="Century Gothic"/>
+                <w:b w:val="0"/>
+                <w:i w:val="0"/>
                 <w:color w:val="000000"/>
                 <w:sz w:val="15"/>
               </w:rPr>
@@ -8592,7 +10000,9 @@
             </w:pPr>
             <w:r>
               <w:rPr>
-                <w:rFonts w:ascii="Arial" w:hAnsi="Arial"/>
+                <w:rFonts w:ascii="Century Gothic" w:hAnsi="Century Gothic" w:cs="Century Gothic" w:eastAsia="Century Gothic"/>
+                <w:b w:val="0"/>
+                <w:i w:val="0"/>
                 <w:color w:val="000000"/>
                 <w:sz w:val="15"/>
               </w:rPr>
@@ -8617,7 +10027,9 @@
             </w:pPr>
             <w:r>
               <w:rPr>
-                <w:rFonts w:ascii="Arial" w:hAnsi="Arial"/>
+                <w:rFonts w:ascii="Century Gothic" w:hAnsi="Century Gothic" w:cs="Century Gothic" w:eastAsia="Century Gothic"/>
+                <w:b w:val="0"/>
+                <w:i w:val="0"/>
                 <w:color w:val="000000"/>
                 <w:sz w:val="15"/>
               </w:rPr>
@@ -8644,7 +10056,9 @@
             </w:pPr>
             <w:r>
               <w:rPr>
-                <w:rFonts w:ascii="Arial" w:hAnsi="Arial"/>
+                <w:rFonts w:ascii="Century Gothic" w:hAnsi="Century Gothic" w:cs="Century Gothic" w:eastAsia="Century Gothic"/>
+                <w:b w:val="0"/>
+                <w:i w:val="0"/>
                 <w:color w:val="000000"/>
                 <w:sz w:val="15"/>
               </w:rPr>
@@ -8669,7 +10083,9 @@
             </w:pPr>
             <w:r>
               <w:rPr>
-                <w:rFonts w:ascii="Arial" w:hAnsi="Arial"/>
+                <w:rFonts w:ascii="Century Gothic" w:hAnsi="Century Gothic" w:cs="Century Gothic" w:eastAsia="Century Gothic"/>
+                <w:b w:val="0"/>
+                <w:i w:val="0"/>
                 <w:color w:val="000000"/>
                 <w:sz w:val="15"/>
               </w:rPr>
@@ -8694,7 +10110,9 @@
             </w:pPr>
             <w:r>
               <w:rPr>
-                <w:rFonts w:ascii="Arial" w:hAnsi="Arial"/>
+                <w:rFonts w:ascii="Century Gothic" w:hAnsi="Century Gothic" w:cs="Century Gothic" w:eastAsia="Century Gothic"/>
+                <w:b w:val="0"/>
+                <w:i w:val="0"/>
                 <w:color w:val="000000"/>
                 <w:sz w:val="15"/>
               </w:rPr>
@@ -8719,7 +10137,9 @@
             </w:pPr>
             <w:r>
               <w:rPr>
-                <w:rFonts w:ascii="Arial" w:hAnsi="Arial"/>
+                <w:rFonts w:ascii="Century Gothic" w:hAnsi="Century Gothic" w:cs="Century Gothic" w:eastAsia="Century Gothic"/>
+                <w:b w:val="0"/>
+                <w:i w:val="0"/>
                 <w:color w:val="000000"/>
                 <w:sz w:val="15"/>
               </w:rPr>
@@ -8746,7 +10166,9 @@
             </w:pPr>
             <w:r>
               <w:rPr>
-                <w:rFonts w:ascii="Arial" w:hAnsi="Arial"/>
+                <w:rFonts w:ascii="Century Gothic" w:hAnsi="Century Gothic" w:cs="Century Gothic" w:eastAsia="Century Gothic"/>
+                <w:b w:val="0"/>
+                <w:i w:val="0"/>
                 <w:color w:val="000000"/>
                 <w:sz w:val="15"/>
               </w:rPr>
@@ -8771,7 +10193,9 @@
             </w:pPr>
             <w:r>
               <w:rPr>
-                <w:rFonts w:ascii="Arial" w:hAnsi="Arial"/>
+                <w:rFonts w:ascii="Century Gothic" w:hAnsi="Century Gothic" w:cs="Century Gothic" w:eastAsia="Century Gothic"/>
+                <w:b w:val="0"/>
+                <w:i w:val="0"/>
                 <w:color w:val="000000"/>
                 <w:sz w:val="15"/>
               </w:rPr>
@@ -8796,7 +10220,9 @@
             </w:pPr>
             <w:r>
               <w:rPr>
-                <w:rFonts w:ascii="Arial" w:hAnsi="Arial"/>
+                <w:rFonts w:ascii="Century Gothic" w:hAnsi="Century Gothic" w:cs="Century Gothic" w:eastAsia="Century Gothic"/>
+                <w:b w:val="0"/>
+                <w:i w:val="0"/>
                 <w:color w:val="000000"/>
                 <w:sz w:val="15"/>
               </w:rPr>
@@ -8821,7 +10247,9 @@
             </w:pPr>
             <w:r>
               <w:rPr>
-                <w:rFonts w:ascii="Arial" w:hAnsi="Arial"/>
+                <w:rFonts w:ascii="Century Gothic" w:hAnsi="Century Gothic" w:cs="Century Gothic" w:eastAsia="Century Gothic"/>
+                <w:b w:val="0"/>
+                <w:i w:val="0"/>
                 <w:color w:val="000000"/>
                 <w:sz w:val="15"/>
               </w:rPr>
@@ -8848,7 +10276,9 @@
             </w:pPr>
             <w:r>
               <w:rPr>
-                <w:rFonts w:ascii="Arial" w:hAnsi="Arial"/>
+                <w:rFonts w:ascii="Century Gothic" w:hAnsi="Century Gothic" w:cs="Century Gothic" w:eastAsia="Century Gothic"/>
+                <w:b w:val="0"/>
+                <w:i w:val="0"/>
                 <w:color w:val="000000"/>
                 <w:sz w:val="15"/>
               </w:rPr>
@@ -8873,7 +10303,9 @@
             </w:pPr>
             <w:r>
               <w:rPr>
-                <w:rFonts w:ascii="Arial" w:hAnsi="Arial"/>
+                <w:rFonts w:ascii="Century Gothic" w:hAnsi="Century Gothic" w:cs="Century Gothic" w:eastAsia="Century Gothic"/>
+                <w:b w:val="0"/>
+                <w:i w:val="0"/>
                 <w:color w:val="000000"/>
                 <w:sz w:val="15"/>
               </w:rPr>
@@ -8898,7 +10330,9 @@
             </w:pPr>
             <w:r>
               <w:rPr>
-                <w:rFonts w:ascii="Arial" w:hAnsi="Arial"/>
+                <w:rFonts w:ascii="Century Gothic" w:hAnsi="Century Gothic" w:cs="Century Gothic" w:eastAsia="Century Gothic"/>
+                <w:b w:val="0"/>
+                <w:i w:val="0"/>
                 <w:color w:val="000000"/>
                 <w:sz w:val="15"/>
               </w:rPr>
@@ -8923,7 +10357,9 @@
             </w:pPr>
             <w:r>
               <w:rPr>
-                <w:rFonts w:ascii="Arial" w:hAnsi="Arial"/>
+                <w:rFonts w:ascii="Century Gothic" w:hAnsi="Century Gothic" w:cs="Century Gothic" w:eastAsia="Century Gothic"/>
+                <w:b w:val="0"/>
+                <w:i w:val="0"/>
                 <w:color w:val="000000"/>
                 <w:sz w:val="15"/>
               </w:rPr>
@@ -8945,7 +10381,7 @@
       </w:pPr>
       <w:r>
         <w:rPr>
-          <w:rFonts w:ascii="Arial" w:hAnsi="Arial"/>
+          <w:rFonts w:ascii="Century Gothic" w:hAnsi="Century Gothic" w:cs="Century Gothic" w:eastAsia="Century Gothic"/>
           <w:b/>
           <w:i w:val="0"/>
           <w:color w:val="26345B"/>
@@ -8961,7 +10397,7 @@
       </w:pPr>
       <w:r>
         <w:rPr>
-          <w:rFonts w:ascii="Arial" w:hAnsi="Arial"/>
+          <w:rFonts w:ascii="Century Gothic" w:hAnsi="Century Gothic" w:cs="Century Gothic" w:eastAsia="Century Gothic"/>
           <w:b/>
           <w:i w:val="0"/>
           <w:color w:val="000000"/>
@@ -8976,8 +10412,9 @@
       </w:pPr>
       <w:r>
         <w:rPr>
-          <w:rFonts w:ascii="Arial" w:hAnsi="Arial"/>
+          <w:rFonts w:ascii="Century Gothic" w:hAnsi="Century Gothic" w:cs="Century Gothic" w:eastAsia="Century Gothic"/>
           <w:b/>
+          <w:i w:val="0"/>
           <w:color w:val="000000"/>
           <w:sz w:val="17"/>
         </w:rPr>
@@ -8985,7 +10422,9 @@
       </w:r>
       <w:r>
         <w:rPr>
-          <w:rFonts w:ascii="Arial" w:hAnsi="Arial"/>
+          <w:rFonts w:ascii="Century Gothic" w:hAnsi="Century Gothic" w:cs="Century Gothic" w:eastAsia="Century Gothic"/>
+          <w:b w:val="0"/>
+          <w:i w:val="0"/>
           <w:color w:val="000000"/>
           <w:sz w:val="17"/>
         </w:rPr>
@@ -8998,8 +10437,9 @@
       </w:pPr>
       <w:r>
         <w:rPr>
-          <w:rFonts w:ascii="Arial" w:hAnsi="Arial"/>
+          <w:rFonts w:ascii="Century Gothic" w:hAnsi="Century Gothic" w:cs="Century Gothic" w:eastAsia="Century Gothic"/>
           <w:b/>
+          <w:i w:val="0"/>
           <w:color w:val="000000"/>
           <w:sz w:val="17"/>
         </w:rPr>
@@ -9007,7 +10447,9 @@
       </w:r>
       <w:r>
         <w:rPr>
-          <w:rFonts w:ascii="Arial" w:hAnsi="Arial"/>
+          <w:rFonts w:ascii="Century Gothic" w:hAnsi="Century Gothic" w:cs="Century Gothic" w:eastAsia="Century Gothic"/>
+          <w:b w:val="0"/>
+          <w:i w:val="0"/>
           <w:color w:val="000000"/>
           <w:sz w:val="17"/>
         </w:rPr>
@@ -9021,7 +10463,7 @@
       </w:pPr>
       <w:r>
         <w:rPr>
-          <w:rFonts w:ascii="Arial" w:hAnsi="Arial"/>
+          <w:rFonts w:ascii="Century Gothic" w:hAnsi="Century Gothic" w:cs="Century Gothic" w:eastAsia="Century Gothic"/>
           <w:b/>
           <w:i w:val="0"/>
           <w:color w:val="000000"/>
@@ -9036,8 +10478,9 @@
       </w:pPr>
       <w:r>
         <w:rPr>
-          <w:rFonts w:ascii="Arial" w:hAnsi="Arial"/>
+          <w:rFonts w:ascii="Century Gothic" w:hAnsi="Century Gothic" w:cs="Century Gothic" w:eastAsia="Century Gothic"/>
           <w:b/>
+          <w:i w:val="0"/>
           <w:color w:val="000000"/>
           <w:sz w:val="17"/>
         </w:rPr>
@@ -9045,7 +10488,9 @@
       </w:r>
       <w:r>
         <w:rPr>
-          <w:rFonts w:ascii="Arial" w:hAnsi="Arial"/>
+          <w:rFonts w:ascii="Century Gothic" w:hAnsi="Century Gothic" w:cs="Century Gothic" w:eastAsia="Century Gothic"/>
+          <w:b w:val="0"/>
+          <w:i w:val="0"/>
           <w:color w:val="000000"/>
           <w:sz w:val="17"/>
         </w:rPr>
@@ -9059,7 +10504,7 @@
       </w:pPr>
       <w:r>
         <w:rPr>
-          <w:rFonts w:ascii="Arial" w:hAnsi="Arial"/>
+          <w:rFonts w:ascii="Century Gothic" w:hAnsi="Century Gothic" w:cs="Century Gothic" w:eastAsia="Century Gothic"/>
           <w:b/>
           <w:i w:val="0"/>
           <w:color w:val="000000"/>
@@ -9074,8 +10519,9 @@
       </w:pPr>
       <w:r>
         <w:rPr>
-          <w:rFonts w:ascii="Arial" w:hAnsi="Arial"/>
+          <w:rFonts w:ascii="Century Gothic" w:hAnsi="Century Gothic" w:cs="Century Gothic" w:eastAsia="Century Gothic"/>
           <w:b/>
+          <w:i w:val="0"/>
           <w:color w:val="000000"/>
           <w:sz w:val="17"/>
         </w:rPr>
@@ -9083,7 +10529,9 @@
       </w:r>
       <w:r>
         <w:rPr>
-          <w:rFonts w:ascii="Arial" w:hAnsi="Arial"/>
+          <w:rFonts w:ascii="Century Gothic" w:hAnsi="Century Gothic" w:cs="Century Gothic" w:eastAsia="Century Gothic"/>
+          <w:b w:val="0"/>
+          <w:i w:val="0"/>
           <w:color w:val="000000"/>
           <w:sz w:val="17"/>
         </w:rPr>
@@ -9097,7 +10545,7 @@
       </w:pPr>
       <w:r>
         <w:rPr>
-          <w:rFonts w:ascii="Arial" w:hAnsi="Arial"/>
+          <w:rFonts w:ascii="Century Gothic" w:hAnsi="Century Gothic" w:cs="Century Gothic" w:eastAsia="Century Gothic"/>
           <w:b/>
           <w:i w:val="0"/>
           <w:color w:val="000000"/>
@@ -9112,8 +10560,9 @@
       </w:pPr>
       <w:r>
         <w:rPr>
-          <w:rFonts w:ascii="Arial" w:hAnsi="Arial"/>
+          <w:rFonts w:ascii="Century Gothic" w:hAnsi="Century Gothic" w:cs="Century Gothic" w:eastAsia="Century Gothic"/>
           <w:b/>
+          <w:i w:val="0"/>
           <w:color w:val="000000"/>
           <w:sz w:val="17"/>
         </w:rPr>
@@ -9121,7 +10570,9 @@
       </w:r>
       <w:r>
         <w:rPr>
-          <w:rFonts w:ascii="Arial" w:hAnsi="Arial"/>
+          <w:rFonts w:ascii="Century Gothic" w:hAnsi="Century Gothic" w:cs="Century Gothic" w:eastAsia="Century Gothic"/>
+          <w:b w:val="0"/>
+          <w:i w:val="0"/>
           <w:color w:val="000000"/>
           <w:sz w:val="17"/>
         </w:rPr>
@@ -9134,8 +10585,9 @@
       </w:pPr>
       <w:r>
         <w:rPr>
-          <w:rFonts w:ascii="Arial" w:hAnsi="Arial"/>
+          <w:rFonts w:ascii="Century Gothic" w:hAnsi="Century Gothic" w:cs="Century Gothic" w:eastAsia="Century Gothic"/>
           <w:b/>
+          <w:i w:val="0"/>
           <w:color w:val="000000"/>
           <w:sz w:val="17"/>
         </w:rPr>
@@ -9143,7 +10595,9 @@
       </w:r>
       <w:r>
         <w:rPr>
-          <w:rFonts w:ascii="Arial" w:hAnsi="Arial"/>
+          <w:rFonts w:ascii="Century Gothic" w:hAnsi="Century Gothic" w:cs="Century Gothic" w:eastAsia="Century Gothic"/>
+          <w:b w:val="0"/>
+          <w:i w:val="0"/>
           <w:color w:val="000000"/>
           <w:sz w:val="17"/>
         </w:rPr>
@@ -9157,7 +10611,7 @@
       </w:pPr>
       <w:r>
         <w:rPr>
-          <w:rFonts w:ascii="Arial" w:hAnsi="Arial"/>
+          <w:rFonts w:ascii="Century Gothic" w:hAnsi="Century Gothic" w:cs="Century Gothic" w:eastAsia="Century Gothic"/>
           <w:b/>
           <w:i w:val="0"/>
           <w:color w:val="000000"/>
@@ -9172,8 +10626,9 @@
       </w:pPr>
       <w:r>
         <w:rPr>
-          <w:rFonts w:ascii="Arial" w:hAnsi="Arial"/>
+          <w:rFonts w:ascii="Century Gothic" w:hAnsi="Century Gothic" w:cs="Century Gothic" w:eastAsia="Century Gothic"/>
           <w:b/>
+          <w:i w:val="0"/>
           <w:color w:val="000000"/>
           <w:sz w:val="17"/>
         </w:rPr>
@@ -9181,7 +10636,9 @@
       </w:r>
       <w:r>
         <w:rPr>
-          <w:rFonts w:ascii="Arial" w:hAnsi="Arial"/>
+          <w:rFonts w:ascii="Century Gothic" w:hAnsi="Century Gothic" w:cs="Century Gothic" w:eastAsia="Century Gothic"/>
+          <w:b w:val="0"/>
+          <w:i w:val="0"/>
           <w:color w:val="000000"/>
           <w:sz w:val="17"/>
         </w:rPr>
@@ -9195,7 +10652,7 @@
       </w:pPr>
       <w:r>
         <w:rPr>
-          <w:rFonts w:ascii="Arial" w:hAnsi="Arial"/>
+          <w:rFonts w:ascii="Century Gothic" w:hAnsi="Century Gothic" w:cs="Century Gothic" w:eastAsia="Century Gothic"/>
           <w:b/>
           <w:i w:val="0"/>
           <w:color w:val="000000"/>
@@ -9210,8 +10667,9 @@
       </w:pPr>
       <w:r>
         <w:rPr>
-          <w:rFonts w:ascii="Arial" w:hAnsi="Arial"/>
+          <w:rFonts w:ascii="Century Gothic" w:hAnsi="Century Gothic" w:cs="Century Gothic" w:eastAsia="Century Gothic"/>
           <w:b/>
+          <w:i w:val="0"/>
           <w:color w:val="000000"/>
           <w:sz w:val="17"/>
         </w:rPr>
@@ -9219,7 +10677,9 @@
       </w:r>
       <w:r>
         <w:rPr>
-          <w:rFonts w:ascii="Arial" w:hAnsi="Arial"/>
+          <w:rFonts w:ascii="Century Gothic" w:hAnsi="Century Gothic" w:cs="Century Gothic" w:eastAsia="Century Gothic"/>
+          <w:b w:val="0"/>
+          <w:i w:val="0"/>
           <w:color w:val="000000"/>
           <w:sz w:val="17"/>
         </w:rPr>
@@ -9232,8 +10692,9 @@
       </w:pPr>
       <w:r>
         <w:rPr>
-          <w:rFonts w:ascii="Arial" w:hAnsi="Arial"/>
+          <w:rFonts w:ascii="Century Gothic" w:hAnsi="Century Gothic" w:cs="Century Gothic" w:eastAsia="Century Gothic"/>
           <w:b/>
+          <w:i w:val="0"/>
           <w:color w:val="000000"/>
           <w:sz w:val="17"/>
         </w:rPr>
@@ -9241,7 +10702,9 @@
       </w:r>
       <w:r>
         <w:rPr>
-          <w:rFonts w:ascii="Arial" w:hAnsi="Arial"/>
+          <w:rFonts w:ascii="Century Gothic" w:hAnsi="Century Gothic" w:cs="Century Gothic" w:eastAsia="Century Gothic"/>
+          <w:b w:val="0"/>
+          <w:i w:val="0"/>
           <w:color w:val="000000"/>
           <w:sz w:val="17"/>
         </w:rPr>
@@ -9255,7 +10718,7 @@
       </w:pPr>
       <w:r>
         <w:rPr>
-          <w:rFonts w:ascii="Arial" w:hAnsi="Arial"/>
+          <w:rFonts w:ascii="Century Gothic" w:hAnsi="Century Gothic" w:cs="Century Gothic" w:eastAsia="Century Gothic"/>
           <w:b/>
           <w:i w:val="0"/>
           <w:color w:val="000000"/>
@@ -9270,8 +10733,9 @@
       </w:pPr>
       <w:r>
         <w:rPr>
-          <w:rFonts w:ascii="Arial" w:hAnsi="Arial"/>
+          <w:rFonts w:ascii="Century Gothic" w:hAnsi="Century Gothic" w:cs="Century Gothic" w:eastAsia="Century Gothic"/>
           <w:b/>
+          <w:i w:val="0"/>
           <w:color w:val="000000"/>
           <w:sz w:val="17"/>
         </w:rPr>
@@ -9279,7 +10743,9 @@
       </w:r>
       <w:r>
         <w:rPr>
-          <w:rFonts w:ascii="Arial" w:hAnsi="Arial"/>
+          <w:rFonts w:ascii="Century Gothic" w:hAnsi="Century Gothic" w:cs="Century Gothic" w:eastAsia="Century Gothic"/>
+          <w:b w:val="0"/>
+          <w:i w:val="0"/>
           <w:color w:val="000000"/>
           <w:sz w:val="17"/>
         </w:rPr>
@@ -9293,7 +10759,7 @@
       </w:pPr>
       <w:r>
         <w:rPr>
-          <w:rFonts w:ascii="Arial" w:hAnsi="Arial"/>
+          <w:rFonts w:ascii="Century Gothic" w:hAnsi="Century Gothic" w:cs="Century Gothic" w:eastAsia="Century Gothic"/>
           <w:b/>
           <w:i w:val="0"/>
           <w:color w:val="000000"/>
@@ -9308,8 +10774,9 @@
       </w:pPr>
       <w:r>
         <w:rPr>
-          <w:rFonts w:ascii="Arial" w:hAnsi="Arial"/>
+          <w:rFonts w:ascii="Century Gothic" w:hAnsi="Century Gothic" w:cs="Century Gothic" w:eastAsia="Century Gothic"/>
           <w:b/>
+          <w:i w:val="0"/>
           <w:color w:val="000000"/>
           <w:sz w:val="17"/>
         </w:rPr>
@@ -9317,7 +10784,9 @@
       </w:r>
       <w:r>
         <w:rPr>
-          <w:rFonts w:ascii="Arial" w:hAnsi="Arial"/>
+          <w:rFonts w:ascii="Century Gothic" w:hAnsi="Century Gothic" w:cs="Century Gothic" w:eastAsia="Century Gothic"/>
+          <w:b w:val="0"/>
+          <w:i w:val="0"/>
           <w:color w:val="000000"/>
           <w:sz w:val="17"/>
         </w:rPr>
@@ -9330,8 +10799,9 @@
       </w:pPr>
       <w:r>
         <w:rPr>
-          <w:rFonts w:ascii="Arial" w:hAnsi="Arial"/>
+          <w:rFonts w:ascii="Century Gothic" w:hAnsi="Century Gothic" w:cs="Century Gothic" w:eastAsia="Century Gothic"/>
           <w:b/>
+          <w:i w:val="0"/>
           <w:color w:val="000000"/>
           <w:sz w:val="17"/>
         </w:rPr>
@@ -9339,7 +10809,9 @@
       </w:r>
       <w:r>
         <w:rPr>
-          <w:rFonts w:ascii="Arial" w:hAnsi="Arial"/>
+          <w:rFonts w:ascii="Century Gothic" w:hAnsi="Century Gothic" w:cs="Century Gothic" w:eastAsia="Century Gothic"/>
+          <w:b w:val="0"/>
+          <w:i w:val="0"/>
           <w:color w:val="000000"/>
           <w:sz w:val="17"/>
         </w:rPr>
@@ -9353,7 +10825,7 @@
       </w:pPr>
       <w:r>
         <w:rPr>
-          <w:rFonts w:ascii="Arial" w:hAnsi="Arial"/>
+          <w:rFonts w:ascii="Century Gothic" w:hAnsi="Century Gothic" w:cs="Century Gothic" w:eastAsia="Century Gothic"/>
           <w:b/>
           <w:i w:val="0"/>
           <w:color w:val="000000"/>
@@ -9368,8 +10840,9 @@
       </w:pPr>
       <w:r>
         <w:rPr>
-          <w:rFonts w:ascii="Arial" w:hAnsi="Arial"/>
+          <w:rFonts w:ascii="Century Gothic" w:hAnsi="Century Gothic" w:cs="Century Gothic" w:eastAsia="Century Gothic"/>
           <w:b/>
+          <w:i w:val="0"/>
           <w:color w:val="000000"/>
           <w:sz w:val="17"/>
         </w:rPr>
@@ -9377,7 +10850,9 @@
       </w:r>
       <w:r>
         <w:rPr>
-          <w:rFonts w:ascii="Arial" w:hAnsi="Arial"/>
+          <w:rFonts w:ascii="Century Gothic" w:hAnsi="Century Gothic" w:cs="Century Gothic" w:eastAsia="Century Gothic"/>
+          <w:b w:val="0"/>
+          <w:i w:val="0"/>
           <w:color w:val="000000"/>
           <w:sz w:val="17"/>
         </w:rPr>
@@ -9390,8 +10865,9 @@
       </w:pPr>
       <w:r>
         <w:rPr>
-          <w:rFonts w:ascii="Arial" w:hAnsi="Arial"/>
+          <w:rFonts w:ascii="Century Gothic" w:hAnsi="Century Gothic" w:cs="Century Gothic" w:eastAsia="Century Gothic"/>
           <w:b/>
+          <w:i w:val="0"/>
           <w:color w:val="000000"/>
           <w:sz w:val="17"/>
         </w:rPr>
@@ -9399,7 +10875,9 @@
       </w:r>
       <w:r>
         <w:rPr>
-          <w:rFonts w:ascii="Arial" w:hAnsi="Arial"/>
+          <w:rFonts w:ascii="Century Gothic" w:hAnsi="Century Gothic" w:cs="Century Gothic" w:eastAsia="Century Gothic"/>
+          <w:b w:val="0"/>
+          <w:i w:val="0"/>
           <w:color w:val="000000"/>
           <w:sz w:val="17"/>
         </w:rPr>
@@ -9413,7 +10891,7 @@
       </w:pPr>
       <w:r>
         <w:rPr>
-          <w:rFonts w:ascii="Arial" w:hAnsi="Arial"/>
+          <w:rFonts w:ascii="Century Gothic" w:hAnsi="Century Gothic" w:cs="Century Gothic" w:eastAsia="Century Gothic"/>
           <w:b/>
           <w:i w:val="0"/>
           <w:color w:val="000000"/>
@@ -9428,8 +10906,9 @@
       </w:pPr>
       <w:r>
         <w:rPr>
-          <w:rFonts w:ascii="Arial" w:hAnsi="Arial"/>
+          <w:rFonts w:ascii="Century Gothic" w:hAnsi="Century Gothic" w:cs="Century Gothic" w:eastAsia="Century Gothic"/>
           <w:b/>
+          <w:i w:val="0"/>
           <w:color w:val="000000"/>
           <w:sz w:val="17"/>
         </w:rPr>
@@ -9437,7 +10916,9 @@
       </w:r>
       <w:r>
         <w:rPr>
-          <w:rFonts w:ascii="Arial" w:hAnsi="Arial"/>
+          <w:rFonts w:ascii="Century Gothic" w:hAnsi="Century Gothic" w:cs="Century Gothic" w:eastAsia="Century Gothic"/>
+          <w:b w:val="0"/>
+          <w:i w:val="0"/>
           <w:color w:val="000000"/>
           <w:sz w:val="17"/>
         </w:rPr>
@@ -9450,8 +10931,9 @@
       </w:pPr>
       <w:r>
         <w:rPr>
-          <w:rFonts w:ascii="Arial" w:hAnsi="Arial"/>
+          <w:rFonts w:ascii="Century Gothic" w:hAnsi="Century Gothic" w:cs="Century Gothic" w:eastAsia="Century Gothic"/>
           <w:b/>
+          <w:i w:val="0"/>
           <w:color w:val="000000"/>
           <w:sz w:val="17"/>
         </w:rPr>
@@ -9459,7 +10941,9 @@
       </w:r>
       <w:r>
         <w:rPr>
-          <w:rFonts w:ascii="Arial" w:hAnsi="Arial"/>
+          <w:rFonts w:ascii="Century Gothic" w:hAnsi="Century Gothic" w:cs="Century Gothic" w:eastAsia="Century Gothic"/>
+          <w:b w:val="0"/>
+          <w:i w:val="0"/>
           <w:color w:val="000000"/>
           <w:sz w:val="17"/>
         </w:rPr>
@@ -9473,7 +10957,7 @@
       </w:pPr>
       <w:r>
         <w:rPr>
-          <w:rFonts w:ascii="Arial" w:hAnsi="Arial"/>
+          <w:rFonts w:ascii="Century Gothic" w:hAnsi="Century Gothic" w:cs="Century Gothic" w:eastAsia="Century Gothic"/>
           <w:b/>
           <w:i w:val="0"/>
           <w:color w:val="000000"/>
@@ -9488,8 +10972,9 @@
       </w:pPr>
       <w:r>
         <w:rPr>
-          <w:rFonts w:ascii="Arial" w:hAnsi="Arial"/>
+          <w:rFonts w:ascii="Century Gothic" w:hAnsi="Century Gothic" w:cs="Century Gothic" w:eastAsia="Century Gothic"/>
           <w:b/>
+          <w:i w:val="0"/>
           <w:color w:val="000000"/>
           <w:sz w:val="17"/>
         </w:rPr>
@@ -9497,7 +10982,9 @@
       </w:r>
       <w:r>
         <w:rPr>
-          <w:rFonts w:ascii="Arial" w:hAnsi="Arial"/>
+          <w:rFonts w:ascii="Century Gothic" w:hAnsi="Century Gothic" w:cs="Century Gothic" w:eastAsia="Century Gothic"/>
+          <w:b w:val="0"/>
+          <w:i w:val="0"/>
           <w:color w:val="000000"/>
           <w:sz w:val="17"/>
         </w:rPr>
@@ -9510,8 +10997,9 @@
       </w:pPr>
       <w:r>
         <w:rPr>
-          <w:rFonts w:ascii="Arial" w:hAnsi="Arial"/>
+          <w:rFonts w:ascii="Century Gothic" w:hAnsi="Century Gothic" w:cs="Century Gothic" w:eastAsia="Century Gothic"/>
           <w:b/>
+          <w:i w:val="0"/>
           <w:color w:val="000000"/>
           <w:sz w:val="17"/>
         </w:rPr>
@@ -9519,7 +11007,9 @@
       </w:r>
       <w:r>
         <w:rPr>
-          <w:rFonts w:ascii="Arial" w:hAnsi="Arial"/>
+          <w:rFonts w:ascii="Century Gothic" w:hAnsi="Century Gothic" w:cs="Century Gothic" w:eastAsia="Century Gothic"/>
+          <w:b w:val="0"/>
+          <w:i w:val="0"/>
           <w:color w:val="000000"/>
           <w:sz w:val="17"/>
         </w:rPr>
@@ -9532,8 +11022,9 @@
       </w:pPr>
       <w:r>
         <w:rPr>
-          <w:rFonts w:ascii="Arial" w:hAnsi="Arial"/>
+          <w:rFonts w:ascii="Century Gothic" w:hAnsi="Century Gothic" w:cs="Century Gothic" w:eastAsia="Century Gothic"/>
           <w:b/>
+          <w:i w:val="0"/>
           <w:color w:val="000000"/>
           <w:sz w:val="17"/>
         </w:rPr>
@@ -9541,7 +11032,9 @@
       </w:r>
       <w:r>
         <w:rPr>
-          <w:rFonts w:ascii="Arial" w:hAnsi="Arial"/>
+          <w:rFonts w:ascii="Century Gothic" w:hAnsi="Century Gothic" w:cs="Century Gothic" w:eastAsia="Century Gothic"/>
+          <w:b w:val="0"/>
+          <w:i w:val="0"/>
           <w:color w:val="000000"/>
           <w:sz w:val="17"/>
         </w:rPr>
@@ -9555,7 +11048,7 @@
       </w:pPr>
       <w:r>
         <w:rPr>
-          <w:rFonts w:ascii="Arial" w:hAnsi="Arial"/>
+          <w:rFonts w:ascii="Century Gothic" w:hAnsi="Century Gothic" w:cs="Century Gothic" w:eastAsia="Century Gothic"/>
           <w:b/>
           <w:i w:val="0"/>
           <w:color w:val="000000"/>
@@ -9570,8 +11063,9 @@
       </w:pPr>
       <w:r>
         <w:rPr>
-          <w:rFonts w:ascii="Arial" w:hAnsi="Arial"/>
+          <w:rFonts w:ascii="Century Gothic" w:hAnsi="Century Gothic" w:cs="Century Gothic" w:eastAsia="Century Gothic"/>
           <w:b/>
+          <w:i w:val="0"/>
           <w:color w:val="000000"/>
           <w:sz w:val="17"/>
         </w:rPr>
@@ -9579,7 +11073,9 @@
       </w:r>
       <w:r>
         <w:rPr>
-          <w:rFonts w:ascii="Arial" w:hAnsi="Arial"/>
+          <w:rFonts w:ascii="Century Gothic" w:hAnsi="Century Gothic" w:cs="Century Gothic" w:eastAsia="Century Gothic"/>
+          <w:b w:val="0"/>
+          <w:i w:val="0"/>
           <w:color w:val="000000"/>
           <w:sz w:val="17"/>
         </w:rPr>
@@ -9598,7 +11094,7 @@
       </w:pPr>
       <w:r>
         <w:rPr>
-          <w:rFonts w:ascii="Arial" w:hAnsi="Arial"/>
+          <w:rFonts w:ascii="Century Gothic" w:hAnsi="Century Gothic" w:cs="Century Gothic" w:eastAsia="Century Gothic"/>
           <w:b/>
           <w:i w:val="0"/>
           <w:color w:val="26345B"/>
@@ -9614,7 +11110,7 @@
       </w:pPr>
       <w:r>
         <w:rPr>
-          <w:rFonts w:ascii="Arial" w:hAnsi="Arial"/>
+          <w:rFonts w:ascii="Century Gothic" w:hAnsi="Century Gothic" w:cs="Century Gothic" w:eastAsia="Century Gothic"/>
           <w:b/>
           <w:i w:val="0"/>
           <w:color w:val="26345B"/>
@@ -9629,8 +11125,9 @@
       </w:pPr>
       <w:r>
         <w:rPr>
-          <w:rFonts w:ascii="Arial" w:hAnsi="Arial"/>
+          <w:rFonts w:ascii="Century Gothic" w:hAnsi="Century Gothic" w:cs="Century Gothic" w:eastAsia="Century Gothic"/>
           <w:b/>
+          <w:i w:val="0"/>
           <w:color w:val="000000"/>
           <w:sz w:val="18"/>
         </w:rPr>
@@ -9638,7 +11135,9 @@
       </w:r>
       <w:r>
         <w:rPr>
-          <w:rFonts w:ascii="Arial" w:hAnsi="Arial"/>
+          <w:rFonts w:ascii="Century Gothic" w:hAnsi="Century Gothic" w:cs="Century Gothic" w:eastAsia="Century Gothic"/>
+          <w:b w:val="0"/>
+          <w:i w:val="0"/>
           <w:color w:val="000000"/>
           <w:sz w:val="18"/>
         </w:rPr>
@@ -9651,8 +11150,9 @@
       </w:pPr>
       <w:r>
         <w:rPr>
-          <w:rFonts w:ascii="Arial" w:hAnsi="Arial"/>
+          <w:rFonts w:ascii="Century Gothic" w:hAnsi="Century Gothic" w:cs="Century Gothic" w:eastAsia="Century Gothic"/>
           <w:b/>
+          <w:i w:val="0"/>
           <w:color w:val="000000"/>
           <w:sz w:val="18"/>
         </w:rPr>
@@ -9660,7 +11160,9 @@
       </w:r>
       <w:r>
         <w:rPr>
-          <w:rFonts w:ascii="Arial" w:hAnsi="Arial"/>
+          <w:rFonts w:ascii="Century Gothic" w:hAnsi="Century Gothic" w:cs="Century Gothic" w:eastAsia="Century Gothic"/>
+          <w:b w:val="0"/>
+          <w:i w:val="0"/>
           <w:color w:val="000000"/>
           <w:sz w:val="18"/>
         </w:rPr>
@@ -9673,8 +11175,9 @@
       </w:pPr>
       <w:r>
         <w:rPr>
-          <w:rFonts w:ascii="Arial" w:hAnsi="Arial"/>
+          <w:rFonts w:ascii="Century Gothic" w:hAnsi="Century Gothic" w:cs="Century Gothic" w:eastAsia="Century Gothic"/>
           <w:b/>
+          <w:i w:val="0"/>
           <w:color w:val="000000"/>
           <w:sz w:val="18"/>
         </w:rPr>
@@ -9682,7 +11185,9 @@
       </w:r>
       <w:r>
         <w:rPr>
-          <w:rFonts w:ascii="Arial" w:hAnsi="Arial"/>
+          <w:rFonts w:ascii="Century Gothic" w:hAnsi="Century Gothic" w:cs="Century Gothic" w:eastAsia="Century Gothic"/>
+          <w:b w:val="0"/>
+          <w:i w:val="0"/>
           <w:color w:val="000000"/>
           <w:sz w:val="18"/>
         </w:rPr>
@@ -9696,7 +11201,7 @@
       </w:pPr>
       <w:r>
         <w:rPr>
-          <w:rFonts w:ascii="Arial" w:hAnsi="Arial"/>
+          <w:rFonts w:ascii="Century Gothic" w:hAnsi="Century Gothic" w:cs="Century Gothic" w:eastAsia="Century Gothic"/>
           <w:b/>
           <w:i w:val="0"/>
           <w:color w:val="26345B"/>
@@ -9712,7 +11217,7 @@
       </w:pPr>
       <w:r>
         <w:rPr>
-          <w:rFonts w:ascii="Arial" w:hAnsi="Arial"/>
+          <w:rFonts w:ascii="Century Gothic" w:hAnsi="Century Gothic" w:cs="Century Gothic" w:eastAsia="Century Gothic"/>
           <w:b w:val="0"/>
           <w:i w:val="0"/>
           <w:color w:val="000000"/>
@@ -9728,7 +11233,7 @@
       </w:pPr>
       <w:r>
         <w:rPr>
-          <w:rFonts w:ascii="Arial" w:hAnsi="Arial"/>
+          <w:rFonts w:ascii="Century Gothic" w:hAnsi="Century Gothic" w:cs="Century Gothic" w:eastAsia="Century Gothic"/>
           <w:b/>
           <w:i w:val="0"/>
           <w:color w:val="26345B"/>
@@ -9744,7 +11249,9 @@
       </w:pPr>
       <w:r>
         <w:rPr>
-          <w:rFonts w:ascii="Arial" w:hAnsi="Arial"/>
+          <w:rFonts w:ascii="Century Gothic" w:hAnsi="Century Gothic" w:cs="Century Gothic" w:eastAsia="Century Gothic"/>
+          <w:b w:val="0"/>
+          <w:i w:val="0"/>
           <w:color w:val="000000"/>
           <w:sz w:val="18"/>
         </w:rPr>
@@ -9752,8 +11259,9 @@
       </w:r>
       <w:r>
         <w:rPr>
-          <w:rFonts w:ascii="Arial" w:hAnsi="Arial"/>
+          <w:rFonts w:ascii="Century Gothic" w:hAnsi="Century Gothic" w:cs="Century Gothic" w:eastAsia="Century Gothic"/>
           <w:b/>
+          <w:i w:val="0"/>
           <w:color w:val="000000"/>
           <w:sz w:val="18"/>
         </w:rPr>
@@ -9761,7 +11269,9 @@
       </w:r>
       <w:r>
         <w:rPr>
-          <w:rFonts w:ascii="Arial" w:hAnsi="Arial"/>
+          <w:rFonts w:ascii="Century Gothic" w:hAnsi="Century Gothic" w:cs="Century Gothic" w:eastAsia="Century Gothic"/>
+          <w:b w:val="0"/>
+          <w:i w:val="0"/>
           <w:color w:val="000000"/>
           <w:sz w:val="18"/>
         </w:rPr>
@@ -9775,7 +11285,9 @@
       </w:pPr>
       <w:r>
         <w:rPr>
-          <w:rFonts w:ascii="Arial" w:hAnsi="Arial"/>
+          <w:rFonts w:ascii="Century Gothic" w:hAnsi="Century Gothic" w:cs="Century Gothic" w:eastAsia="Century Gothic"/>
+          <w:b w:val="0"/>
+          <w:i w:val="0"/>
           <w:color w:val="000000"/>
           <w:sz w:val="18"/>
         </w:rPr>
@@ -9783,8 +11295,9 @@
       </w:r>
       <w:r>
         <w:rPr>
-          <w:rFonts w:ascii="Arial" w:hAnsi="Arial"/>
+          <w:rFonts w:ascii="Century Gothic" w:hAnsi="Century Gothic" w:cs="Century Gothic" w:eastAsia="Century Gothic"/>
           <w:b/>
+          <w:i w:val="0"/>
           <w:color w:val="000000"/>
           <w:sz w:val="18"/>
         </w:rPr>
@@ -9792,7 +11305,9 @@
       </w:r>
       <w:r>
         <w:rPr>
-          <w:rFonts w:ascii="Arial" w:hAnsi="Arial"/>
+          <w:rFonts w:ascii="Century Gothic" w:hAnsi="Century Gothic" w:cs="Century Gothic" w:eastAsia="Century Gothic"/>
+          <w:b w:val="0"/>
+          <w:i w:val="0"/>
           <w:color w:val="000000"/>
           <w:sz w:val="18"/>
         </w:rPr>
@@ -9806,7 +11321,9 @@
       </w:pPr>
       <w:r>
         <w:rPr>
-          <w:rFonts w:ascii="Arial" w:hAnsi="Arial"/>
+          <w:rFonts w:ascii="Century Gothic" w:hAnsi="Century Gothic" w:cs="Century Gothic" w:eastAsia="Century Gothic"/>
+          <w:b w:val="0"/>
+          <w:i w:val="0"/>
           <w:color w:val="000000"/>
           <w:sz w:val="18"/>
         </w:rPr>
@@ -9814,8 +11331,9 @@
       </w:r>
       <w:r>
         <w:rPr>
-          <w:rFonts w:ascii="Arial" w:hAnsi="Arial"/>
+          <w:rFonts w:ascii="Century Gothic" w:hAnsi="Century Gothic" w:cs="Century Gothic" w:eastAsia="Century Gothic"/>
           <w:b/>
+          <w:i w:val="0"/>
           <w:color w:val="000000"/>
           <w:sz w:val="18"/>
         </w:rPr>
@@ -9823,7 +11341,9 @@
       </w:r>
       <w:r>
         <w:rPr>
-          <w:rFonts w:ascii="Arial" w:hAnsi="Arial"/>
+          <w:rFonts w:ascii="Century Gothic" w:hAnsi="Century Gothic" w:cs="Century Gothic" w:eastAsia="Century Gothic"/>
+          <w:b w:val="0"/>
+          <w:i w:val="0"/>
           <w:color w:val="000000"/>
           <w:sz w:val="18"/>
         </w:rPr>
@@ -9837,7 +11357,9 @@
       </w:pPr>
       <w:r>
         <w:rPr>
-          <w:rFonts w:ascii="Arial" w:hAnsi="Arial"/>
+          <w:rFonts w:ascii="Century Gothic" w:hAnsi="Century Gothic" w:cs="Century Gothic" w:eastAsia="Century Gothic"/>
+          <w:b w:val="0"/>
+          <w:i w:val="0"/>
           <w:color w:val="000000"/>
           <w:sz w:val="18"/>
         </w:rPr>
@@ -9845,8 +11367,9 @@
       </w:r>
       <w:r>
         <w:rPr>
-          <w:rFonts w:ascii="Arial" w:hAnsi="Arial"/>
+          <w:rFonts w:ascii="Century Gothic" w:hAnsi="Century Gothic" w:cs="Century Gothic" w:eastAsia="Century Gothic"/>
           <w:b/>
+          <w:i w:val="0"/>
           <w:color w:val="000000"/>
           <w:sz w:val="18"/>
         </w:rPr>
@@ -9854,7 +11377,9 @@
       </w:r>
       <w:r>
         <w:rPr>
-          <w:rFonts w:ascii="Arial" w:hAnsi="Arial"/>
+          <w:rFonts w:ascii="Century Gothic" w:hAnsi="Century Gothic" w:cs="Century Gothic" w:eastAsia="Century Gothic"/>
+          <w:b w:val="0"/>
+          <w:i w:val="0"/>
           <w:color w:val="000000"/>
           <w:sz w:val="18"/>
         </w:rPr>
@@ -9868,7 +11393,9 @@
       </w:pPr>
       <w:r>
         <w:rPr>
-          <w:rFonts w:ascii="Arial" w:hAnsi="Arial"/>
+          <w:rFonts w:ascii="Century Gothic" w:hAnsi="Century Gothic" w:cs="Century Gothic" w:eastAsia="Century Gothic"/>
+          <w:b w:val="0"/>
+          <w:i w:val="0"/>
           <w:color w:val="000000"/>
           <w:sz w:val="18"/>
         </w:rPr>
@@ -9876,8 +11403,9 @@
       </w:r>
       <w:r>
         <w:rPr>
-          <w:rFonts w:ascii="Arial" w:hAnsi="Arial"/>
+          <w:rFonts w:ascii="Century Gothic" w:hAnsi="Century Gothic" w:cs="Century Gothic" w:eastAsia="Century Gothic"/>
           <w:b/>
+          <w:i w:val="0"/>
           <w:color w:val="000000"/>
           <w:sz w:val="18"/>
         </w:rPr>
@@ -9885,7 +11413,9 @@
       </w:r>
       <w:r>
         <w:rPr>
-          <w:rFonts w:ascii="Arial" w:hAnsi="Arial"/>
+          <w:rFonts w:ascii="Century Gothic" w:hAnsi="Century Gothic" w:cs="Century Gothic" w:eastAsia="Century Gothic"/>
+          <w:b w:val="0"/>
+          <w:i w:val="0"/>
           <w:color w:val="000000"/>
           <w:sz w:val="18"/>
         </w:rPr>
@@ -9899,7 +11429,9 @@
       </w:pPr>
       <w:r>
         <w:rPr>
-          <w:rFonts w:ascii="Arial" w:hAnsi="Arial"/>
+          <w:rFonts w:ascii="Century Gothic" w:hAnsi="Century Gothic" w:cs="Century Gothic" w:eastAsia="Century Gothic"/>
+          <w:b w:val="0"/>
+          <w:i w:val="0"/>
           <w:color w:val="000000"/>
           <w:sz w:val="18"/>
         </w:rPr>
@@ -9907,8 +11439,9 @@
       </w:r>
       <w:r>
         <w:rPr>
-          <w:rFonts w:ascii="Arial" w:hAnsi="Arial"/>
+          <w:rFonts w:ascii="Century Gothic" w:hAnsi="Century Gothic" w:cs="Century Gothic" w:eastAsia="Century Gothic"/>
           <w:b/>
+          <w:i w:val="0"/>
           <w:color w:val="000000"/>
           <w:sz w:val="18"/>
         </w:rPr>
@@ -9916,7 +11449,9 @@
       </w:r>
       <w:r>
         <w:rPr>
-          <w:rFonts w:ascii="Arial" w:hAnsi="Arial"/>
+          <w:rFonts w:ascii="Century Gothic" w:hAnsi="Century Gothic" w:cs="Century Gothic" w:eastAsia="Century Gothic"/>
+          <w:b w:val="0"/>
+          <w:i w:val="0"/>
           <w:color w:val="000000"/>
           <w:sz w:val="18"/>
         </w:rPr>
@@ -9930,7 +11465,9 @@
       </w:pPr>
       <w:r>
         <w:rPr>
-          <w:rFonts w:ascii="Arial" w:hAnsi="Arial"/>
+          <w:rFonts w:ascii="Century Gothic" w:hAnsi="Century Gothic" w:cs="Century Gothic" w:eastAsia="Century Gothic"/>
+          <w:b w:val="0"/>
+          <w:i w:val="0"/>
           <w:color w:val="000000"/>
           <w:sz w:val="18"/>
         </w:rPr>
@@ -9938,8 +11475,9 @@
       </w:r>
       <w:r>
         <w:rPr>
-          <w:rFonts w:ascii="Arial" w:hAnsi="Arial"/>
+          <w:rFonts w:ascii="Century Gothic" w:hAnsi="Century Gothic" w:cs="Century Gothic" w:eastAsia="Century Gothic"/>
           <w:b/>
+          <w:i w:val="0"/>
           <w:color w:val="000000"/>
           <w:sz w:val="18"/>
         </w:rPr>
@@ -9947,7 +11485,9 @@
       </w:r>
       <w:r>
         <w:rPr>
-          <w:rFonts w:ascii="Arial" w:hAnsi="Arial"/>
+          <w:rFonts w:ascii="Century Gothic" w:hAnsi="Century Gothic" w:cs="Century Gothic" w:eastAsia="Century Gothic"/>
+          <w:b w:val="0"/>
+          <w:i w:val="0"/>
           <w:color w:val="000000"/>
           <w:sz w:val="18"/>
         </w:rPr>
@@ -9961,7 +11501,9 @@
       </w:pPr>
       <w:r>
         <w:rPr>
-          <w:rFonts w:ascii="Arial" w:hAnsi="Arial"/>
+          <w:rFonts w:ascii="Century Gothic" w:hAnsi="Century Gothic" w:cs="Century Gothic" w:eastAsia="Century Gothic"/>
+          <w:b w:val="0"/>
+          <w:i w:val="0"/>
           <w:color w:val="000000"/>
           <w:sz w:val="18"/>
         </w:rPr>
@@ -9969,8 +11511,9 @@
       </w:r>
       <w:r>
         <w:rPr>
-          <w:rFonts w:ascii="Arial" w:hAnsi="Arial"/>
+          <w:rFonts w:ascii="Century Gothic" w:hAnsi="Century Gothic" w:cs="Century Gothic" w:eastAsia="Century Gothic"/>
           <w:b/>
+          <w:i w:val="0"/>
           <w:color w:val="000000"/>
           <w:sz w:val="18"/>
         </w:rPr>
@@ -9978,7 +11521,9 @@
       </w:r>
       <w:r>
         <w:rPr>
-          <w:rFonts w:ascii="Arial" w:hAnsi="Arial"/>
+          <w:rFonts w:ascii="Century Gothic" w:hAnsi="Century Gothic" w:cs="Century Gothic" w:eastAsia="Century Gothic"/>
+          <w:b w:val="0"/>
+          <w:i w:val="0"/>
           <w:color w:val="000000"/>
           <w:sz w:val="18"/>
         </w:rPr>
@@ -9992,7 +11537,7 @@
       </w:pPr>
       <w:r>
         <w:rPr>
-          <w:rFonts w:ascii="Arial" w:hAnsi="Arial"/>
+          <w:rFonts w:ascii="Century Gothic" w:hAnsi="Century Gothic" w:cs="Century Gothic" w:eastAsia="Century Gothic"/>
           <w:b/>
           <w:i w:val="0"/>
           <w:color w:val="26345B"/>
@@ -10008,7 +11553,9 @@
       </w:pPr>
       <w:r>
         <w:rPr>
-          <w:rFonts w:ascii="Arial" w:hAnsi="Arial"/>
+          <w:rFonts w:ascii="Century Gothic" w:hAnsi="Century Gothic" w:cs="Century Gothic" w:eastAsia="Century Gothic"/>
+          <w:b w:val="0"/>
+          <w:i w:val="0"/>
           <w:color w:val="000000"/>
           <w:sz w:val="18"/>
         </w:rPr>
@@ -10016,7 +11563,9 @@
       </w:r>
       <w:r>
         <w:rPr>
-          <w:rFonts w:ascii="Arial" w:hAnsi="Arial"/>
+          <w:rFonts w:ascii="Century Gothic" w:hAnsi="Century Gothic" w:cs="Century Gothic" w:eastAsia="Century Gothic"/>
+          <w:b w:val="0"/>
+          <w:i w:val="0"/>
           <w:color w:val="000000"/>
           <w:sz w:val="18"/>
         </w:rPr>
@@ -10030,7 +11579,9 @@
       </w:pPr>
       <w:r>
         <w:rPr>
-          <w:rFonts w:ascii="Arial" w:hAnsi="Arial"/>
+          <w:rFonts w:ascii="Century Gothic" w:hAnsi="Century Gothic" w:cs="Century Gothic" w:eastAsia="Century Gothic"/>
+          <w:b w:val="0"/>
+          <w:i w:val="0"/>
           <w:color w:val="000000"/>
           <w:sz w:val="18"/>
         </w:rPr>
@@ -10038,7 +11589,9 @@
       </w:r>
       <w:r>
         <w:rPr>
-          <w:rFonts w:ascii="Arial" w:hAnsi="Arial"/>
+          <w:rFonts w:ascii="Century Gothic" w:hAnsi="Century Gothic" w:cs="Century Gothic" w:eastAsia="Century Gothic"/>
+          <w:b w:val="0"/>
+          <w:i w:val="0"/>
           <w:color w:val="000000"/>
           <w:sz w:val="18"/>
         </w:rPr>
@@ -10052,7 +11605,9 @@
       </w:pPr>
       <w:r>
         <w:rPr>
-          <w:rFonts w:ascii="Arial" w:hAnsi="Arial"/>
+          <w:rFonts w:ascii="Century Gothic" w:hAnsi="Century Gothic" w:cs="Century Gothic" w:eastAsia="Century Gothic"/>
+          <w:b w:val="0"/>
+          <w:i w:val="0"/>
           <w:color w:val="000000"/>
           <w:sz w:val="18"/>
         </w:rPr>
@@ -10060,7 +11615,9 @@
       </w:r>
       <w:r>
         <w:rPr>
-          <w:rFonts w:ascii="Arial" w:hAnsi="Arial"/>
+          <w:rFonts w:ascii="Century Gothic" w:hAnsi="Century Gothic" w:cs="Century Gothic" w:eastAsia="Century Gothic"/>
+          <w:b w:val="0"/>
+          <w:i w:val="0"/>
           <w:color w:val="000000"/>
           <w:sz w:val="18"/>
         </w:rPr>
@@ -10074,7 +11631,9 @@
       </w:pPr>
       <w:r>
         <w:rPr>
-          <w:rFonts w:ascii="Arial" w:hAnsi="Arial"/>
+          <w:rFonts w:ascii="Century Gothic" w:hAnsi="Century Gothic" w:cs="Century Gothic" w:eastAsia="Century Gothic"/>
+          <w:b w:val="0"/>
+          <w:i w:val="0"/>
           <w:color w:val="000000"/>
           <w:sz w:val="18"/>
         </w:rPr>
@@ -10082,7 +11641,9 @@
       </w:r>
       <w:r>
         <w:rPr>
-          <w:rFonts w:ascii="Arial" w:hAnsi="Arial"/>
+          <w:rFonts w:ascii="Century Gothic" w:hAnsi="Century Gothic" w:cs="Century Gothic" w:eastAsia="Century Gothic"/>
+          <w:b w:val="0"/>
+          <w:i w:val="0"/>
           <w:color w:val="000000"/>
           <w:sz w:val="18"/>
         </w:rPr>
@@ -10096,7 +11657,9 @@
       </w:pPr>
       <w:r>
         <w:rPr>
-          <w:rFonts w:ascii="Arial" w:hAnsi="Arial"/>
+          <w:rFonts w:ascii="Century Gothic" w:hAnsi="Century Gothic" w:cs="Century Gothic" w:eastAsia="Century Gothic"/>
+          <w:b w:val="0"/>
+          <w:i w:val="0"/>
           <w:color w:val="000000"/>
           <w:sz w:val="18"/>
         </w:rPr>
@@ -10104,7 +11667,9 @@
       </w:r>
       <w:r>
         <w:rPr>
-          <w:rFonts w:ascii="Arial" w:hAnsi="Arial"/>
+          <w:rFonts w:ascii="Century Gothic" w:hAnsi="Century Gothic" w:cs="Century Gothic" w:eastAsia="Century Gothic"/>
+          <w:b w:val="0"/>
+          <w:i w:val="0"/>
           <w:color w:val="000000"/>
           <w:sz w:val="18"/>
         </w:rPr>
@@ -10118,7 +11683,7 @@
       </w:pPr>
       <w:r>
         <w:rPr>
-          <w:rFonts w:ascii="Arial" w:hAnsi="Arial"/>
+          <w:rFonts w:ascii="Century Gothic" w:hAnsi="Century Gothic" w:cs="Century Gothic" w:eastAsia="Century Gothic"/>
           <w:b/>
           <w:i w:val="0"/>
           <w:color w:val="26345B"/>
@@ -10134,7 +11699,9 @@
       </w:pPr>
       <w:r>
         <w:rPr>
-          <w:rFonts w:ascii="Arial" w:hAnsi="Arial"/>
+          <w:rFonts w:ascii="Century Gothic" w:hAnsi="Century Gothic" w:cs="Century Gothic" w:eastAsia="Century Gothic"/>
+          <w:b w:val="0"/>
+          <w:i w:val="0"/>
           <w:color w:val="000000"/>
           <w:sz w:val="18"/>
         </w:rPr>
@@ -10142,7 +11709,9 @@
       </w:r>
       <w:r>
         <w:rPr>
-          <w:rFonts w:ascii="Arial" w:hAnsi="Arial"/>
+          <w:rFonts w:ascii="Century Gothic" w:hAnsi="Century Gothic" w:cs="Century Gothic" w:eastAsia="Century Gothic"/>
+          <w:b w:val="0"/>
+          <w:i w:val="0"/>
           <w:color w:val="000000"/>
           <w:sz w:val="18"/>
         </w:rPr>
@@ -10156,7 +11725,9 @@
       </w:pPr>
       <w:r>
         <w:rPr>
-          <w:rFonts w:ascii="Arial" w:hAnsi="Arial"/>
+          <w:rFonts w:ascii="Century Gothic" w:hAnsi="Century Gothic" w:cs="Century Gothic" w:eastAsia="Century Gothic"/>
+          <w:b w:val="0"/>
+          <w:i w:val="0"/>
           <w:color w:val="000000"/>
           <w:sz w:val="18"/>
         </w:rPr>
@@ -10164,7 +11735,9 @@
       </w:r>
       <w:r>
         <w:rPr>
-          <w:rFonts w:ascii="Arial" w:hAnsi="Arial"/>
+          <w:rFonts w:ascii="Century Gothic" w:hAnsi="Century Gothic" w:cs="Century Gothic" w:eastAsia="Century Gothic"/>
+          <w:b w:val="0"/>
+          <w:i w:val="0"/>
           <w:color w:val="000000"/>
           <w:sz w:val="18"/>
         </w:rPr>
@@ -10178,7 +11751,9 @@
       </w:pPr>
       <w:r>
         <w:rPr>
-          <w:rFonts w:ascii="Arial" w:hAnsi="Arial"/>
+          <w:rFonts w:ascii="Century Gothic" w:hAnsi="Century Gothic" w:cs="Century Gothic" w:eastAsia="Century Gothic"/>
+          <w:b w:val="0"/>
+          <w:i w:val="0"/>
           <w:color w:val="000000"/>
           <w:sz w:val="18"/>
         </w:rPr>
@@ -10186,7 +11761,9 @@
       </w:r>
       <w:r>
         <w:rPr>
-          <w:rFonts w:ascii="Arial" w:hAnsi="Arial"/>
+          <w:rFonts w:ascii="Century Gothic" w:hAnsi="Century Gothic" w:cs="Century Gothic" w:eastAsia="Century Gothic"/>
+          <w:b w:val="0"/>
+          <w:i w:val="0"/>
           <w:color w:val="000000"/>
           <w:sz w:val="18"/>
         </w:rPr>
@@ -10200,7 +11777,9 @@
       </w:pPr>
       <w:r>
         <w:rPr>
-          <w:rFonts w:ascii="Arial" w:hAnsi="Arial"/>
+          <w:rFonts w:ascii="Century Gothic" w:hAnsi="Century Gothic" w:cs="Century Gothic" w:eastAsia="Century Gothic"/>
+          <w:b w:val="0"/>
+          <w:i w:val="0"/>
           <w:color w:val="000000"/>
           <w:sz w:val="18"/>
         </w:rPr>
@@ -10208,7 +11787,9 @@
       </w:r>
       <w:r>
         <w:rPr>
-          <w:rFonts w:ascii="Arial" w:hAnsi="Arial"/>
+          <w:rFonts w:ascii="Century Gothic" w:hAnsi="Century Gothic" w:cs="Century Gothic" w:eastAsia="Century Gothic"/>
+          <w:b w:val="0"/>
+          <w:i w:val="0"/>
           <w:color w:val="000000"/>
           <w:sz w:val="18"/>
         </w:rPr>
@@ -10222,7 +11803,7 @@
       </w:pPr>
       <w:r>
         <w:rPr>
-          <w:rFonts w:ascii="Arial" w:hAnsi="Arial"/>
+          <w:rFonts w:ascii="Century Gothic" w:hAnsi="Century Gothic" w:cs="Century Gothic" w:eastAsia="Century Gothic"/>
           <w:b/>
           <w:i w:val="0"/>
           <w:color w:val="26345B"/>
@@ -10238,7 +11819,9 @@
       </w:pPr>
       <w:r>
         <w:rPr>
-          <w:rFonts w:ascii="Arial" w:hAnsi="Arial"/>
+          <w:rFonts w:ascii="Century Gothic" w:hAnsi="Century Gothic" w:cs="Century Gothic" w:eastAsia="Century Gothic"/>
+          <w:b w:val="0"/>
+          <w:i w:val="0"/>
           <w:color w:val="000000"/>
           <w:sz w:val="18"/>
         </w:rPr>
@@ -10246,7 +11829,9 @@
       </w:r>
       <w:r>
         <w:rPr>
-          <w:rFonts w:ascii="Arial" w:hAnsi="Arial"/>
+          <w:rFonts w:ascii="Century Gothic" w:hAnsi="Century Gothic" w:cs="Century Gothic" w:eastAsia="Century Gothic"/>
+          <w:b w:val="0"/>
+          <w:i w:val="0"/>
           <w:color w:val="000000"/>
           <w:sz w:val="18"/>
         </w:rPr>
@@ -10260,7 +11845,9 @@
       </w:pPr>
       <w:r>
         <w:rPr>
-          <w:rFonts w:ascii="Arial" w:hAnsi="Arial"/>
+          <w:rFonts w:ascii="Century Gothic" w:hAnsi="Century Gothic" w:cs="Century Gothic" w:eastAsia="Century Gothic"/>
+          <w:b w:val="0"/>
+          <w:i w:val="0"/>
           <w:color w:val="000000"/>
           <w:sz w:val="18"/>
         </w:rPr>
@@ -10268,7 +11855,9 @@
       </w:r>
       <w:r>
         <w:rPr>
-          <w:rFonts w:ascii="Arial" w:hAnsi="Arial"/>
+          <w:rFonts w:ascii="Century Gothic" w:hAnsi="Century Gothic" w:cs="Century Gothic" w:eastAsia="Century Gothic"/>
+          <w:b w:val="0"/>
+          <w:i w:val="0"/>
           <w:color w:val="000000"/>
           <w:sz w:val="18"/>
         </w:rPr>
@@ -10282,7 +11871,9 @@
       </w:pPr>
       <w:r>
         <w:rPr>
-          <w:rFonts w:ascii="Arial" w:hAnsi="Arial"/>
+          <w:rFonts w:ascii="Century Gothic" w:hAnsi="Century Gothic" w:cs="Century Gothic" w:eastAsia="Century Gothic"/>
+          <w:b w:val="0"/>
+          <w:i w:val="0"/>
           <w:color w:val="000000"/>
           <w:sz w:val="18"/>
         </w:rPr>
@@ -10290,7 +11881,9 @@
       </w:r>
       <w:r>
         <w:rPr>
-          <w:rFonts w:ascii="Arial" w:hAnsi="Arial"/>
+          <w:rFonts w:ascii="Century Gothic" w:hAnsi="Century Gothic" w:cs="Century Gothic" w:eastAsia="Century Gothic"/>
+          <w:b w:val="0"/>
+          <w:i w:val="0"/>
           <w:color w:val="000000"/>
           <w:sz w:val="18"/>
         </w:rPr>
@@ -10304,7 +11897,9 @@
       </w:pPr>
       <w:r>
         <w:rPr>
-          <w:rFonts w:ascii="Arial" w:hAnsi="Arial"/>
+          <w:rFonts w:ascii="Century Gothic" w:hAnsi="Century Gothic" w:cs="Century Gothic" w:eastAsia="Century Gothic"/>
+          <w:b w:val="0"/>
+          <w:i w:val="0"/>
           <w:color w:val="000000"/>
           <w:sz w:val="18"/>
         </w:rPr>
@@ -10312,7 +11907,9 @@
       </w:r>
       <w:r>
         <w:rPr>
-          <w:rFonts w:ascii="Arial" w:hAnsi="Arial"/>
+          <w:rFonts w:ascii="Century Gothic" w:hAnsi="Century Gothic" w:cs="Century Gothic" w:eastAsia="Century Gothic"/>
+          <w:b w:val="0"/>
+          <w:i w:val="0"/>
           <w:color w:val="000000"/>
           <w:sz w:val="18"/>
         </w:rPr>
@@ -10326,7 +11923,9 @@
       </w:pPr>
       <w:r>
         <w:rPr>
-          <w:rFonts w:ascii="Arial" w:hAnsi="Arial"/>
+          <w:rFonts w:ascii="Century Gothic" w:hAnsi="Century Gothic" w:cs="Century Gothic" w:eastAsia="Century Gothic"/>
+          <w:b w:val="0"/>
+          <w:i w:val="0"/>
           <w:color w:val="000000"/>
           <w:sz w:val="18"/>
         </w:rPr>
@@ -10334,7 +11933,9 @@
       </w:r>
       <w:r>
         <w:rPr>
-          <w:rFonts w:ascii="Arial" w:hAnsi="Arial"/>
+          <w:rFonts w:ascii="Century Gothic" w:hAnsi="Century Gothic" w:cs="Century Gothic" w:eastAsia="Century Gothic"/>
+          <w:b w:val="0"/>
+          <w:i w:val="0"/>
           <w:color w:val="000000"/>
           <w:sz w:val="18"/>
         </w:rPr>
@@ -10348,7 +11949,7 @@
       </w:pPr>
       <w:r>
         <w:rPr>
-          <w:rFonts w:ascii="Arial" w:hAnsi="Arial"/>
+          <w:rFonts w:ascii="Century Gothic" w:hAnsi="Century Gothic" w:cs="Century Gothic" w:eastAsia="Century Gothic"/>
           <w:b/>
           <w:i w:val="0"/>
           <w:color w:val="26345B"/>
@@ -10364,7 +11965,7 @@
       </w:pPr>
       <w:r>
         <w:rPr>
-          <w:rFonts w:ascii="Arial" w:hAnsi="Arial"/>
+          <w:rFonts w:ascii="Century Gothic" w:hAnsi="Century Gothic" w:cs="Century Gothic" w:eastAsia="Century Gothic"/>
           <w:b w:val="0"/>
           <w:i w:val="0"/>
           <w:color w:val="000000"/>
@@ -10393,7 +11994,9 @@
     </w:pPr>
     <w:r>
       <w:rPr>
-        <w:rFonts w:ascii="Arial" w:hAnsi="Arial"/>
+        <w:rFonts w:ascii="Century Gothic" w:hAnsi="Century Gothic" w:cs="Century Gothic" w:eastAsia="Century Gothic"/>
+        <w:b w:val="0"/>
+        <w:i w:val="0"/>
         <w:color w:val="666666"/>
         <w:sz w:val="16"/>
       </w:rPr>
@@ -10770,7 +12373,7 @@
     <w:qFormat/>
     <w:rsid w:val="00FC693F"/>
     <w:rPr>
-      <w:rFonts w:ascii="Arial" w:hAnsi="Arial"/>
+      <w:rFonts w:ascii="Century Gothic" w:hAnsi="Century Gothic" w:cs="Century Gothic" w:eastAsia="Century Gothic"/>
       <w:color w:val="000000"/>
       <w:sz w:val="18"/>
     </w:rPr>
